--- a/Poster.docx
+++ b/Poster.docx
@@ -3,6 +3,145 @@
 <w:document xmlns:wpc="http://schemas.microsoft.com/office/word/2010/wordprocessingCanvas" xmlns:cx="http://schemas.microsoft.com/office/drawing/2014/chartex" xmlns:cx1="http://schemas.microsoft.com/office/drawing/2015/9/8/chartex" xmlns:cx2="http://schemas.microsoft.com/office/drawing/2015/10/21/chartex" xmlns:cx3="http://schemas.microsoft.com/office/drawing/2016/5/9/chartex" xmlns:cx4="http://schemas.microsoft.com/office/drawing/2016/5/10/chartex" xmlns:cx5="http://schemas.microsoft.com/office/drawing/2016/5/11/chartex" xmlns:cx6="http://schemas.microsoft.com/office/drawing/2016/5/12/chartex" xmlns:cx7="http://schemas.microsoft.com/office/drawing/2016/5/13/chartex" xmlns:cx8="http://schemas.microsoft.com/office/drawing/2016/5/14/chartex" xmlns:mc="http://schemas.openxmlformats.org/markup-compatibility/2006" xmlns:aink="http://schemas.microsoft.com/office/drawing/2016/ink" xmlns:am3d="http://schemas.microsoft.com/office/drawing/2017/model3d" xmlns:o="urn:schemas-microsoft-com:office:office" xmlns:oel="http://schemas.microsoft.com/office/2019/extlst" xmlns:r="http://schemas.openxmlformats.org/officeDocument/2006/relationships" xmlns:m="http://schemas.openxmlformats.org/officeDocument/2006/math" xmlns:v="urn:schemas-microsoft-com:vml" xmlns:wp14="http://schemas.microsoft.com/office/word/2010/wordprocessingDrawing" xmlns:wp="http://schemas.openxmlformats.org/drawingml/2006/wordprocessingDrawing" xmlns:w10="urn:schemas-microsoft-com:office:word" xmlns:w="http://schemas.openxmlformats.org/wordprocessingml/2006/main" xmlns:w14="http://schemas.microsoft.com/office/word/2010/wordml" xmlns:w15="http://schemas.microsoft.com/office/word/2012/wordml" xmlns:w16cex="http://schemas.microsoft.com/office/word/2018/wordml/cex" xmlns:w16cid="http://schemas.microsoft.com/office/word/2016/wordml/cid" xmlns:w16="http://schemas.microsoft.com/office/word/2018/wordml" xmlns:w16du="http://schemas.microsoft.com/office/word/2023/wordml/word16du" xmlns:w16sdtdh="http://schemas.microsoft.com/office/word/2020/wordml/sdtdatahash" xmlns:w16sdtfl="http://schemas.microsoft.com/office/word/2024/wordml/sdtformatlock" xmlns:w16se="http://schemas.microsoft.com/office/word/2015/wordml/symex" xmlns:wpg="http://schemas.microsoft.com/office/word/2010/wordprocessingGroup" xmlns:wpi="http://schemas.microsoft.com/office/word/2010/wordprocessingInk" xmlns:wne="http://schemas.microsoft.com/office/word/2006/wordml" xmlns:wps="http://schemas.microsoft.com/office/word/2010/wordprocessingShape" mc:Ignorable="w14 w15 w16se w16cid w16 w16cex w16sdtdh w16sdtfl w16du wp14">
   <w:body>
     <w:p>
+      <w:pPr>
+        <w:rPr>
+          <w:lang w:val="sk-SK"/>
+        </w:rPr>
+      </w:pPr>
+      <w:r>
+        <w:rPr>
+          <w:noProof/>
+        </w:rPr>
+        <w:drawing>
+          <wp:anchor distT="0" distB="0" distL="114300" distR="114300" simplePos="0" relativeHeight="251672576" behindDoc="0" locked="0" layoutInCell="1" allowOverlap="1" wp14:anchorId="077DC069" wp14:editId="29FEF307">
+            <wp:simplePos x="0" y="0"/>
+            <wp:positionH relativeFrom="column">
+              <wp:posOffset>7323455</wp:posOffset>
+            </wp:positionH>
+            <wp:positionV relativeFrom="paragraph">
+              <wp:posOffset>213360</wp:posOffset>
+            </wp:positionV>
+            <wp:extent cx="2784475" cy="3712845"/>
+            <wp:effectExtent l="0" t="6985" r="8890" b="8890"/>
+            <wp:wrapSquare wrapText="bothSides"/>
+            <wp:docPr id="1310420926" name="Obrázok 31"/>
+            <wp:cNvGraphicFramePr>
+              <a:graphicFrameLocks xmlns:a="http://schemas.openxmlformats.org/drawingml/2006/main" noChangeAspect="1"/>
+            </wp:cNvGraphicFramePr>
+            <a:graphic xmlns:a="http://schemas.openxmlformats.org/drawingml/2006/main">
+              <a:graphicData uri="http://schemas.openxmlformats.org/drawingml/2006/picture">
+                <pic:pic xmlns:pic="http://schemas.openxmlformats.org/drawingml/2006/picture">
+                  <pic:nvPicPr>
+                    <pic:cNvPr id="0" name="Picture 10"/>
+                    <pic:cNvPicPr>
+                      <a:picLocks noChangeAspect="1" noChangeArrowheads="1"/>
+                    </pic:cNvPicPr>
+                  </pic:nvPicPr>
+                  <pic:blipFill>
+                    <a:blip r:embed="rId8" cstate="print">
+                      <a:extLst>
+                        <a:ext uri="{28A0092B-C50C-407E-A947-70E740481C1C}">
+                          <a14:useLocalDpi xmlns:a14="http://schemas.microsoft.com/office/drawing/2010/main" val="0"/>
+                        </a:ext>
+                      </a:extLst>
+                    </a:blip>
+                    <a:srcRect/>
+                    <a:stretch>
+                      <a:fillRect/>
+                    </a:stretch>
+                  </pic:blipFill>
+                  <pic:spPr bwMode="auto">
+                    <a:xfrm rot="16200000">
+                      <a:off x="0" y="0"/>
+                      <a:ext cx="2784475" cy="3712845"/>
+                    </a:xfrm>
+                    <a:prstGeom prst="rect">
+                      <a:avLst/>
+                    </a:prstGeom>
+                    <a:noFill/>
+                    <a:ln>
+                      <a:noFill/>
+                    </a:ln>
+                  </pic:spPr>
+                </pic:pic>
+              </a:graphicData>
+            </a:graphic>
+            <wp14:sizeRelH relativeFrom="page">
+              <wp14:pctWidth>0</wp14:pctWidth>
+            </wp14:sizeRelH>
+            <wp14:sizeRelV relativeFrom="page">
+              <wp14:pctHeight>0</wp14:pctHeight>
+            </wp14:sizeRelV>
+          </wp:anchor>
+        </w:drawing>
+      </w:r>
+      <w:r>
+        <w:rPr>
+          <w:lang w:val="sk-SK"/>
+        </w:rPr>
+        <w:drawing>
+          <wp:anchor distT="0" distB="0" distL="114300" distR="114300" simplePos="0" relativeHeight="251669504" behindDoc="0" locked="0" layoutInCell="1" allowOverlap="1" wp14:anchorId="23E8C972" wp14:editId="47DE801F">
+            <wp:simplePos x="0" y="0"/>
+            <wp:positionH relativeFrom="column">
+              <wp:posOffset>572761</wp:posOffset>
+            </wp:positionH>
+            <wp:positionV relativeFrom="paragraph">
+              <wp:posOffset>133985</wp:posOffset>
+            </wp:positionV>
+            <wp:extent cx="3289935" cy="956945"/>
+            <wp:effectExtent l="0" t="0" r="5715" b="0"/>
+            <wp:wrapSquare wrapText="bothSides"/>
+            <wp:docPr id="725676759" name="Obrázok 1"/>
+            <wp:cNvGraphicFramePr>
+              <a:graphicFrameLocks xmlns:a="http://schemas.openxmlformats.org/drawingml/2006/main" noChangeAspect="1"/>
+            </wp:cNvGraphicFramePr>
+            <a:graphic xmlns:a="http://schemas.openxmlformats.org/drawingml/2006/main">
+              <a:graphicData uri="http://schemas.openxmlformats.org/drawingml/2006/picture">
+                <pic:pic xmlns:pic="http://schemas.openxmlformats.org/drawingml/2006/picture">
+                  <pic:nvPicPr>
+                    <pic:cNvPr id="725676759" name=""/>
+                    <pic:cNvPicPr/>
+                  </pic:nvPicPr>
+                  <pic:blipFill>
+                    <a:blip r:embed="rId9">
+                      <a:extLst>
+                        <a:ext uri="{28A0092B-C50C-407E-A947-70E740481C1C}">
+                          <a14:useLocalDpi xmlns:a14="http://schemas.microsoft.com/office/drawing/2010/main" val="0"/>
+                        </a:ext>
+                      </a:extLst>
+                    </a:blip>
+                    <a:stretch>
+                      <a:fillRect/>
+                    </a:stretch>
+                  </pic:blipFill>
+                  <pic:spPr>
+                    <a:xfrm>
+                      <a:off x="0" y="0"/>
+                      <a:ext cx="3289935" cy="956945"/>
+                    </a:xfrm>
+                    <a:prstGeom prst="rect">
+                      <a:avLst/>
+                    </a:prstGeom>
+                  </pic:spPr>
+                </pic:pic>
+              </a:graphicData>
+            </a:graphic>
+            <wp14:sizeRelH relativeFrom="page">
+              <wp14:pctWidth>0</wp14:pctWidth>
+            </wp14:sizeRelH>
+            <wp14:sizeRelV relativeFrom="page">
+              <wp14:pctHeight>0</wp14:pctHeight>
+            </wp14:sizeRelV>
+          </wp:anchor>
+        </w:drawing>
+      </w:r>
+    </w:p>
+    <w:p>
+      <w:pPr>
+        <w:rPr>
+          <w:lang w:val="sk-SK"/>
+        </w:rPr>
+      </w:pPr>
       <w:r>
         <w:rPr>
           <w:noProof/>
@@ -10,16 +149,16 @@
         <mc:AlternateContent>
           <mc:Choice Requires="wpg">
             <w:drawing>
-              <wp:anchor distT="0" distB="0" distL="114300" distR="114300" simplePos="0" relativeHeight="251659264" behindDoc="0" locked="0" layoutInCell="1" allowOverlap="1" wp14:anchorId="0DB39F85" wp14:editId="059599F6">
+              <wp:anchor distT="0" distB="0" distL="114300" distR="114300" simplePos="0" relativeHeight="251659264" behindDoc="0" locked="0" layoutInCell="1" allowOverlap="1" wp14:anchorId="0DB39F85" wp14:editId="7EA97441">
                 <wp:simplePos x="0" y="0"/>
                 <wp:positionH relativeFrom="margin">
-                  <wp:posOffset>394855</wp:posOffset>
+                  <wp:posOffset>576943</wp:posOffset>
                 </wp:positionH>
                 <wp:positionV relativeFrom="paragraph">
-                  <wp:posOffset>652145</wp:posOffset>
+                  <wp:posOffset>1150166</wp:posOffset>
                 </wp:positionV>
-                <wp:extent cx="9896283" cy="13085445"/>
-                <wp:effectExtent l="0" t="0" r="29210" b="20955"/>
+                <wp:extent cx="9718675" cy="13244195"/>
+                <wp:effectExtent l="0" t="0" r="34925" b="0"/>
                 <wp:wrapNone/>
                 <wp:docPr id="4" name="Group 3">
                   <a:extLst xmlns:a="http://schemas.openxmlformats.org/drawingml/2006/main">
@@ -36,9 +175,9 @@
                       <wpg:grpSpPr>
                         <a:xfrm>
                           <a:off x="0" y="0"/>
-                          <a:ext cx="9896283" cy="13085445"/>
-                          <a:chOff x="-367357" y="951224"/>
-                          <a:chExt cx="9897399" cy="13085622"/>
+                          <a:ext cx="9718675" cy="13244195"/>
+                          <a:chOff x="-190799" y="1452881"/>
+                          <a:chExt cx="9720841" cy="13244376"/>
                         </a:xfrm>
                       </wpg:grpSpPr>
                       <wps:wsp>
@@ -46,8 +185,8 @@
                         <wps:cNvSpPr txBox="1"/>
                         <wps:spPr>
                           <a:xfrm>
-                            <a:off x="0" y="951224"/>
-                            <a:ext cx="4211955" cy="704850"/>
+                            <a:off x="-190799" y="1452881"/>
+                            <a:ext cx="4319950" cy="704860"/>
                           </a:xfrm>
                           <a:prstGeom prst="rect">
                             <a:avLst/>
@@ -63,9 +202,8 @@
                                   <w:color w:val="3D8FA6"/>
                                   <w:spacing w:val="-19"/>
                                   <w:kern w:val="24"/>
-                                  <w:sz w:val="95"/>
-                                  <w:szCs w:val="95"/>
-                                  <w:lang w:val="sk-SK"/>
+                                  <w:sz w:val="100"/>
+                                  <w:szCs w:val="100"/>
                                 </w:rPr>
                               </w:pPr>
                               <w:r>
@@ -74,16 +212,15 @@
                                   <w:color w:val="3D8FA6"/>
                                   <w:spacing w:val="-19"/>
                                   <w:kern w:val="24"/>
-                                  <w:sz w:val="95"/>
-                                  <w:szCs w:val="95"/>
-                                  <w:lang w:val="sk-SK"/>
+                                  <w:sz w:val="100"/>
+                                  <w:szCs w:val="100"/>
                                 </w:rPr>
                                 <w:t>LED Ping-Pong</w:t>
                               </w:r>
                             </w:p>
                           </w:txbxContent>
                         </wps:txbx>
-                        <wps:bodyPr lIns="0" tIns="0" rIns="0" bIns="0" rtlCol="0" anchor="t">
+                        <wps:bodyPr wrap="square" lIns="0" tIns="0" rIns="0" bIns="0" rtlCol="0" anchor="t">
                           <a:spAutoFit/>
                         </wps:bodyPr>
                       </wps:wsp>
@@ -92,7 +229,7 @@
                         <wps:cNvSpPr txBox="1"/>
                         <wps:spPr>
                           <a:xfrm>
-                            <a:off x="2" y="2024672"/>
+                            <a:off x="-58144" y="2771442"/>
                             <a:ext cx="1285959" cy="701049"/>
                           </a:xfrm>
                           <a:prstGeom prst="rect">
@@ -132,7 +269,6 @@
                                   <w:kern w:val="24"/>
                                   <w:sz w:val="15"/>
                                   <w:szCs w:val="15"/>
-                                  <w:lang w:val="sk-SK"/>
                                 </w:rPr>
                               </w:pPr>
                               <w:r>
@@ -143,21 +279,8 @@
                                   <w:sz w:val="15"/>
                                   <w:szCs w:val="15"/>
                                 </w:rPr>
-                                <w:t>Richard Va</w:t>
-                              </w:r>
-                              <w:proofErr w:type="spellStart"/>
-                              <w:r>
-                                <w:rPr>
-                                  <w:rFonts w:ascii="Lato" w:hAnsi="Lato"/>
-                                  <w:color w:val="000000"/>
-                                  <w:kern w:val="24"/>
-                                  <w:sz w:val="15"/>
-                                  <w:szCs w:val="15"/>
-                                  <w:lang w:val="sk-SK"/>
-                                </w:rPr>
-                                <w:t>ško</w:t>
-                              </w:r>
-                              <w:proofErr w:type="spellEnd"/>
+                                <w:t>Richard Vaško</w:t>
+                              </w:r>
                             </w:p>
                             <w:p>
                               <w:pPr>
@@ -168,7 +291,6 @@
                                   <w:kern w:val="24"/>
                                   <w:sz w:val="15"/>
                                   <w:szCs w:val="15"/>
-                                  <w:lang w:val="sk-SK"/>
                                 </w:rPr>
                               </w:pPr>
                               <w:r>
@@ -178,7 +300,6 @@
                                   <w:kern w:val="24"/>
                                   <w:sz w:val="15"/>
                                   <w:szCs w:val="15"/>
-                                  <w:lang w:val="sk-SK"/>
                                 </w:rPr>
                                 <w:t xml:space="preserve">Václav </w:t>
                               </w:r>
@@ -190,7 +311,6 @@
                                   <w:kern w:val="24"/>
                                   <w:sz w:val="15"/>
                                   <w:szCs w:val="15"/>
-                                  <w:lang w:val="sk-SK"/>
                                 </w:rPr>
                                 <w:t>Vojtovič</w:t>
                               </w:r>
@@ -207,7 +327,7 @@
                         <wps:cNvSpPr txBox="1"/>
                         <wps:spPr>
                           <a:xfrm>
-                            <a:off x="-55" y="1844856"/>
+                            <a:off x="-58144" y="2589944"/>
                             <a:ext cx="595636" cy="116022"/>
                           </a:xfrm>
                           <a:prstGeom prst="rect">
@@ -253,8 +373,8 @@
                         <wps:cNvSpPr txBox="1"/>
                         <wps:spPr>
                           <a:xfrm>
-                            <a:off x="2434555" y="2987659"/>
-                            <a:ext cx="3116148" cy="497847"/>
+                            <a:off x="1164895" y="2897349"/>
+                            <a:ext cx="3115661" cy="226736"/>
                           </a:xfrm>
                           <a:prstGeom prst="rect">
                             <a:avLst/>
@@ -273,8 +393,22 @@
                                   <w:szCs w:val="15"/>
                                 </w:rPr>
                               </w:pPr>
-                              <w:proofErr w:type="gramStart"/>
-                              <w:r>
+                              <w:hyperlink r:id="rId10" w:history="1">
+                                <w:r>
+                                  <w:rPr>
+                                    <w:rStyle w:val="Hypertextovprepojenie"/>
+                                    <w:rFonts w:ascii="Lato" w:hAnsi="Lato"/>
+                                    <w:kern w:val="24"/>
+                                    <w:sz w:val="15"/>
+                                    <w:szCs w:val="15"/>
+                                  </w:rPr>
+                                  <w:t>https://github.com/vojtovic/LED-Ping-Pong-DE1-project</w:t>
+                                </w:r>
+                              </w:hyperlink>
+                            </w:p>
+                            <w:p>
+                              <w:pPr>
+                                <w:spacing w:line="208" w:lineRule="exact"/>
                                 <w:rPr>
                                   <w:rFonts w:ascii="Lato" w:hAnsi="Lato"/>
                                   <w:color w:val="000000"/>
@@ -282,24 +416,12 @@
                                   <w:sz w:val="15"/>
                                   <w:szCs w:val="15"/>
                                 </w:rPr>
-                                <w:t>Researches</w:t>
-                              </w:r>
-                              <w:proofErr w:type="gramEnd"/>
-                              <w:r>
-                                <w:rPr>
-                                  <w:rFonts w:ascii="Lato" w:hAnsi="Lato"/>
-                                  <w:color w:val="000000"/>
-                                  <w:kern w:val="24"/>
-                                  <w:sz w:val="15"/>
-                                  <w:szCs w:val="15"/>
-                                </w:rPr>
-                                <w:t xml:space="preserve"> are often under or on behalf of a university, an organization, or academic/research institutions. When available, include their logos with the names.</w:t>
-                              </w:r>
+                              </w:pPr>
                             </w:p>
                           </w:txbxContent>
                         </wps:txbx>
                         <wps:bodyPr wrap="square" lIns="0" tIns="0" rIns="0" bIns="0" rtlCol="0" anchor="t">
-                          <a:spAutoFit/>
+                          <a:noAutofit/>
                         </wps:bodyPr>
                       </wps:wsp>
                       <wps:wsp>
@@ -307,7 +429,7 @@
                         <wps:cNvSpPr txBox="1"/>
                         <wps:spPr>
                           <a:xfrm>
-                            <a:off x="2434470" y="2824620"/>
+                            <a:off x="1164895" y="2657897"/>
                             <a:ext cx="2360882" cy="233680"/>
                           </a:xfrm>
                           <a:prstGeom prst="rect">
@@ -329,6 +451,7 @@
                                   <w:szCs w:val="15"/>
                                 </w:rPr>
                               </w:pPr>
+                              <w:proofErr w:type="spellStart"/>
                               <w:r>
                                 <w:rPr>
                                   <w:rFonts w:ascii="Lato" w:eastAsia="Lato" w:hAnsi="Lato" w:cs="Lato"/>
@@ -339,7 +462,20 @@
                                   <w:sz w:val="15"/>
                                   <w:szCs w:val="15"/>
                                 </w:rPr>
-                                <w:t>Affiliations</w:t>
+                                <w:t>Github</w:t>
+                              </w:r>
+                              <w:proofErr w:type="spellEnd"/>
+                              <w:r>
+                                <w:rPr>
+                                  <w:rFonts w:ascii="Lato" w:eastAsia="Lato" w:hAnsi="Lato" w:cs="Lato"/>
+                                  <w:i/>
+                                  <w:iCs/>
+                                  <w:color w:val="000000"/>
+                                  <w:kern w:val="24"/>
+                                  <w:sz w:val="15"/>
+                                  <w:szCs w:val="15"/>
+                                </w:rPr>
+                                <w:t xml:space="preserve"> link:</w:t>
                               </w:r>
                             </w:p>
                           </w:txbxContent>
@@ -393,23 +529,6 @@
                         <wps:bodyPr/>
                       </wps:wsp>
                       <wps:wsp>
-                        <wps:cNvPr id="10" name="AutoShape 12"/>
-                        <wps:cNvSpPr/>
-                        <wps:spPr>
-                          <a:xfrm>
-                            <a:off x="-367357" y="8502379"/>
-                            <a:ext cx="9511983" cy="3538577"/>
-                          </a:xfrm>
-                          <a:prstGeom prst="rect">
-                            <a:avLst/>
-                          </a:prstGeom>
-                          <a:solidFill>
-                            <a:srgbClr val="EBF2F4"/>
-                          </a:solidFill>
-                        </wps:spPr>
-                        <wps:bodyPr/>
-                      </wps:wsp>
-                      <wps:wsp>
                         <wps:cNvPr id="11" name="AutoShape 13"/>
                         <wps:cNvCnPr/>
                         <wps:spPr>
@@ -436,7 +555,7 @@
                         <wps:cNvCnPr/>
                         <wps:spPr>
                           <a:xfrm>
-                            <a:off x="18059" y="12052870"/>
+                            <a:off x="-55" y="12257902"/>
                             <a:ext cx="9511983" cy="0"/>
                           </a:xfrm>
                           <a:prstGeom prst="line">
@@ -458,8 +577,8 @@
                         <wps:cNvCnPr/>
                         <wps:spPr>
                           <a:xfrm>
-                            <a:off x="3060686" y="5153621"/>
-                            <a:ext cx="0" cy="2634914"/>
+                            <a:off x="3060380" y="5153621"/>
+                            <a:ext cx="0" cy="3352931"/>
                           </a:xfrm>
                           <a:prstGeom prst="line">
                             <a:avLst/>
@@ -501,9 +620,9 @@
                         <wps:cNvPr id="15" name="AutoShape 52"/>
                         <wps:cNvCnPr/>
                         <wps:spPr>
-                          <a:xfrm rot="5400000">
-                            <a:off x="3786227" y="13049023"/>
-                            <a:ext cx="1975646" cy="0"/>
+                          <a:xfrm>
+                            <a:off x="6298291" y="12266687"/>
+                            <a:ext cx="0" cy="2149007"/>
                           </a:xfrm>
                           <a:prstGeom prst="line">
                             <a:avLst/>
@@ -518,113 +637,6 @@
                           </a:ln>
                         </wps:spPr>
                         <wps:bodyPr/>
-                      </wps:wsp>
-                      <wps:wsp>
-                        <wps:cNvPr id="18" name="TextBox 55"/>
-                        <wps:cNvSpPr txBox="1"/>
-                        <wps:spPr>
-                          <a:xfrm>
-                            <a:off x="3175073" y="11253052"/>
-                            <a:ext cx="3228340" cy="234315"/>
-                          </a:xfrm>
-                          <a:prstGeom prst="rect">
-                            <a:avLst/>
-                          </a:prstGeom>
-                        </wps:spPr>
-                        <wps:txbx>
-                          <w:txbxContent>
-                            <w:p>
-                              <w:pPr>
-                                <w:spacing w:line="209" w:lineRule="exact"/>
-                                <w:jc w:val="center"/>
-                                <w:rPr>
-                                  <w:rFonts w:ascii="Lato" w:eastAsia="Lato" w:hAnsi="Lato" w:cs="Lato"/>
-                                  <w:i/>
-                                  <w:iCs/>
-                                  <w:color w:val="000000"/>
-                                  <w:kern w:val="24"/>
-                                  <w:sz w:val="15"/>
-                                  <w:szCs w:val="15"/>
-                                </w:rPr>
-                              </w:pPr>
-                              <w:r>
-                                <w:rPr>
-                                  <w:rFonts w:ascii="Lato" w:eastAsia="Lato" w:hAnsi="Lato" w:cs="Lato"/>
-                                  <w:i/>
-                                  <w:iCs/>
-                                  <w:color w:val="000000"/>
-                                  <w:kern w:val="24"/>
-                                  <w:sz w:val="15"/>
-                                  <w:szCs w:val="15"/>
-                                </w:rPr>
-                                <w:t>Use graphs to show visualization of your data's analysis.</w:t>
-                              </w:r>
-                            </w:p>
-                          </w:txbxContent>
-                        </wps:txbx>
-                        <wps:bodyPr lIns="0" tIns="0" rIns="0" bIns="0" rtlCol="0" anchor="t">
-                          <a:spAutoFit/>
-                        </wps:bodyPr>
-                      </wps:wsp>
-                      <wps:wsp>
-                        <wps:cNvPr id="19" name="TextBox 56"/>
-                        <wps:cNvSpPr txBox="1"/>
-                        <wps:spPr>
-                          <a:xfrm>
-                            <a:off x="6707497" y="11236128"/>
-                            <a:ext cx="2437130" cy="367030"/>
-                          </a:xfrm>
-                          <a:prstGeom prst="rect">
-                            <a:avLst/>
-                          </a:prstGeom>
-                        </wps:spPr>
-                        <wps:txbx>
-                          <w:txbxContent>
-                            <w:p>
-                              <w:pPr>
-                                <w:spacing w:line="209" w:lineRule="exact"/>
-                                <w:jc w:val="center"/>
-                                <w:rPr>
-                                  <w:rFonts w:ascii="Lato" w:eastAsia="Lato" w:hAnsi="Lato" w:cs="Lato"/>
-                                  <w:i/>
-                                  <w:iCs/>
-                                  <w:color w:val="000000"/>
-                                  <w:kern w:val="24"/>
-                                  <w:sz w:val="15"/>
-                                  <w:szCs w:val="15"/>
-                                </w:rPr>
-                              </w:pPr>
-                              <w:r>
-                                <w:rPr>
-                                  <w:rFonts w:ascii="Lato" w:eastAsia="Lato" w:hAnsi="Lato" w:cs="Lato"/>
-                                  <w:i/>
-                                  <w:iCs/>
-                                  <w:color w:val="000000"/>
-                                  <w:kern w:val="24"/>
-                                  <w:sz w:val="15"/>
-                                  <w:szCs w:val="15"/>
-                                </w:rPr>
-                                <w:t>Illustrations are also great aids</w:t>
-                              </w:r>
-                              <w:r>
-                                <w:rPr>
-                                  <w:rFonts w:ascii="Lato" w:eastAsia="Lato" w:hAnsi="Lato" w:cs="Lato"/>
-                                  <w:i/>
-                                  <w:iCs/>
-                                  <w:color w:val="000000"/>
-                                  <w:kern w:val="24"/>
-                                  <w:sz w:val="15"/>
-                                  <w:szCs w:val="15"/>
-                                </w:rPr>
-                                <w:br/>
-                                <w:t>to help your research poster.</w:t>
-                              </w:r>
-                            </w:p>
-                          </w:txbxContent>
-                        </wps:txbx>
-                        <wps:bodyPr lIns="0" tIns="0" rIns="0" bIns="0" rtlCol="0" anchor="t">
-                          <a:spAutoFit/>
-                        </wps:bodyPr>
                       </wps:wsp>
                       <wps:wsp>
                         <wps:cNvPr id="20" name="TextBox 58"/>
@@ -681,27 +693,7 @@
                                   <w:sz w:val="23"/>
                                   <w:szCs w:val="23"/>
                                 </w:rPr>
-                                <w:t xml:space="preserve"> A7-50T development board. A single LED</w:t>
-                              </w:r>
-                              <w:r>
-                                <w:rPr>
-                                  <w:rFonts w:ascii="Lato" w:hAnsi="Lato"/>
-                                  <w:color w:val="373737"/>
-                                  <w:kern w:val="24"/>
-                                  <w:sz w:val="23"/>
-                                  <w:szCs w:val="23"/>
-                                </w:rPr>
-                                <w:t>, which is lit,</w:t>
-                              </w:r>
-                              <w:r>
-                                <w:rPr>
-                                  <w:rFonts w:ascii="Lato" w:hAnsi="Lato"/>
-                                  <w:color w:val="373737"/>
-                                  <w:kern w:val="24"/>
-                                  <w:sz w:val="23"/>
-                                  <w:szCs w:val="23"/>
-                                </w:rPr>
-                                <w:t xml:space="preserve"> represents the ball and moves across a 16-LED array. When the ball reaches the edge, the player must press the corresponding button (left button for the left edge, right button for the right edge).  The ball speed increases after each successful hit. The score is displayed on 7-segment display </w:t>
+                                <w:t xml:space="preserve"> A7-50T development board. A single LED, which is lit, represents the ball and moves across a 16-LED array. When the ball reaches the edge, the player must press the corresponding button (left button for the left edge, right button for the right edge).  The ball speed increases after each successful hit. The score is displayed on 7-segment display </w:t>
                               </w:r>
                               <w:r>
                                 <w:rPr>
@@ -741,27 +733,17 @@
                                   <w:sz w:val="23"/>
                                   <w:szCs w:val="23"/>
                                 </w:rPr>
-                                <w:t xml:space="preserve">. To restart after game over, both buttons must be pressed </w:t>
-                              </w:r>
-                              <w:r>
-                                <w:rPr>
-                                  <w:rFonts w:ascii="Lato" w:hAnsi="Lato"/>
-                                  <w:color w:val="373737"/>
-                                  <w:kern w:val="24"/>
-                                  <w:sz w:val="23"/>
-                                  <w:szCs w:val="23"/>
-                                </w:rPr>
-                                <w:t>as same time</w:t>
-                              </w:r>
-                              <w:r>
-                                <w:rPr>
-                                  <w:rFonts w:ascii="Lato" w:hAnsi="Lato"/>
-                                  <w:color w:val="373737"/>
-                                  <w:kern w:val="24"/>
-                                  <w:sz w:val="23"/>
-                                  <w:szCs w:val="23"/>
-                                </w:rPr>
-                                <w:t>.</w:t>
+                                <w:t xml:space="preserve">. To restart after game over, must be pressed </w:t>
+                              </w:r>
+                              <w:r>
+                                <w:rPr>
+                                  <w:rFonts w:ascii="Lato" w:hAnsi="Lato"/>
+                                  <w:color w:val="373737"/>
+                                  <w:kern w:val="24"/>
+                                  <w:sz w:val="23"/>
+                                  <w:szCs w:val="23"/>
+                                </w:rPr>
+                                <w:t>reset button.</w:t>
                               </w:r>
                             </w:p>
                           </w:txbxContent>
@@ -795,7 +777,6 @@
                                   <w:kern w:val="24"/>
                                   <w:sz w:val="32"/>
                                   <w:szCs w:val="32"/>
-                                  <w:lang w:val="sk-SK"/>
                                 </w:rPr>
                               </w:pPr>
                               <w:r>
@@ -807,25 +788,9 @@
                                   <w:kern w:val="24"/>
                                   <w:sz w:val="32"/>
                                   <w:szCs w:val="32"/>
-                                  <w:lang w:val="sk-SK"/>
-                                </w:rPr>
-                                <w:t xml:space="preserve">Project </w:t>
-                              </w:r>
-                              <w:proofErr w:type="spellStart"/>
-                              <w:r>
-                                <w:rPr>
-                                  <w:rFonts w:ascii="Lato" w:eastAsia="Lato" w:hAnsi="Lato" w:cs="Lato"/>
-                                  <w:i/>
-                                  <w:iCs/>
-                                  <w:color w:val="373737"/>
-                                  <w:kern w:val="24"/>
-                                  <w:sz w:val="32"/>
-                                  <w:szCs w:val="32"/>
-                                  <w:lang w:val="sk-SK"/>
-                                </w:rPr>
-                                <w:t>Summary</w:t>
-                              </w:r>
-                              <w:proofErr w:type="spellEnd"/>
+                                </w:rPr>
+                                <w:t>Project Summary</w:t>
+                              </w:r>
                             </w:p>
                           </w:txbxContent>
                         </wps:txbx>
@@ -838,7 +803,7 @@
                         <wps:cNvSpPr txBox="1"/>
                         <wps:spPr>
                           <a:xfrm>
-                            <a:off x="181871" y="5571776"/>
+                            <a:off x="181871" y="5938927"/>
                             <a:ext cx="2658110" cy="2431507"/>
                           </a:xfrm>
                           <a:prstGeom prst="rect">
@@ -876,57 +841,17 @@
                                   <w:sz w:val="23"/>
                                   <w:szCs w:val="23"/>
                                 </w:rPr>
-                                <w:t xml:space="preserve">button. If player won’t make it in time, lit red LED and game will reset. If player press button in time, lit green LED, </w:t>
-                              </w:r>
-                              <w:r>
-                                <w:rPr>
-                                  <w:rFonts w:ascii="Lato" w:hAnsi="Lato"/>
-                                  <w:color w:val="373737"/>
-                                  <w:kern w:val="24"/>
-                                  <w:sz w:val="23"/>
-                                  <w:szCs w:val="23"/>
-                                </w:rPr>
-                                <w:t>score increase by 1</w:t>
-                              </w:r>
-                              <w:r>
-                                <w:rPr>
-                                  <w:rFonts w:ascii="Lato" w:hAnsi="Lato"/>
-                                  <w:color w:val="373737"/>
-                                  <w:kern w:val="24"/>
-                                  <w:sz w:val="23"/>
-                                  <w:szCs w:val="23"/>
-                                </w:rPr>
-                                <w:t xml:space="preserve"> and speed of ball rise</w:t>
-                              </w:r>
-                              <w:r>
-                                <w:rPr>
-                                  <w:rFonts w:ascii="Lato" w:hAnsi="Lato"/>
-                                  <w:color w:val="373737"/>
-                                  <w:kern w:val="24"/>
-                                  <w:sz w:val="23"/>
-                                  <w:szCs w:val="23"/>
-                                </w:rPr>
-                                <w:t xml:space="preserve">. </w:t>
-                              </w:r>
-                              <w:r>
-                                <w:rPr>
-                                  <w:rFonts w:ascii="Lato" w:hAnsi="Lato"/>
-                                  <w:color w:val="373737"/>
-                                  <w:kern w:val="24"/>
-                                  <w:sz w:val="23"/>
-                                  <w:szCs w:val="23"/>
-                                </w:rPr>
-                                <w:t>This continues until one of the players</w:t>
-                              </w:r>
-                              <w:r>
-                                <w:rPr>
-                                  <w:rFonts w:ascii="Lato" w:hAnsi="Lato"/>
-                                  <w:color w:val="373737"/>
-                                  <w:kern w:val="24"/>
-                                  <w:sz w:val="23"/>
-                                  <w:szCs w:val="23"/>
-                                </w:rPr>
-                                <w:t xml:space="preserve"> miss.</w:t>
+                                <w:t>button. If player won’t make it in time, lit red LED and game will reset. If player press button in time, lit green LED, score increase by 1 and speed of ball rise</w:t>
+                              </w:r>
+                              <w:r>
+                                <w:rPr>
+                                  <w:rFonts w:ascii="Lato" w:hAnsi="Lato"/>
+                                  <w:color w:val="373737"/>
+                                  <w:kern w:val="24"/>
+                                  <w:sz w:val="23"/>
+                                  <w:szCs w:val="23"/>
+                                </w:rPr>
+                                <w:t>. This continues until one of the players miss.</w:t>
                               </w:r>
                               <w:r>
                                 <w:rPr>
@@ -950,7 +875,7 @@
                         <wps:cNvSpPr txBox="1"/>
                         <wps:spPr>
                           <a:xfrm>
-                            <a:off x="181871" y="5218482"/>
+                            <a:off x="120901" y="5412449"/>
                             <a:ext cx="2658110" cy="353296"/>
                           </a:xfrm>
                           <a:prstGeom prst="rect">
@@ -970,10 +895,8 @@
                                   <w:kern w:val="24"/>
                                   <w:sz w:val="32"/>
                                   <w:szCs w:val="32"/>
-                                  <w:lang w:val="sk-SK"/>
                                 </w:rPr>
                               </w:pPr>
-                              <w:proofErr w:type="spellStart"/>
                               <w:r>
                                 <w:rPr>
                                   <w:rFonts w:ascii="Lato" w:eastAsia="Lato" w:hAnsi="Lato" w:cs="Lato"/>
@@ -983,11 +906,9 @@
                                   <w:kern w:val="24"/>
                                   <w:sz w:val="32"/>
                                   <w:szCs w:val="32"/>
-                                  <w:lang w:val="sk-SK"/>
                                 </w:rPr>
                                 <w:t>Rules</w:t>
                               </w:r>
-                              <w:proofErr w:type="spellEnd"/>
                             </w:p>
                           </w:txbxContent>
                         </wps:txbx>
@@ -1000,7 +921,7 @@
                         <wps:cNvSpPr txBox="1"/>
                         <wps:spPr>
                           <a:xfrm>
-                            <a:off x="3175073" y="5652025"/>
+                            <a:off x="3156220" y="5873008"/>
                             <a:ext cx="4036729" cy="2517515"/>
                           </a:xfrm>
                           <a:prstGeom prst="rect">
@@ -1246,7 +1167,7 @@
                                         <w:sz w:val="23"/>
                                         <w:szCs w:val="23"/>
                                       </w:rPr>
-                                      <w:t>system clock (100 MHz)</w:t>
+                                      <w:t>system clock (10 MHz)</w:t>
                                     </w:r>
                                   </w:p>
                                 </w:tc>
@@ -1362,29 +1283,7 @@
                                         <w:sz w:val="23"/>
                                         <w:szCs w:val="23"/>
                                       </w:rPr>
-                                      <w:t>system reset (</w:t>
-                                    </w:r>
-                                    <w:proofErr w:type="spellStart"/>
-                                    <w:r>
-                                      <w:rPr>
-                                        <w:rFonts w:ascii="Lato" w:hAnsi="Lato"/>
-                                        <w:color w:val="373737"/>
-                                        <w:kern w:val="24"/>
-                                        <w:sz w:val="23"/>
-                                        <w:szCs w:val="23"/>
-                                      </w:rPr>
-                                      <w:t>centre</w:t>
-                                    </w:r>
-                                    <w:proofErr w:type="spellEnd"/>
-                                    <w:r>
-                                      <w:rPr>
-                                        <w:rFonts w:ascii="Lato" w:hAnsi="Lato"/>
-                                        <w:color w:val="373737"/>
-                                        <w:kern w:val="24"/>
-                                        <w:sz w:val="23"/>
-                                        <w:szCs w:val="23"/>
-                                      </w:rPr>
-                                      <w:t xml:space="preserve"> button)</w:t>
+                                      <w:t>system reset (centre button)</w:t>
                                     </w:r>
                                   </w:p>
                                 </w:tc>
@@ -2219,7 +2118,7 @@
                         <wps:cNvSpPr txBox="1"/>
                         <wps:spPr>
                           <a:xfrm>
-                            <a:off x="3315913" y="5239265"/>
+                            <a:off x="3239701" y="5346529"/>
                             <a:ext cx="2924810" cy="526479"/>
                           </a:xfrm>
                           <a:prstGeom prst="rect">
@@ -2239,10 +2138,8 @@
                                   <w:kern w:val="24"/>
                                   <w:sz w:val="32"/>
                                   <w:szCs w:val="32"/>
-                                  <w:lang w:val="sk-SK"/>
                                 </w:rPr>
                               </w:pPr>
-                              <w:proofErr w:type="spellStart"/>
                               <w:r>
                                 <w:rPr>
                                   <w:rFonts w:ascii="Lato" w:eastAsia="Lato" w:hAnsi="Lato" w:cs="Lato"/>
@@ -2252,39 +2149,9 @@
                                   <w:kern w:val="24"/>
                                   <w:sz w:val="32"/>
                                   <w:szCs w:val="32"/>
-                                  <w:lang w:val="sk-SK"/>
-                                </w:rPr>
-                                <w:t>Inputs</w:t>
-                              </w:r>
-                              <w:proofErr w:type="spellEnd"/>
-                              <w:r>
-                                <w:rPr>
-                                  <w:rFonts w:ascii="Lato" w:eastAsia="Lato" w:hAnsi="Lato" w:cs="Lato"/>
-                                  <w:i/>
-                                  <w:iCs/>
-                                  <w:color w:val="373737"/>
-                                  <w:kern w:val="24"/>
-                                  <w:sz w:val="32"/>
-                                  <w:szCs w:val="32"/>
-                                  <w:lang w:val="sk-SK"/>
-                                </w:rPr>
-                                <w:t xml:space="preserve"> and </w:t>
-                              </w:r>
-                              <w:proofErr w:type="spellStart"/>
-                              <w:r>
-                                <w:rPr>
-                                  <w:rFonts w:ascii="Lato" w:eastAsia="Lato" w:hAnsi="Lato" w:cs="Lato"/>
-                                  <w:i/>
-                                  <w:iCs/>
-                                  <w:color w:val="373737"/>
-                                  <w:kern w:val="24"/>
-                                  <w:sz w:val="32"/>
-                                  <w:szCs w:val="32"/>
-                                  <w:lang w:val="sk-SK"/>
-                                </w:rPr>
-                                <w:t>outputs</w:t>
-                              </w:r>
-                              <w:proofErr w:type="spellEnd"/>
+                                </w:rPr>
+                                <w:t>Inputs and outputs</w:t>
+                              </w:r>
                             </w:p>
                           </w:txbxContent>
                         </wps:txbx>
@@ -2297,8 +2164,8 @@
                         <wps:cNvSpPr txBox="1"/>
                         <wps:spPr>
                           <a:xfrm>
-                            <a:off x="7281224" y="5656106"/>
-                            <a:ext cx="1810558" cy="1657372"/>
+                            <a:off x="7278488" y="5843265"/>
+                            <a:ext cx="1810589" cy="1879625"/>
                           </a:xfrm>
                           <a:prstGeom prst="rect">
                             <a:avLst/>
@@ -2308,6 +2175,11 @@
                           <w:txbxContent>
                             <w:p>
                               <w:pPr>
+                                <w:pStyle w:val="Odsekzoznamu"/>
+                                <w:numPr>
+                                  <w:ilvl w:val="0"/>
+                                  <w:numId w:val="1"/>
+                                </w:numPr>
                                 <w:spacing w:line="350" w:lineRule="exact"/>
                                 <w:rPr>
                                   <w:rFonts w:ascii="Lato" w:hAnsi="Lato"/>
@@ -2325,7 +2197,196 @@
                                   <w:sz w:val="23"/>
                                   <w:szCs w:val="23"/>
                                 </w:rPr>
-                                <w:t>Results show the outcome of the research and should answer the question or hypothesis stated in the introduction. State what you've found from your study.</w:t>
+                                <w:t>Debounce</w:t>
+                              </w:r>
+                            </w:p>
+                            <w:p>
+                              <w:pPr>
+                                <w:pStyle w:val="Odsekzoznamu"/>
+                                <w:numPr>
+                                  <w:ilvl w:val="0"/>
+                                  <w:numId w:val="1"/>
+                                </w:numPr>
+                                <w:spacing w:line="350" w:lineRule="exact"/>
+                                <w:rPr>
+                                  <w:rFonts w:ascii="Lato" w:hAnsi="Lato"/>
+                                  <w:color w:val="373737"/>
+                                  <w:kern w:val="24"/>
+                                  <w:sz w:val="23"/>
+                                  <w:szCs w:val="23"/>
+                                </w:rPr>
+                              </w:pPr>
+                              <w:r>
+                                <w:rPr>
+                                  <w:rFonts w:ascii="Lato" w:hAnsi="Lato"/>
+                                  <w:color w:val="373737"/>
+                                  <w:kern w:val="24"/>
+                                  <w:sz w:val="23"/>
+                                  <w:szCs w:val="23"/>
+                                </w:rPr>
+                                <w:t>Front counter</w:t>
+                              </w:r>
+                            </w:p>
+                            <w:p>
+                              <w:pPr>
+                                <w:pStyle w:val="Odsekzoznamu"/>
+                                <w:numPr>
+                                  <w:ilvl w:val="0"/>
+                                  <w:numId w:val="1"/>
+                                </w:numPr>
+                                <w:spacing w:line="350" w:lineRule="exact"/>
+                                <w:rPr>
+                                  <w:rFonts w:ascii="Lato" w:hAnsi="Lato"/>
+                                  <w:color w:val="373737"/>
+                                  <w:kern w:val="24"/>
+                                  <w:sz w:val="23"/>
+                                  <w:szCs w:val="23"/>
+                                </w:rPr>
+                              </w:pPr>
+                              <w:r>
+                                <w:rPr>
+                                  <w:rFonts w:ascii="Lato" w:hAnsi="Lato"/>
+                                  <w:color w:val="373737"/>
+                                  <w:kern w:val="24"/>
+                                  <w:sz w:val="23"/>
+                                  <w:szCs w:val="23"/>
+                                </w:rPr>
+                                <w:t>Back counter</w:t>
+                              </w:r>
+                            </w:p>
+                            <w:p>
+                              <w:pPr>
+                                <w:pStyle w:val="Odsekzoznamu"/>
+                                <w:numPr>
+                                  <w:ilvl w:val="0"/>
+                                  <w:numId w:val="1"/>
+                                </w:numPr>
+                                <w:spacing w:line="350" w:lineRule="exact"/>
+                                <w:rPr>
+                                  <w:rFonts w:ascii="Lato" w:hAnsi="Lato"/>
+                                  <w:color w:val="373737"/>
+                                  <w:kern w:val="24"/>
+                                  <w:sz w:val="23"/>
+                                  <w:szCs w:val="23"/>
+                                </w:rPr>
+                              </w:pPr>
+                              <w:r>
+                                <w:rPr>
+                                  <w:rFonts w:ascii="Lato" w:hAnsi="Lato"/>
+                                  <w:color w:val="373737"/>
+                                  <w:kern w:val="24"/>
+                                  <w:sz w:val="23"/>
+                                  <w:szCs w:val="23"/>
+                                </w:rPr>
+                                <w:t>Clock enable</w:t>
+                              </w:r>
+                            </w:p>
+                            <w:p>
+                              <w:pPr>
+                                <w:pStyle w:val="Odsekzoznamu"/>
+                                <w:numPr>
+                                  <w:ilvl w:val="0"/>
+                                  <w:numId w:val="1"/>
+                                </w:numPr>
+                                <w:spacing w:line="350" w:lineRule="exact"/>
+                                <w:rPr>
+                                  <w:rFonts w:ascii="Lato" w:hAnsi="Lato"/>
+                                  <w:color w:val="373737"/>
+                                  <w:kern w:val="24"/>
+                                  <w:sz w:val="23"/>
+                                  <w:szCs w:val="23"/>
+                                </w:rPr>
+                              </w:pPr>
+                              <w:r>
+                                <w:rPr>
+                                  <w:rFonts w:ascii="Lato" w:hAnsi="Lato"/>
+                                  <w:color w:val="373737"/>
+                                  <w:kern w:val="24"/>
+                                  <w:sz w:val="23"/>
+                                  <w:szCs w:val="23"/>
+                                </w:rPr>
+                                <w:t>Bin2led</w:t>
+                              </w:r>
+                            </w:p>
+                            <w:p>
+                              <w:pPr>
+                                <w:pStyle w:val="Odsekzoznamu"/>
+                                <w:numPr>
+                                  <w:ilvl w:val="0"/>
+                                  <w:numId w:val="1"/>
+                                </w:numPr>
+                                <w:spacing w:line="350" w:lineRule="exact"/>
+                                <w:rPr>
+                                  <w:rFonts w:ascii="Lato" w:hAnsi="Lato"/>
+                                  <w:color w:val="373737"/>
+                                  <w:kern w:val="24"/>
+                                  <w:sz w:val="23"/>
+                                  <w:szCs w:val="23"/>
+                                </w:rPr>
+                              </w:pPr>
+                              <w:r>
+                                <w:rPr>
+                                  <w:rFonts w:ascii="Lato" w:hAnsi="Lato"/>
+                                  <w:color w:val="373737"/>
+                                  <w:kern w:val="24"/>
+                                  <w:sz w:val="23"/>
+                                  <w:szCs w:val="23"/>
+                                </w:rPr>
+                                <w:t xml:space="preserve">Score </w:t>
+                              </w:r>
+                            </w:p>
+                            <w:p>
+                              <w:pPr>
+                                <w:pStyle w:val="Odsekzoznamu"/>
+                                <w:numPr>
+                                  <w:ilvl w:val="0"/>
+                                  <w:numId w:val="1"/>
+                                </w:numPr>
+                                <w:spacing w:line="350" w:lineRule="exact"/>
+                                <w:rPr>
+                                  <w:rFonts w:ascii="Lato" w:hAnsi="Lato"/>
+                                  <w:color w:val="373737"/>
+                                  <w:kern w:val="24"/>
+                                  <w:sz w:val="23"/>
+                                  <w:szCs w:val="23"/>
+                                </w:rPr>
+                              </w:pPr>
+                              <w:r>
+                                <w:rPr>
+                                  <w:rFonts w:ascii="Lato" w:hAnsi="Lato"/>
+                                  <w:color w:val="373737"/>
+                                  <w:kern w:val="24"/>
+                                  <w:sz w:val="23"/>
+                                  <w:szCs w:val="23"/>
+                                </w:rPr>
+                                <w:t>Led</w:t>
+                              </w:r>
+                            </w:p>
+                            <w:p>
+                              <w:pPr>
+                                <w:pStyle w:val="Odsekzoznamu"/>
+                                <w:numPr>
+                                  <w:ilvl w:val="0"/>
+                                  <w:numId w:val="1"/>
+                                </w:numPr>
+                                <w:spacing w:line="350" w:lineRule="exact"/>
+                                <w:rPr>
+                                  <w:rFonts w:ascii="Lato" w:hAnsi="Lato"/>
+                                  <w:color w:val="373737"/>
+                                  <w:kern w:val="24"/>
+                                  <w:sz w:val="23"/>
+                                  <w:szCs w:val="23"/>
+                                </w:rPr>
+                              </w:pPr>
+                              <w:r>
+                                <w:rPr>
+                                  <w:rFonts w:ascii="Lato" w:hAnsi="Lato"/>
+                                  <w:color w:val="373737"/>
+                                  <w:kern w:val="24"/>
+                                  <w:sz w:val="23"/>
+                                  <w:szCs w:val="23"/>
+                                </w:rPr>
+                                <w:t>Display</w:t>
                               </w:r>
                             </w:p>
                           </w:txbxContent>
@@ -2339,7 +2400,7 @@
                         <wps:cNvSpPr txBox="1"/>
                         <wps:spPr>
                           <a:xfrm>
-                            <a:off x="7281214" y="5262134"/>
+                            <a:off x="7281214" y="5338105"/>
                             <a:ext cx="1769309" cy="389890"/>
                           </a:xfrm>
                           <a:prstGeom prst="rect">
@@ -2371,7 +2432,7 @@
                                   <w:sz w:val="32"/>
                                   <w:szCs w:val="32"/>
                                 </w:rPr>
-                                <w:t>Results</w:t>
+                                <w:t>Components</w:t>
                               </w:r>
                             </w:p>
                           </w:txbxContent>
@@ -2385,8 +2446,8 @@
                         <wps:cNvSpPr txBox="1"/>
                         <wps:spPr>
                           <a:xfrm>
-                            <a:off x="213013" y="9175892"/>
-                            <a:ext cx="2658110" cy="2324100"/>
+                            <a:off x="212909" y="9175891"/>
+                            <a:ext cx="3375137" cy="2885308"/>
                           </a:xfrm>
                           <a:prstGeom prst="rect">
                             <a:avLst/>
@@ -2413,13 +2474,157 @@
                                   <w:sz w:val="23"/>
                                   <w:szCs w:val="23"/>
                                 </w:rPr>
-                                <w:t>In a regular research paper, the analysis section is one of the longest parts as it builds on the information that supports the objective and thesis. With a research poster, you can trim down the analysis to the most important parts. Use bullets to emphasize points. Include key graphs, tables, graphics, and other images that support the study and show a visual analysis of the data.</w:t>
+                                <w:t xml:space="preserve">Game start when player press one of button. </w:t>
+                              </w:r>
+                              <w:r>
+                                <w:rPr>
+                                  <w:rFonts w:ascii="Lato" w:hAnsi="Lato"/>
+                                  <w:color w:val="373737"/>
+                                  <w:kern w:val="24"/>
+                                  <w:sz w:val="23"/>
+                                  <w:szCs w:val="23"/>
+                                </w:rPr>
+                                <w:t xml:space="preserve">The </w:t>
+                              </w:r>
+                              <w:r>
+                                <w:rPr>
+                                  <w:rFonts w:ascii="Lato" w:hAnsi="Lato"/>
+                                  <w:color w:val="373737"/>
+                                  <w:kern w:val="24"/>
+                                  <w:sz w:val="23"/>
+                                  <w:szCs w:val="23"/>
+                                </w:rPr>
+                                <w:t xml:space="preserve">Debounce </w:t>
+                              </w:r>
+                              <w:r>
+                                <w:rPr>
+                                  <w:rFonts w:ascii="Lato" w:hAnsi="Lato"/>
+                                  <w:color w:val="373737"/>
+                                  <w:kern w:val="24"/>
+                                  <w:sz w:val="23"/>
+                                  <w:szCs w:val="23"/>
+                                </w:rPr>
+                                <w:t xml:space="preserve">component eliminate bounce effect which create when button press. </w:t>
+                              </w:r>
+                              <w:r>
+                                <w:rPr>
+                                  <w:rFonts w:ascii="Lato" w:hAnsi="Lato"/>
+                                  <w:color w:val="373737"/>
+                                  <w:kern w:val="24"/>
+                                  <w:sz w:val="23"/>
+                                  <w:szCs w:val="23"/>
+                                </w:rPr>
+                                <w:t xml:space="preserve">Multiplexer switching between counters and this determines direction of ball. Speed of ball is determined by </w:t>
+                              </w:r>
+                              <w:r>
+                                <w:rPr>
+                                  <w:rFonts w:ascii="Lato" w:hAnsi="Lato"/>
+                                  <w:color w:val="373737"/>
+                                  <w:kern w:val="24"/>
+                                  <w:sz w:val="23"/>
+                                  <w:szCs w:val="23"/>
+                                </w:rPr>
+                                <w:t xml:space="preserve">Speed component which speed up input signal to </w:t>
+                              </w:r>
+                              <w:proofErr w:type="spellStart"/>
+                              <w:r>
+                                <w:rPr>
+                                  <w:rFonts w:ascii="Lato" w:hAnsi="Lato"/>
+                                  <w:color w:val="373737"/>
+                                  <w:kern w:val="24"/>
+                                  <w:sz w:val="23"/>
+                                  <w:szCs w:val="23"/>
+                                </w:rPr>
+                                <w:t>Clk_en</w:t>
+                              </w:r>
+                              <w:proofErr w:type="spellEnd"/>
+                              <w:r>
+                                <w:rPr>
+                                  <w:rFonts w:ascii="Lato" w:hAnsi="Lato"/>
+                                  <w:color w:val="373737"/>
+                                  <w:kern w:val="24"/>
+                                  <w:sz w:val="23"/>
+                                  <w:szCs w:val="23"/>
+                                </w:rPr>
+                                <w:t xml:space="preserve"> component</w:t>
+                              </w:r>
+                              <w:r>
+                                <w:rPr>
+                                  <w:rFonts w:ascii="Lato" w:hAnsi="Lato"/>
+                                  <w:color w:val="373737"/>
+                                  <w:kern w:val="24"/>
+                                  <w:sz w:val="23"/>
+                                  <w:szCs w:val="23"/>
+                                </w:rPr>
+                                <w:t>.</w:t>
+                              </w:r>
+                              <w:r>
+                                <w:rPr>
+                                  <w:rFonts w:ascii="Lato" w:hAnsi="Lato"/>
+                                  <w:color w:val="373737"/>
+                                  <w:kern w:val="24"/>
+                                  <w:sz w:val="23"/>
+                                  <w:szCs w:val="23"/>
+                                </w:rPr>
+                                <w:t xml:space="preserve"> Clock enable slows down clock signal for human reactions. Component Bin2led converting binary number to code which lit one LED. Score is counting by Score module and</w:t>
+                              </w:r>
+                              <w:r>
+                                <w:rPr>
+                                  <w:rFonts w:ascii="Lato" w:hAnsi="Lato"/>
+                                  <w:color w:val="373737"/>
+                                  <w:kern w:val="24"/>
+                                  <w:sz w:val="23"/>
+                                  <w:szCs w:val="23"/>
+                                </w:rPr>
+                                <w:t xml:space="preserve"> through Display component displays on 7-segment. Module</w:t>
+                              </w:r>
+                              <w:r>
+                                <w:rPr>
+                                  <w:rFonts w:ascii="Lato" w:hAnsi="Lato"/>
+                                  <w:color w:val="373737"/>
+                                  <w:kern w:val="24"/>
+                                  <w:sz w:val="23"/>
+                                  <w:szCs w:val="23"/>
+                                </w:rPr>
+                                <w:t xml:space="preserve"> </w:t>
+                              </w:r>
+                              <w:proofErr w:type="spellStart"/>
+                              <w:r>
+                                <w:rPr>
+                                  <w:rFonts w:ascii="Lato" w:hAnsi="Lato"/>
+                                  <w:color w:val="373737"/>
+                                  <w:kern w:val="24"/>
+                                  <w:sz w:val="23"/>
+                                  <w:szCs w:val="23"/>
+                                </w:rPr>
+                                <w:t>Green_LED</w:t>
+                              </w:r>
+                              <w:proofErr w:type="spellEnd"/>
+                              <w:r>
+                                <w:rPr>
+                                  <w:rFonts w:ascii="Lato" w:hAnsi="Lato"/>
+                                  <w:color w:val="373737"/>
+                                  <w:kern w:val="24"/>
+                                  <w:sz w:val="23"/>
+                                  <w:szCs w:val="23"/>
+                                </w:rPr>
+                                <w:t xml:space="preserve"> lit </w:t>
+                              </w:r>
+                              <w:r>
+                                <w:rPr>
+                                  <w:rFonts w:ascii="Lato" w:hAnsi="Lato"/>
+                                  <w:color w:val="373737"/>
+                                  <w:kern w:val="24"/>
+                                  <w:sz w:val="23"/>
+                                  <w:szCs w:val="23"/>
+                                </w:rPr>
+                                <w:t>green LED and hold it on, so that players can register it.</w:t>
                               </w:r>
                             </w:p>
                           </w:txbxContent>
                         </wps:txbx>
                         <wps:bodyPr lIns="0" tIns="0" rIns="0" bIns="0" rtlCol="0" anchor="t">
-                          <a:spAutoFit/>
+                          <a:noAutofit/>
                         </wps:bodyPr>
                       </wps:wsp>
                       <wps:wsp>
@@ -2459,7 +2664,7 @@
                                   <w:sz w:val="32"/>
                                   <w:szCs w:val="32"/>
                                 </w:rPr>
-                                <w:t>Analysis</w:t>
+                                <w:t>Description</w:t>
                               </w:r>
                             </w:p>
                           </w:txbxContent>
@@ -2473,8 +2678,8 @@
                         <wps:cNvSpPr txBox="1"/>
                         <wps:spPr>
                           <a:xfrm>
-                            <a:off x="213013" y="12745260"/>
-                            <a:ext cx="4189095" cy="1212850"/>
+                            <a:off x="18059" y="12744294"/>
+                            <a:ext cx="2632580" cy="1952963"/>
                           </a:xfrm>
                           <a:prstGeom prst="rect">
                             <a:avLst/>
@@ -2501,13 +2706,75 @@
                                   <w:sz w:val="23"/>
                                   <w:szCs w:val="23"/>
                                 </w:rPr>
-                                <w:t>To wrap up your poster, present two to three key findings. You can also add a brief explanation or narrative to these that can encourage conversation or dialogue with the audience. These findings can be actionable items that can lead to implementation, policy creation, or further study.</w:t>
+                                <w:t xml:space="preserve">Architecture in this project </w:t>
+                              </w:r>
+                              <w:r>
+                                <w:rPr>
+                                  <w:rFonts w:ascii="Lato" w:hAnsi="Lato"/>
+                                  <w:color w:val="373737"/>
+                                  <w:kern w:val="24"/>
+                                  <w:sz w:val="23"/>
+                                  <w:szCs w:val="23"/>
+                                </w:rPr>
+                                <w:t>using 445 look-up tables</w:t>
+                              </w:r>
+                              <w:r>
+                                <w:rPr>
+                                  <w:rFonts w:ascii="Lato" w:hAnsi="Lato"/>
+                                  <w:color w:val="373737"/>
+                                  <w:kern w:val="24"/>
+                                  <w:sz w:val="23"/>
+                                  <w:szCs w:val="23"/>
+                                </w:rPr>
+                                <w:t xml:space="preserve">, 129 flip flops, 37 input-output (this is number of used pins on FPGA chip). </w:t>
+                              </w:r>
+                              <w:r>
+                                <w:rPr>
+                                  <w:rFonts w:ascii="Lato" w:hAnsi="Lato"/>
+                                  <w:color w:val="373737"/>
+                                  <w:kern w:val="24"/>
+                                  <w:sz w:val="23"/>
+                                  <w:szCs w:val="23"/>
+                                </w:rPr>
+                                <w:t xml:space="preserve">Total chip consumption for this architecture is 98 </w:t>
+                              </w:r>
+                              <w:proofErr w:type="spellStart"/>
+                              <w:r>
+                                <w:rPr>
+                                  <w:rFonts w:ascii="Lato" w:hAnsi="Lato"/>
+                                  <w:color w:val="373737"/>
+                                  <w:kern w:val="24"/>
+                                  <w:sz w:val="23"/>
+                                  <w:szCs w:val="23"/>
+                                </w:rPr>
+                                <w:t>mW</w:t>
+                              </w:r>
+                              <w:proofErr w:type="spellEnd"/>
+                              <w:r>
+                                <w:rPr>
+                                  <w:rFonts w:ascii="Lato" w:hAnsi="Lato"/>
+                                  <w:color w:val="373737"/>
+                                  <w:kern w:val="24"/>
+                                  <w:sz w:val="23"/>
+                                  <w:szCs w:val="23"/>
+                                </w:rPr>
+                                <w:t>.</w:t>
+                              </w:r>
+                              <w:r>
+                                <w:rPr>
+                                  <w:rFonts w:ascii="Lato" w:hAnsi="Lato"/>
+                                  <w:color w:val="373737"/>
+                                  <w:kern w:val="24"/>
+                                  <w:sz w:val="23"/>
+                                  <w:szCs w:val="23"/>
+                                </w:rPr>
+                                <w:t xml:space="preserve"> </w:t>
                               </w:r>
                             </w:p>
                           </w:txbxContent>
                         </wps:txbx>
                         <wps:bodyPr lIns="0" tIns="0" rIns="0" bIns="0" rtlCol="0" anchor="t">
-                          <a:spAutoFit/>
+                          <a:noAutofit/>
                         </wps:bodyPr>
                       </wps:wsp>
                       <wps:wsp>
@@ -2515,7 +2782,7 @@
                         <wps:cNvSpPr txBox="1"/>
                         <wps:spPr>
                           <a:xfrm>
-                            <a:off x="213013" y="12319291"/>
+                            <a:off x="18059" y="12355379"/>
                             <a:ext cx="4189095" cy="389890"/>
                           </a:xfrm>
                           <a:prstGeom prst="rect">
@@ -2535,8 +2802,10 @@
                                   <w:kern w:val="24"/>
                                   <w:sz w:val="32"/>
                                   <w:szCs w:val="32"/>
+                                  <w:lang w:val="sk-SK"/>
                                 </w:rPr>
                               </w:pPr>
+                              <w:proofErr w:type="spellStart"/>
                               <w:r>
                                 <w:rPr>
                                   <w:rFonts w:ascii="Lato" w:eastAsia="Lato" w:hAnsi="Lato" w:cs="Lato"/>
@@ -2546,8 +2815,23 @@
                                   <w:kern w:val="24"/>
                                   <w:sz w:val="32"/>
                                   <w:szCs w:val="32"/>
-                                </w:rPr>
-                                <w:t>Conclusion</w:t>
+                                  <w:lang w:val="sk-SK"/>
+                                </w:rPr>
+                                <w:t>Space</w:t>
+                              </w:r>
+                              <w:proofErr w:type="spellEnd"/>
+                              <w:r>
+                                <w:rPr>
+                                  <w:rFonts w:ascii="Lato" w:eastAsia="Lato" w:hAnsi="Lato" w:cs="Lato"/>
+                                  <w:i/>
+                                  <w:iCs/>
+                                  <w:color w:val="373737"/>
+                                  <w:kern w:val="24"/>
+                                  <w:sz w:val="32"/>
+                                  <w:szCs w:val="32"/>
+                                  <w:lang w:val="sk-SK"/>
+                                </w:rPr>
+                                <w:t xml:space="preserve"> on FPGA</w:t>
                               </w:r>
                             </w:p>
                           </w:txbxContent>
@@ -2561,8 +2845,8 @@
                         <wps:cNvSpPr txBox="1"/>
                         <wps:spPr>
                           <a:xfrm>
-                            <a:off x="4977553" y="12581710"/>
-                            <a:ext cx="3881120" cy="599440"/>
+                            <a:off x="6632890" y="12548476"/>
+                            <a:ext cx="2145963" cy="599448"/>
                           </a:xfrm>
                           <a:prstGeom prst="rect">
                             <a:avLst/>
@@ -2573,6 +2857,8 @@
                             <w:p>
                               <w:pPr>
                                 <w:spacing w:line="208" w:lineRule="exact"/>
+                              </w:pPr>
+                              <w:r>
                                 <w:rPr>
                                   <w:rFonts w:ascii="Lato" w:hAnsi="Lato"/>
                                   <w:color w:val="000000"/>
@@ -2580,27 +2866,16 @@
                                   <w:sz w:val="15"/>
                                   <w:szCs w:val="15"/>
                                 </w:rPr>
-                              </w:pPr>
-                              <w:r>
-                                <w:rPr>
-                                  <w:rFonts w:ascii="Lato" w:hAnsi="Lato"/>
-                                  <w:color w:val="000000"/>
-                                  <w:kern w:val="24"/>
-                                  <w:sz w:val="15"/>
-                                  <w:szCs w:val="15"/>
-                                </w:rPr>
                                 <w:t xml:space="preserve">Image link: </w:t>
                               </w:r>
-                              <w:hyperlink r:id="rId4" w:history="1">
+                              <w:hyperlink r:id="rId11" w:history="1">
                                 <w:r>
                                   <w:rPr>
                                     <w:rStyle w:val="Hypertextovprepojenie"/>
-                                    <w:rFonts w:ascii="Lato" w:hAnsi="Lato"/>
-                                    <w:kern w:val="24"/>
-                                    <w:sz w:val="15"/>
-                                    <w:szCs w:val="15"/>
+                                    <w:sz w:val="16"/>
+                                    <w:szCs w:val="16"/>
                                   </w:rPr>
-                                  <w:t>https://sweeek.twic.pics/sweeek-images/site-gris/PPT2BAT_01.jpg?twic=v1/resize=1500/quality=70</w:t>
+                                  <w:t>https://www.magnific.com/free-photos-vectors/ping-pong-ball-illustration</w:t>
                                 </w:r>
                               </w:hyperlink>
                             </w:p>
@@ -2628,7 +2903,7 @@
                             </w:p>
                           </w:txbxContent>
                         </wps:txbx>
-                        <wps:bodyPr lIns="0" tIns="0" rIns="0" bIns="0" rtlCol="0" anchor="t">
+                        <wps:bodyPr wrap="square" lIns="0" tIns="0" rIns="0" bIns="0" rtlCol="0" anchor="t">
                           <a:spAutoFit/>
                         </wps:bodyPr>
                       </wps:wsp>
@@ -2637,7 +2912,7 @@
                         <wps:cNvSpPr txBox="1"/>
                         <wps:spPr>
                           <a:xfrm>
-                            <a:off x="4978849" y="12419227"/>
+                            <a:off x="6632891" y="12421090"/>
                             <a:ext cx="2604135" cy="233680"/>
                           </a:xfrm>
                           <a:prstGeom prst="rect">
@@ -2657,10 +2932,8 @@
                                   <w:kern w:val="24"/>
                                   <w:sz w:val="15"/>
                                   <w:szCs w:val="15"/>
-                                  <w:lang w:val="sk-SK"/>
                                 </w:rPr>
                               </w:pPr>
-                              <w:proofErr w:type="spellStart"/>
                               <w:r>
                                 <w:rPr>
                                   <w:rFonts w:ascii="Lato" w:eastAsia="Lato" w:hAnsi="Lato" w:cs="Lato"/>
@@ -2670,11 +2943,9 @@
                                   <w:kern w:val="24"/>
                                   <w:sz w:val="15"/>
                                   <w:szCs w:val="15"/>
-                                  <w:lang w:val="sk-SK"/>
                                 </w:rPr>
                                 <w:t>Sources</w:t>
                               </w:r>
-                              <w:proofErr w:type="spellEnd"/>
                             </w:p>
                           </w:txbxContent>
                         </wps:txbx>
@@ -2690,13 +2961,13 @@
                           </pic:cNvPicPr>
                         </pic:nvPicPr>
                         <pic:blipFill>
-                          <a:blip r:embed="rId5" cstate="print">
+                          <a:blip r:embed="rId12" cstate="print">
                             <a:extLst>
                               <a:ext uri="{28A0092B-C50C-407E-A947-70E740481C1C}">
                                 <a14:useLocalDpi xmlns:a14="http://schemas.microsoft.com/office/drawing/2010/main" val="0"/>
                               </a:ext>
                               <a:ext uri="{96DAC541-7B7A-43D3-8B79-37D633B846F1}">
-                                <asvg:svgBlip xmlns:asvg="http://schemas.microsoft.com/office/drawing/2016/SVG/main" r:embed="rId6"/>
+                                <asvg:svgBlip xmlns:asvg="http://schemas.microsoft.com/office/drawing/2016/SVG/main" r:embed="rId13"/>
                               </a:ext>
                             </a:extLst>
                           </a:blip>
@@ -2707,7 +2978,7 @@
                         </pic:blipFill>
                         <pic:spPr>
                           <a:xfrm>
-                            <a:off x="8451112" y="13792166"/>
+                            <a:off x="6632890" y="12985725"/>
                             <a:ext cx="819049" cy="135143"/>
                           </a:xfrm>
                           <a:prstGeom prst="rect">
@@ -2730,7 +3001,7 @@
                         </wpg:xfrm>
                         <a:graphic>
                           <a:graphicData uri="http://schemas.openxmlformats.org/drawingml/2006/chart">
-                            <c:chart xmlns:c="http://schemas.openxmlformats.org/drawingml/2006/chart" xmlns:r="http://schemas.openxmlformats.org/officeDocument/2006/relationships" r:id="rId7"/>
+                            <c:chart xmlns:c="http://schemas.openxmlformats.org/drawingml/2006/chart" xmlns:r="http://schemas.openxmlformats.org/officeDocument/2006/relationships" r:id="rId14"/>
                           </a:graphicData>
                         </a:graphic>
                       </wpg:graphicFrame>
@@ -2748,12 +3019,12 @@
           </mc:Choice>
           <mc:Fallback>
             <w:pict>
-              <v:group w14:anchorId="0DB39F85" id="Group 3" o:spid="_x0000_s1026" style="position:absolute;margin-left:31.1pt;margin-top:51.35pt;width:779.25pt;height:1030.35pt;z-index:251659264;mso-position-horizontal-relative:margin;mso-width-relative:margin;mso-height-relative:margin" coordorigin="-3673,9512" coordsize="98973,130856" o:gfxdata="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">
+              <v:group w14:anchorId="0DB39F85" id="Group 3" o:spid="_x0000_s1026" style="position:absolute;margin-left:45.45pt;margin-top:90.55pt;width:765.25pt;height:1042.85pt;z-index:251659264;mso-position-horizontal-relative:margin;mso-width-relative:margin;mso-height-relative:margin" coordorigin="-1907,14528" coordsize="97208,132443" o:gfxdata="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">
                 <v:shapetype id="_x0000_t202" coordsize="21600,21600" o:spt="202" path="m,l,21600r21600,l21600,xe">
                   <v:stroke joinstyle="miter"/>
                   <v:path gradientshapeok="t" o:connecttype="rect"/>
                 </v:shapetype>
-                <v:shape id="TextBox 2" o:spid="_x0000_s1027" type="#_x0000_t202" style="position:absolute;top:9512;width:42119;height:7048;visibility:visible;mso-wrap-style:square;v-text-anchor:top" o:gfxdata="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" filled="f" stroked="f">
+                <v:shape id="TextBox 2" o:spid="_x0000_s1027" type="#_x0000_t202" style="position:absolute;left:-1907;top:14528;width:43198;height:7049;visibility:visible;mso-wrap-style:square;v-text-anchor:top" o:gfxdata="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" filled="f" stroked="f">
                   <v:textbox style="mso-fit-shape-to-text:t" inset="0,0,0,0">
                     <w:txbxContent>
                       <w:p>
@@ -2764,9 +3035,8 @@
                             <w:color w:val="3D8FA6"/>
                             <w:spacing w:val="-19"/>
                             <w:kern w:val="24"/>
-                            <w:sz w:val="95"/>
-                            <w:szCs w:val="95"/>
-                            <w:lang w:val="sk-SK"/>
+                            <w:sz w:val="100"/>
+                            <w:szCs w:val="100"/>
                           </w:rPr>
                         </w:pPr>
                         <w:r>
@@ -2775,9 +3045,8 @@
                             <w:color w:val="3D8FA6"/>
                             <w:spacing w:val="-19"/>
                             <w:kern w:val="24"/>
-                            <w:sz w:val="95"/>
-                            <w:szCs w:val="95"/>
-                            <w:lang w:val="sk-SK"/>
+                            <w:sz w:val="100"/>
+                            <w:szCs w:val="100"/>
                           </w:rPr>
                           <w:t>LED Ping-Pong</w:t>
                         </w:r>
@@ -2785,7 +3054,7 @@
                     </w:txbxContent>
                   </v:textbox>
                 </v:shape>
-                <v:shape id="TextBox 5" o:spid="_x0000_s1028" type="#_x0000_t202" style="position:absolute;top:20246;width:12859;height:7011;visibility:visible;mso-wrap-style:square;v-text-anchor:top" o:gfxdata="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" filled="f" stroked="f">
+                <v:shape id="TextBox 5" o:spid="_x0000_s1028" type="#_x0000_t202" style="position:absolute;left:-581;top:27714;width:12859;height:7010;visibility:visible;mso-wrap-style:square;v-text-anchor:top" o:gfxdata="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" filled="f" stroked="f">
                   <v:textbox style="mso-fit-shape-to-text:t" inset="0,0,0,0">
                     <w:txbxContent>
                       <w:p>
@@ -2819,7 +3088,6 @@
                             <w:kern w:val="24"/>
                             <w:sz w:val="15"/>
                             <w:szCs w:val="15"/>
-                            <w:lang w:val="sk-SK"/>
                           </w:rPr>
                         </w:pPr>
                         <w:r>
@@ -2830,21 +3098,8 @@
                             <w:sz w:val="15"/>
                             <w:szCs w:val="15"/>
                           </w:rPr>
-                          <w:t>Richard Va</w:t>
+                          <w:t>Richard Vaško</w:t>
                         </w:r>
-                        <w:proofErr w:type="spellStart"/>
-                        <w:r>
-                          <w:rPr>
-                            <w:rFonts w:ascii="Lato" w:hAnsi="Lato"/>
-                            <w:color w:val="000000"/>
-                            <w:kern w:val="24"/>
-                            <w:sz w:val="15"/>
-                            <w:szCs w:val="15"/>
-                            <w:lang w:val="sk-SK"/>
-                          </w:rPr>
-                          <w:t>ško</w:t>
-                        </w:r>
-                        <w:proofErr w:type="spellEnd"/>
                       </w:p>
                       <w:p>
                         <w:pPr>
@@ -2855,7 +3110,6 @@
                             <w:kern w:val="24"/>
                             <w:sz w:val="15"/>
                             <w:szCs w:val="15"/>
-                            <w:lang w:val="sk-SK"/>
                           </w:rPr>
                         </w:pPr>
                         <w:r>
@@ -2865,7 +3119,6 @@
                             <w:kern w:val="24"/>
                             <w:sz w:val="15"/>
                             <w:szCs w:val="15"/>
-                            <w:lang w:val="sk-SK"/>
                           </w:rPr>
                           <w:t xml:space="preserve">Václav </w:t>
                         </w:r>
@@ -2877,7 +3130,6 @@
                             <w:kern w:val="24"/>
                             <w:sz w:val="15"/>
                             <w:szCs w:val="15"/>
-                            <w:lang w:val="sk-SK"/>
                           </w:rPr>
                           <w:t>Vojtovič</w:t>
                         </w:r>
@@ -2886,7 +3138,7 @@
                     </w:txbxContent>
                   </v:textbox>
                 </v:shape>
-                <v:shape id="TextBox 6" o:spid="_x0000_s1029" type="#_x0000_t202" style="position:absolute;top:18448;width:5955;height:1160;visibility:visible;mso-wrap-style:square;v-text-anchor:top" o:gfxdata="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" filled="f" stroked="f">
+                <v:shape id="TextBox 6" o:spid="_x0000_s1029" type="#_x0000_t202" style="position:absolute;left:-581;top:25899;width:5955;height:1160;visibility:visible;mso-wrap-style:square;v-text-anchor:top" o:gfxdata="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" filled="f" stroked="f">
                   <v:textbox inset="0,0,0,0">
                     <w:txbxContent>
                       <w:p>
@@ -2918,53 +3170,55 @@
                     </w:txbxContent>
                   </v:textbox>
                 </v:shape>
-                <v:shape id="TextBox 8" o:spid="_x0000_s1030" type="#_x0000_t202" style="position:absolute;left:24345;top:29876;width:31162;height:4979;visibility:visible;mso-wrap-style:square;v-text-anchor:top" o:gfxdata="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" filled="f" stroked="f">
+                <v:shape id="TextBox 8" o:spid="_x0000_s1030" type="#_x0000_t202" style="position:absolute;left:11648;top:28973;width:31157;height:2267;visibility:visible;mso-wrap-style:square;v-text-anchor:top" o:gfxdata="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" filled="f" stroked="f">
+                  <v:textbox inset="0,0,0,0">
+                    <w:txbxContent>
+                      <w:p>
+                        <w:pPr>
+                          <w:spacing w:line="208" w:lineRule="exact"/>
+                          <w:rPr>
+                            <w:rFonts w:ascii="Lato" w:hAnsi="Lato"/>
+                            <w:color w:val="000000"/>
+                            <w:kern w:val="24"/>
+                            <w:sz w:val="15"/>
+                            <w:szCs w:val="15"/>
+                          </w:rPr>
+                        </w:pPr>
+                        <w:hyperlink r:id="rId15" w:history="1">
+                          <w:r>
+                            <w:rPr>
+                              <w:rStyle w:val="Hypertextovprepojenie"/>
+                              <w:rFonts w:ascii="Lato" w:hAnsi="Lato"/>
+                              <w:kern w:val="24"/>
+                              <w:sz w:val="15"/>
+                              <w:szCs w:val="15"/>
+                            </w:rPr>
+                            <w:t>https://github.com/vojtovic/LED-Ping-Pong-DE1-project</w:t>
+                          </w:r>
+                        </w:hyperlink>
+                      </w:p>
+                      <w:p>
+                        <w:pPr>
+                          <w:spacing w:line="208" w:lineRule="exact"/>
+                          <w:rPr>
+                            <w:rFonts w:ascii="Lato" w:hAnsi="Lato"/>
+                            <w:color w:val="000000"/>
+                            <w:kern w:val="24"/>
+                            <w:sz w:val="15"/>
+                            <w:szCs w:val="15"/>
+                          </w:rPr>
+                        </w:pPr>
+                      </w:p>
+                    </w:txbxContent>
+                  </v:textbox>
+                </v:shape>
+                <v:shape id="TextBox 9" o:spid="_x0000_s1031" type="#_x0000_t202" style="position:absolute;left:11648;top:26578;width:23609;height:2337;visibility:visible;mso-wrap-style:square;v-text-anchor:top" o:gfxdata="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" filled="f" stroked="f">
                   <v:textbox style="mso-fit-shape-to-text:t" inset="0,0,0,0">
                     <w:txbxContent>
                       <w:p>
                         <w:pPr>
                           <w:spacing w:line="208" w:lineRule="exact"/>
                           <w:rPr>
-                            <w:rFonts w:ascii="Lato" w:hAnsi="Lato"/>
-                            <w:color w:val="000000"/>
-                            <w:kern w:val="24"/>
-                            <w:sz w:val="15"/>
-                            <w:szCs w:val="15"/>
-                          </w:rPr>
-                        </w:pPr>
-                        <w:proofErr w:type="gramStart"/>
-                        <w:r>
-                          <w:rPr>
-                            <w:rFonts w:ascii="Lato" w:hAnsi="Lato"/>
-                            <w:color w:val="000000"/>
-                            <w:kern w:val="24"/>
-                            <w:sz w:val="15"/>
-                            <w:szCs w:val="15"/>
-                          </w:rPr>
-                          <w:t>Researches</w:t>
-                        </w:r>
-                        <w:proofErr w:type="gramEnd"/>
-                        <w:r>
-                          <w:rPr>
-                            <w:rFonts w:ascii="Lato" w:hAnsi="Lato"/>
-                            <w:color w:val="000000"/>
-                            <w:kern w:val="24"/>
-                            <w:sz w:val="15"/>
-                            <w:szCs w:val="15"/>
-                          </w:rPr>
-                          <w:t xml:space="preserve"> are often under or on behalf of a university, an organization, or academic/research institutions. When available, include their logos with the names.</w:t>
-                        </w:r>
-                      </w:p>
-                    </w:txbxContent>
-                  </v:textbox>
-                </v:shape>
-                <v:shape id="TextBox 9" o:spid="_x0000_s1031" type="#_x0000_t202" style="position:absolute;left:24344;top:28246;width:23609;height:2337;visibility:visible;mso-wrap-style:square;v-text-anchor:top" o:gfxdata="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" filled="f" stroked="f">
-                  <v:textbox style="mso-fit-shape-to-text:t" inset="0,0,0,0">
-                    <w:txbxContent>
-                      <w:p>
-                        <w:pPr>
-                          <w:spacing w:line="208" w:lineRule="exact"/>
-                          <w:rPr>
                             <w:rFonts w:ascii="Lato" w:eastAsia="Lato" w:hAnsi="Lato" w:cs="Lato"/>
                             <w:i/>
                             <w:iCs/>
@@ -2974,6 +3228,7 @@
                             <w:szCs w:val="15"/>
                           </w:rPr>
                         </w:pPr>
+                        <w:proofErr w:type="spellStart"/>
                         <w:r>
                           <w:rPr>
                             <w:rFonts w:ascii="Lato" w:eastAsia="Lato" w:hAnsi="Lato" w:cs="Lato"/>
@@ -2984,7 +3239,20 @@
                             <w:sz w:val="15"/>
                             <w:szCs w:val="15"/>
                           </w:rPr>
-                          <w:t>Affiliations</w:t>
+                          <w:t>Github</w:t>
+                        </w:r>
+                        <w:proofErr w:type="spellEnd"/>
+                        <w:r>
+                          <w:rPr>
+                            <w:rFonts w:ascii="Lato" w:eastAsia="Lato" w:hAnsi="Lato" w:cs="Lato"/>
+                            <w:i/>
+                            <w:iCs/>
+                            <w:color w:val="000000"/>
+                            <w:kern w:val="24"/>
+                            <w:sz w:val="15"/>
+                            <w:szCs w:val="15"/>
+                          </w:rPr>
+                          <w:t xml:space="preserve"> link:</w:t>
                         </w:r>
                       </w:p>
                     </w:txbxContent>
@@ -2996,70 +3264,135 @@
                 <v:line id="AutoShape 11" o:spid="_x0000_s1033" style="position:absolute;visibility:visible;mso-wrap-style:square" from="-581,51536" to="94538,51536" o:connectortype="straight" o:gfxdata="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" strokeweight=".25pt">
                   <v:stroke startarrowwidth="narrow" startarrowlength="short" endarrowwidth="narrow" endarrowlength="short"/>
                 </v:line>
-                <v:rect id="AutoShape 12" o:spid="_x0000_s1034" style="position:absolute;left:-3673;top:85023;width:95119;height:35386;visibility:visible;mso-wrap-style:square;v-text-anchor:top" o:gfxdata="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" fillcolor="#ebf2f4" stroked="f"/>
-                <v:line id="AutoShape 13" o:spid="_x0000_s1035" style="position:absolute;visibility:visible;mso-wrap-style:square" from="180,85065" to="95300,85065" o:connectortype="straight" o:gfxdata="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" strokeweight=".25pt">
+                <v:line id="AutoShape 13" o:spid="_x0000_s1034" style="position:absolute;visibility:visible;mso-wrap-style:square" from="180,85065" to="95300,85065" o:connectortype="straight" o:gfxdata="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" strokeweight=".25pt">
                   <v:stroke startarrowwidth="narrow" startarrowlength="short" endarrowwidth="narrow" endarrowlength="short"/>
                 </v:line>
-                <v:line id="AutoShape 14" o:spid="_x0000_s1036" style="position:absolute;visibility:visible;mso-wrap-style:square" from="180,120528" to="95300,120528" o:connectortype="straight" o:gfxdata="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" strokeweight=".25pt">
+                <v:line id="AutoShape 14" o:spid="_x0000_s1035" style="position:absolute;visibility:visible;mso-wrap-style:square" from="0,122579" to="95119,122579" o:connectortype="straight" o:gfxdata="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" strokeweight=".25pt">
                   <v:stroke startarrowwidth="narrow" startarrowlength="short" endarrowwidth="narrow" endarrowlength="short"/>
                 </v:line>
-                <v:line id="AutoShape 50" o:spid="_x0000_s1037" style="position:absolute;visibility:visible;mso-wrap-style:square" from="30606,51536" to="30606,77885" o:connectortype="straight" o:gfxdata="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" strokeweight=".25pt">
+                <v:line id="AutoShape 50" o:spid="_x0000_s1036" style="position:absolute;visibility:visible;mso-wrap-style:square" from="30603,51536" to="30603,85065" o:connectortype="straight" o:gfxdata="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" strokeweight=".25pt">
                   <v:stroke startarrowwidth="narrow" startarrowlength="short" endarrowwidth="narrow" endarrowlength="short"/>
                 </v:line>
-                <v:line id="AutoShape 51" o:spid="_x0000_s1038" style="position:absolute;visibility:visible;mso-wrap-style:square" from="72118,51536" to="72236,85023" o:connectortype="straight" o:gfxdata="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" strokeweight=".25pt">
+                <v:line id="AutoShape 51" o:spid="_x0000_s1037" style="position:absolute;visibility:visible;mso-wrap-style:square" from="72118,51536" to="72236,85023" o:connectortype="straight" o:gfxdata="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" strokeweight=".25pt">
                   <v:stroke startarrowwidth="narrow" startarrowlength="short" endarrowwidth="narrow" endarrowlength="short"/>
                 </v:line>
-                <v:line id="AutoShape 52" o:spid="_x0000_s1039" style="position:absolute;rotation:90;visibility:visible;mso-wrap-style:square" from="37862,130490" to="57618,130490" o:connectortype="straight" o:gfxdata="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" strokeweight=".25pt">
+                <v:line id="AutoShape 52" o:spid="_x0000_s1038" style="position:absolute;visibility:visible;mso-wrap-style:square" from="62982,122666" to="62982,144156" o:connectortype="straight" o:gfxdata="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" strokeweight=".25pt">
                   <v:stroke startarrowwidth="narrow" startarrowlength="short" endarrowwidth="narrow" endarrowlength="short"/>
                 </v:line>
-                <v:shape id="TextBox 55" o:spid="_x0000_s1040" type="#_x0000_t202" style="position:absolute;left:31750;top:112530;width:32284;height:2343;visibility:visible;mso-wrap-style:square;v-text-anchor:top" o:gfxdata="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" filled="f" stroked="f">
-                  <v:textbox style="mso-fit-shape-to-text:t" inset="0,0,0,0">
+                <v:shape id="TextBox 58" o:spid="_x0000_s1039" type="#_x0000_t202" style="position:absolute;top:41516;width:93750;height:9560;visibility:visible;mso-wrap-style:square;v-text-anchor:top" o:gfxdata="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" filled="f" stroked="f">
+                  <v:textbox inset="0,0,0,0">
                     <w:txbxContent>
                       <w:p>
                         <w:pPr>
-                          <w:spacing w:line="209" w:lineRule="exact"/>
-                          <w:jc w:val="center"/>
-                          <w:rPr>
-                            <w:rFonts w:ascii="Lato" w:eastAsia="Lato" w:hAnsi="Lato" w:cs="Lato"/>
-                            <w:i/>
-                            <w:iCs/>
-                            <w:color w:val="000000"/>
-                            <w:kern w:val="24"/>
-                            <w:sz w:val="15"/>
-                            <w:szCs w:val="15"/>
+                          <w:spacing w:line="350" w:lineRule="exact"/>
+                          <w:rPr>
+                            <w:rFonts w:ascii="Lato" w:hAnsi="Lato"/>
+                            <w:color w:val="373737"/>
+                            <w:kern w:val="24"/>
+                            <w:sz w:val="23"/>
+                            <w:szCs w:val="23"/>
                           </w:rPr>
                         </w:pPr>
                         <w:r>
                           <w:rPr>
-                            <w:rFonts w:ascii="Lato" w:eastAsia="Lato" w:hAnsi="Lato" w:cs="Lato"/>
-                            <w:i/>
-                            <w:iCs/>
-                            <w:color w:val="000000"/>
-                            <w:kern w:val="24"/>
-                            <w:sz w:val="15"/>
-                            <w:szCs w:val="15"/>
-                          </w:rPr>
-                          <w:t>Use graphs to show visualization of your data's analysis.</w:t>
+                            <w:rFonts w:ascii="Lato" w:hAnsi="Lato"/>
+                            <w:color w:val="373737"/>
+                            <w:kern w:val="24"/>
+                            <w:sz w:val="23"/>
+                            <w:szCs w:val="23"/>
+                          </w:rPr>
+                          <w:t xml:space="preserve">This project implements a Ping-Pong game on the </w:t>
+                        </w:r>
+                        <w:proofErr w:type="spellStart"/>
+                        <w:r>
+                          <w:rPr>
+                            <w:rFonts w:ascii="Lato" w:hAnsi="Lato"/>
+                            <w:color w:val="373737"/>
+                            <w:kern w:val="24"/>
+                            <w:sz w:val="23"/>
+                            <w:szCs w:val="23"/>
+                          </w:rPr>
+                          <w:t>Nexys</w:t>
+                        </w:r>
+                        <w:proofErr w:type="spellEnd"/>
+                        <w:r>
+                          <w:rPr>
+                            <w:rFonts w:ascii="Lato" w:hAnsi="Lato"/>
+                            <w:color w:val="373737"/>
+                            <w:kern w:val="24"/>
+                            <w:sz w:val="23"/>
+                            <w:szCs w:val="23"/>
+                          </w:rPr>
+                          <w:t xml:space="preserve"> A7-50T development board. A single LED, which is lit, represents the ball and moves across a 16-LED array. When the ball reaches the edge, the player must press the corresponding button (left button for the left edge, right button for the right edge).  The ball speed increases after each successful hit. The score is displayed on 7-segment display </w:t>
+                        </w:r>
+                        <w:r>
+                          <w:rPr>
+                            <w:rFonts w:ascii="Lato" w:hAnsi="Lato"/>
+                            <w:color w:val="373737"/>
+                            <w:kern w:val="24"/>
+                            <w:sz w:val="23"/>
+                            <w:szCs w:val="23"/>
+                          </w:rPr>
+                          <w:t>as</w:t>
+                        </w:r>
+                        <w:r>
+                          <w:rPr>
+                            <w:rFonts w:ascii="Lato" w:hAnsi="Lato"/>
+                            <w:color w:val="373737"/>
+                            <w:kern w:val="24"/>
+                            <w:sz w:val="23"/>
+                            <w:szCs w:val="23"/>
+                          </w:rPr>
+                          <w:t xml:space="preserve"> decimal</w:t>
+                        </w:r>
+                        <w:r>
+                          <w:rPr>
+                            <w:rFonts w:ascii="Lato" w:hAnsi="Lato"/>
+                            <w:color w:val="373737"/>
+                            <w:kern w:val="24"/>
+                            <w:sz w:val="23"/>
+                            <w:szCs w:val="23"/>
+                          </w:rPr>
+                          <w:t xml:space="preserve"> number</w:t>
+                        </w:r>
+                        <w:r>
+                          <w:rPr>
+                            <w:rFonts w:ascii="Lato" w:hAnsi="Lato"/>
+                            <w:color w:val="373737"/>
+                            <w:kern w:val="24"/>
+                            <w:sz w:val="23"/>
+                            <w:szCs w:val="23"/>
+                          </w:rPr>
+                          <w:t xml:space="preserve">. To restart after game over, must be pressed </w:t>
+                        </w:r>
+                        <w:r>
+                          <w:rPr>
+                            <w:rFonts w:ascii="Lato" w:hAnsi="Lato"/>
+                            <w:color w:val="373737"/>
+                            <w:kern w:val="24"/>
+                            <w:sz w:val="23"/>
+                            <w:szCs w:val="23"/>
+                          </w:rPr>
+                          <w:t>reset button.</w:t>
                         </w:r>
                       </w:p>
                     </w:txbxContent>
                   </v:textbox>
                 </v:shape>
-                <v:shape id="TextBox 56" o:spid="_x0000_s1041" type="#_x0000_t202" style="position:absolute;left:67074;top:112361;width:24372;height:3670;visibility:visible;mso-wrap-style:square;v-text-anchor:top" o:gfxdata="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" filled="f" stroked="f">
-                  <v:textbox style="mso-fit-shape-to-text:t" inset="0,0,0,0">
+                <v:shape id="TextBox 59" o:spid="_x0000_s1040" type="#_x0000_t202" style="position:absolute;top:38053;width:93751;height:3810;visibility:visible;mso-wrap-style:square;v-text-anchor:top" o:gfxdata="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" filled="f" stroked="f">
+                  <v:textbox inset="0,0,0,0">
                     <w:txbxContent>
                       <w:p>
                         <w:pPr>
-                          <w:spacing w:line="209" w:lineRule="exact"/>
-                          <w:jc w:val="center"/>
+                          <w:spacing w:line="454" w:lineRule="exact"/>
                           <w:rPr>
                             <w:rFonts w:ascii="Lato" w:eastAsia="Lato" w:hAnsi="Lato" w:cs="Lato"/>
                             <w:i/>
                             <w:iCs/>
-                            <w:color w:val="000000"/>
-                            <w:kern w:val="24"/>
-                            <w:sz w:val="15"/>
-                            <w:szCs w:val="15"/>
+                            <w:color w:val="373737"/>
+                            <w:kern w:val="24"/>
+                            <w:sz w:val="32"/>
+                            <w:szCs w:val="32"/>
                           </w:rPr>
                         </w:pPr>
                         <w:r>
@@ -3067,31 +3400,18 @@
                             <w:rFonts w:ascii="Lato" w:eastAsia="Lato" w:hAnsi="Lato" w:cs="Lato"/>
                             <w:i/>
                             <w:iCs/>
-                            <w:color w:val="000000"/>
-                            <w:kern w:val="24"/>
-                            <w:sz w:val="15"/>
-                            <w:szCs w:val="15"/>
-                          </w:rPr>
-                          <w:t>Illustrations are also great aids</w:t>
-                        </w:r>
-                        <w:r>
-                          <w:rPr>
-                            <w:rFonts w:ascii="Lato" w:eastAsia="Lato" w:hAnsi="Lato" w:cs="Lato"/>
-                            <w:i/>
-                            <w:iCs/>
-                            <w:color w:val="000000"/>
-                            <w:kern w:val="24"/>
-                            <w:sz w:val="15"/>
-                            <w:szCs w:val="15"/>
-                          </w:rPr>
-                          <w:br/>
-                          <w:t>to help your research poster.</w:t>
+                            <w:color w:val="373737"/>
+                            <w:kern w:val="24"/>
+                            <w:sz w:val="32"/>
+                            <w:szCs w:val="32"/>
+                          </w:rPr>
+                          <w:t>Project Summary</w:t>
                         </w:r>
                       </w:p>
                     </w:txbxContent>
                   </v:textbox>
                 </v:shape>
-                <v:shape id="TextBox 58" o:spid="_x0000_s1042" type="#_x0000_t202" style="position:absolute;top:41516;width:93750;height:9560;visibility:visible;mso-wrap-style:square;v-text-anchor:top" o:gfxdata="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" filled="f" stroked="f">
+                <v:shape id="TextBox 61" o:spid="_x0000_s1041" type="#_x0000_t202" style="position:absolute;left:1818;top:59389;width:26581;height:24315;visibility:visible;mso-wrap-style:square;v-text-anchor:top" o:gfxdata="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" filled="f" stroked="f">
                   <v:textbox inset="0,0,0,0">
                     <w:txbxContent>
                       <w:p>
@@ -3113,185 +3433,6 @@
                             <w:sz w:val="23"/>
                             <w:szCs w:val="23"/>
                           </w:rPr>
-                          <w:t xml:space="preserve">This project implements a Ping-Pong game on the </w:t>
-                        </w:r>
-                        <w:proofErr w:type="spellStart"/>
-                        <w:r>
-                          <w:rPr>
-                            <w:rFonts w:ascii="Lato" w:hAnsi="Lato"/>
-                            <w:color w:val="373737"/>
-                            <w:kern w:val="24"/>
-                            <w:sz w:val="23"/>
-                            <w:szCs w:val="23"/>
-                          </w:rPr>
-                          <w:t>Nexys</w:t>
-                        </w:r>
-                        <w:proofErr w:type="spellEnd"/>
-                        <w:r>
-                          <w:rPr>
-                            <w:rFonts w:ascii="Lato" w:hAnsi="Lato"/>
-                            <w:color w:val="373737"/>
-                            <w:kern w:val="24"/>
-                            <w:sz w:val="23"/>
-                            <w:szCs w:val="23"/>
-                          </w:rPr>
-                          <w:t xml:space="preserve"> A7-50T development board. A single LED</w:t>
-                        </w:r>
-                        <w:r>
-                          <w:rPr>
-                            <w:rFonts w:ascii="Lato" w:hAnsi="Lato"/>
-                            <w:color w:val="373737"/>
-                            <w:kern w:val="24"/>
-                            <w:sz w:val="23"/>
-                            <w:szCs w:val="23"/>
-                          </w:rPr>
-                          <w:t>, which is lit,</w:t>
-                        </w:r>
-                        <w:r>
-                          <w:rPr>
-                            <w:rFonts w:ascii="Lato" w:hAnsi="Lato"/>
-                            <w:color w:val="373737"/>
-                            <w:kern w:val="24"/>
-                            <w:sz w:val="23"/>
-                            <w:szCs w:val="23"/>
-                          </w:rPr>
-                          <w:t xml:space="preserve"> represents the ball and moves across a 16-LED array. When the ball reaches the edge, the player must press the corresponding button (left button for the left edge, right button for the right edge).  The ball speed increases after each successful hit. The score is displayed on 7-segment display </w:t>
-                        </w:r>
-                        <w:r>
-                          <w:rPr>
-                            <w:rFonts w:ascii="Lato" w:hAnsi="Lato"/>
-                            <w:color w:val="373737"/>
-                            <w:kern w:val="24"/>
-                            <w:sz w:val="23"/>
-                            <w:szCs w:val="23"/>
-                          </w:rPr>
-                          <w:t>as</w:t>
-                        </w:r>
-                        <w:r>
-                          <w:rPr>
-                            <w:rFonts w:ascii="Lato" w:hAnsi="Lato"/>
-                            <w:color w:val="373737"/>
-                            <w:kern w:val="24"/>
-                            <w:sz w:val="23"/>
-                            <w:szCs w:val="23"/>
-                          </w:rPr>
-                          <w:t xml:space="preserve"> decimal</w:t>
-                        </w:r>
-                        <w:r>
-                          <w:rPr>
-                            <w:rFonts w:ascii="Lato" w:hAnsi="Lato"/>
-                            <w:color w:val="373737"/>
-                            <w:kern w:val="24"/>
-                            <w:sz w:val="23"/>
-                            <w:szCs w:val="23"/>
-                          </w:rPr>
-                          <w:t xml:space="preserve"> number</w:t>
-                        </w:r>
-                        <w:r>
-                          <w:rPr>
-                            <w:rFonts w:ascii="Lato" w:hAnsi="Lato"/>
-                            <w:color w:val="373737"/>
-                            <w:kern w:val="24"/>
-                            <w:sz w:val="23"/>
-                            <w:szCs w:val="23"/>
-                          </w:rPr>
-                          <w:t xml:space="preserve">. To restart after game over, both buttons must be pressed </w:t>
-                        </w:r>
-                        <w:r>
-                          <w:rPr>
-                            <w:rFonts w:ascii="Lato" w:hAnsi="Lato"/>
-                            <w:color w:val="373737"/>
-                            <w:kern w:val="24"/>
-                            <w:sz w:val="23"/>
-                            <w:szCs w:val="23"/>
-                          </w:rPr>
-                          <w:t>as same time</w:t>
-                        </w:r>
-                        <w:r>
-                          <w:rPr>
-                            <w:rFonts w:ascii="Lato" w:hAnsi="Lato"/>
-                            <w:color w:val="373737"/>
-                            <w:kern w:val="24"/>
-                            <w:sz w:val="23"/>
-                            <w:szCs w:val="23"/>
-                          </w:rPr>
-                          <w:t>.</w:t>
-                        </w:r>
-                      </w:p>
-                    </w:txbxContent>
-                  </v:textbox>
-                </v:shape>
-                <v:shape id="TextBox 59" o:spid="_x0000_s1043" type="#_x0000_t202" style="position:absolute;top:38053;width:93751;height:3810;visibility:visible;mso-wrap-style:square;v-text-anchor:top" o:gfxdata="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" filled="f" stroked="f">
-                  <v:textbox inset="0,0,0,0">
-                    <w:txbxContent>
-                      <w:p>
-                        <w:pPr>
-                          <w:spacing w:line="454" w:lineRule="exact"/>
-                          <w:rPr>
-                            <w:rFonts w:ascii="Lato" w:eastAsia="Lato" w:hAnsi="Lato" w:cs="Lato"/>
-                            <w:i/>
-                            <w:iCs/>
-                            <w:color w:val="373737"/>
-                            <w:kern w:val="24"/>
-                            <w:sz w:val="32"/>
-                            <w:szCs w:val="32"/>
-                            <w:lang w:val="sk-SK"/>
-                          </w:rPr>
-                        </w:pPr>
-                        <w:r>
-                          <w:rPr>
-                            <w:rFonts w:ascii="Lato" w:eastAsia="Lato" w:hAnsi="Lato" w:cs="Lato"/>
-                            <w:i/>
-                            <w:iCs/>
-                            <w:color w:val="373737"/>
-                            <w:kern w:val="24"/>
-                            <w:sz w:val="32"/>
-                            <w:szCs w:val="32"/>
-                            <w:lang w:val="sk-SK"/>
-                          </w:rPr>
-                          <w:t xml:space="preserve">Project </w:t>
-                        </w:r>
-                        <w:proofErr w:type="spellStart"/>
-                        <w:r>
-                          <w:rPr>
-                            <w:rFonts w:ascii="Lato" w:eastAsia="Lato" w:hAnsi="Lato" w:cs="Lato"/>
-                            <w:i/>
-                            <w:iCs/>
-                            <w:color w:val="373737"/>
-                            <w:kern w:val="24"/>
-                            <w:sz w:val="32"/>
-                            <w:szCs w:val="32"/>
-                            <w:lang w:val="sk-SK"/>
-                          </w:rPr>
-                          <w:t>Summary</w:t>
-                        </w:r>
-                        <w:proofErr w:type="spellEnd"/>
-                      </w:p>
-                    </w:txbxContent>
-                  </v:textbox>
-                </v:shape>
-                <v:shape id="TextBox 61" o:spid="_x0000_s1044" type="#_x0000_t202" style="position:absolute;left:1818;top:55717;width:26581;height:24315;visibility:visible;mso-wrap-style:square;v-text-anchor:top" o:gfxdata="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" filled="f" stroked="f">
-                  <v:textbox inset="0,0,0,0">
-                    <w:txbxContent>
-                      <w:p>
-                        <w:pPr>
-                          <w:spacing w:line="350" w:lineRule="exact"/>
-                          <w:rPr>
-                            <w:rFonts w:ascii="Lato" w:hAnsi="Lato"/>
-                            <w:color w:val="373737"/>
-                            <w:kern w:val="24"/>
-                            <w:sz w:val="23"/>
-                            <w:szCs w:val="23"/>
-                          </w:rPr>
-                        </w:pPr>
-                        <w:r>
-                          <w:rPr>
-                            <w:rFonts w:ascii="Lato" w:hAnsi="Lato"/>
-                            <w:color w:val="373737"/>
-                            <w:kern w:val="24"/>
-                            <w:sz w:val="23"/>
-                            <w:szCs w:val="23"/>
-                          </w:rPr>
                           <w:t xml:space="preserve">Game start on central LED (num. 7). When ball is on extreme position, player must press </w:t>
                         </w:r>
                         <w:r>
@@ -3302,7 +3443,7 @@
                             <w:sz w:val="23"/>
                             <w:szCs w:val="23"/>
                           </w:rPr>
-                          <w:t xml:space="preserve">button. If player won’t make it in time, lit red LED and game will reset. If player press button in time, lit green LED, </w:t>
+                          <w:t>button. If player won’t make it in time, lit red LED and game will reset. If player press button in time, lit green LED, score increase by 1 and speed of ball rise</w:t>
                         </w:r>
                         <w:r>
                           <w:rPr>
@@ -3312,47 +3453,7 @@
                             <w:sz w:val="23"/>
                             <w:szCs w:val="23"/>
                           </w:rPr>
-                          <w:t>score increase by 1</w:t>
-                        </w:r>
-                        <w:r>
-                          <w:rPr>
-                            <w:rFonts w:ascii="Lato" w:hAnsi="Lato"/>
-                            <w:color w:val="373737"/>
-                            <w:kern w:val="24"/>
-                            <w:sz w:val="23"/>
-                            <w:szCs w:val="23"/>
-                          </w:rPr>
-                          <w:t xml:space="preserve"> and speed of ball rise</w:t>
-                        </w:r>
-                        <w:r>
-                          <w:rPr>
-                            <w:rFonts w:ascii="Lato" w:hAnsi="Lato"/>
-                            <w:color w:val="373737"/>
-                            <w:kern w:val="24"/>
-                            <w:sz w:val="23"/>
-                            <w:szCs w:val="23"/>
-                          </w:rPr>
-                          <w:t xml:space="preserve">. </w:t>
-                        </w:r>
-                        <w:r>
-                          <w:rPr>
-                            <w:rFonts w:ascii="Lato" w:hAnsi="Lato"/>
-                            <w:color w:val="373737"/>
-                            <w:kern w:val="24"/>
-                            <w:sz w:val="23"/>
-                            <w:szCs w:val="23"/>
-                          </w:rPr>
-                          <w:t>This continues until one of the players</w:t>
-                        </w:r>
-                        <w:r>
-                          <w:rPr>
-                            <w:rFonts w:ascii="Lato" w:hAnsi="Lato"/>
-                            <w:color w:val="373737"/>
-                            <w:kern w:val="24"/>
-                            <w:sz w:val="23"/>
-                            <w:szCs w:val="23"/>
-                          </w:rPr>
-                          <w:t xml:space="preserve"> miss.</w:t>
+                          <w:t>. This continues until one of the players miss.</w:t>
                         </w:r>
                         <w:r>
                           <w:rPr>
@@ -3368,7 +3469,7 @@
                     </w:txbxContent>
                   </v:textbox>
                 </v:shape>
-                <v:shape id="TextBox 62" o:spid="_x0000_s1045" type="#_x0000_t202" style="position:absolute;left:1818;top:52184;width:26581;height:3533;visibility:visible;mso-wrap-style:square;v-text-anchor:top" o:gfxdata="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" filled="f" stroked="f">
+                <v:shape id="TextBox 62" o:spid="_x0000_s1042" type="#_x0000_t202" style="position:absolute;left:1209;top:54124;width:26581;height:3533;visibility:visible;mso-wrap-style:square;v-text-anchor:top" o:gfxdata="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" filled="f" stroked="f">
                   <v:textbox inset="0,0,0,0">
                     <w:txbxContent>
                       <w:p>
@@ -3382,10 +3483,8 @@
                             <w:kern w:val="24"/>
                             <w:sz w:val="32"/>
                             <w:szCs w:val="32"/>
-                            <w:lang w:val="sk-SK"/>
                           </w:rPr>
                         </w:pPr>
-                        <w:proofErr w:type="spellStart"/>
                         <w:r>
                           <w:rPr>
                             <w:rFonts w:ascii="Lato" w:eastAsia="Lato" w:hAnsi="Lato" w:cs="Lato"/>
@@ -3395,16 +3494,14 @@
                             <w:kern w:val="24"/>
                             <w:sz w:val="32"/>
                             <w:szCs w:val="32"/>
-                            <w:lang w:val="sk-SK"/>
                           </w:rPr>
                           <w:t>Rules</w:t>
                         </w:r>
-                        <w:proofErr w:type="spellEnd"/>
                       </w:p>
                     </w:txbxContent>
                   </v:textbox>
                 </v:shape>
-                <v:shape id="TextBox 64" o:spid="_x0000_s1046" type="#_x0000_t202" style="position:absolute;left:31750;top:56520;width:40368;height:25175;visibility:visible;mso-wrap-style:square;v-text-anchor:top" o:gfxdata="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" filled="f" stroked="f">
+                <v:shape id="TextBox 64" o:spid="_x0000_s1043" type="#_x0000_t202" style="position:absolute;left:31562;top:58730;width:40367;height:25175;visibility:visible;mso-wrap-style:square;v-text-anchor:top" o:gfxdata="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" filled="f" stroked="f">
                   <v:textbox inset="0,0,0,0">
                     <w:txbxContent>
                       <w:tbl>
@@ -3644,7 +3741,7 @@
                                   <w:sz w:val="23"/>
                                   <w:szCs w:val="23"/>
                                 </w:rPr>
-                                <w:t>system clock (100 MHz)</w:t>
+                                <w:t>system clock (10 MHz)</w:t>
                               </w:r>
                             </w:p>
                           </w:tc>
@@ -3760,29 +3857,7 @@
                                   <w:sz w:val="23"/>
                                   <w:szCs w:val="23"/>
                                 </w:rPr>
-                                <w:t>system reset (</w:t>
-                              </w:r>
-                              <w:proofErr w:type="spellStart"/>
-                              <w:r>
-                                <w:rPr>
-                                  <w:rFonts w:ascii="Lato" w:hAnsi="Lato"/>
-                                  <w:color w:val="373737"/>
-                                  <w:kern w:val="24"/>
-                                  <w:sz w:val="23"/>
-                                  <w:szCs w:val="23"/>
-                                </w:rPr>
-                                <w:t>centre</w:t>
-                              </w:r>
-                              <w:proofErr w:type="spellEnd"/>
-                              <w:r>
-                                <w:rPr>
-                                  <w:rFonts w:ascii="Lato" w:hAnsi="Lato"/>
-                                  <w:color w:val="373737"/>
-                                  <w:kern w:val="24"/>
-                                  <w:sz w:val="23"/>
-                                  <w:szCs w:val="23"/>
-                                </w:rPr>
-                                <w:t xml:space="preserve"> button)</w:t>
+                                <w:t>system reset (centre button)</w:t>
                               </w:r>
                             </w:p>
                           </w:tc>
@@ -4609,7 +4684,7 @@
                     </w:txbxContent>
                   </v:textbox>
                 </v:shape>
-                <v:shape id="TextBox 65" o:spid="_x0000_s1047" type="#_x0000_t202" style="position:absolute;left:33159;top:52392;width:29248;height:5265;visibility:visible;mso-wrap-style:square;v-text-anchor:top" o:gfxdata="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" filled="f" stroked="f">
+                <v:shape id="TextBox 65" o:spid="_x0000_s1044" type="#_x0000_t202" style="position:absolute;left:32397;top:53465;width:29248;height:5265;visibility:visible;mso-wrap-style:square;v-text-anchor:top" o:gfxdata="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" filled="f" stroked="f">
                   <v:textbox inset="0,0,0,0">
                     <w:txbxContent>
                       <w:p>
@@ -4623,10 +4698,8 @@
                             <w:kern w:val="24"/>
                             <w:sz w:val="32"/>
                             <w:szCs w:val="32"/>
-                            <w:lang w:val="sk-SK"/>
                           </w:rPr>
                         </w:pPr>
-                        <w:proofErr w:type="spellStart"/>
                         <w:r>
                           <w:rPr>
                             <w:rFonts w:ascii="Lato" w:eastAsia="Lato" w:hAnsi="Lato" w:cs="Lato"/>
@@ -4636,72 +4709,236 @@
                             <w:kern w:val="24"/>
                             <w:sz w:val="32"/>
                             <w:szCs w:val="32"/>
-                            <w:lang w:val="sk-SK"/>
-                          </w:rPr>
-                          <w:t>Inputs</w:t>
-                        </w:r>
-                        <w:proofErr w:type="spellEnd"/>
-                        <w:r>
-                          <w:rPr>
-                            <w:rFonts w:ascii="Lato" w:eastAsia="Lato" w:hAnsi="Lato" w:cs="Lato"/>
-                            <w:i/>
-                            <w:iCs/>
-                            <w:color w:val="373737"/>
-                            <w:kern w:val="24"/>
-                            <w:sz w:val="32"/>
-                            <w:szCs w:val="32"/>
-                            <w:lang w:val="sk-SK"/>
-                          </w:rPr>
-                          <w:t xml:space="preserve"> and </w:t>
-                        </w:r>
-                        <w:proofErr w:type="spellStart"/>
-                        <w:r>
-                          <w:rPr>
-                            <w:rFonts w:ascii="Lato" w:eastAsia="Lato" w:hAnsi="Lato" w:cs="Lato"/>
-                            <w:i/>
-                            <w:iCs/>
-                            <w:color w:val="373737"/>
-                            <w:kern w:val="24"/>
-                            <w:sz w:val="32"/>
-                            <w:szCs w:val="32"/>
-                            <w:lang w:val="sk-SK"/>
-                          </w:rPr>
-                          <w:t>outputs</w:t>
-                        </w:r>
-                        <w:proofErr w:type="spellEnd"/>
-                      </w:p>
-                    </w:txbxContent>
-                  </v:textbox>
-                </v:shape>
-                <v:shape id="TextBox 67" o:spid="_x0000_s1048" type="#_x0000_t202" style="position:absolute;left:72812;top:56561;width:18105;height:16573;visibility:visible;mso-wrap-style:square;v-text-anchor:top" o:gfxdata="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" filled="f" stroked="f">
-                  <v:textbox style="mso-fit-shape-to-text:t" inset="0,0,0,0">
-                    <w:txbxContent>
-                      <w:p>
-                        <w:pPr>
-                          <w:spacing w:line="350" w:lineRule="exact"/>
-                          <w:rPr>
-                            <w:rFonts w:ascii="Lato" w:hAnsi="Lato"/>
-                            <w:color w:val="373737"/>
-                            <w:kern w:val="24"/>
-                            <w:sz w:val="23"/>
-                            <w:szCs w:val="23"/>
-                          </w:rPr>
-                        </w:pPr>
-                        <w:r>
-                          <w:rPr>
-                            <w:rFonts w:ascii="Lato" w:hAnsi="Lato"/>
-                            <w:color w:val="373737"/>
-                            <w:kern w:val="24"/>
-                            <w:sz w:val="23"/>
-                            <w:szCs w:val="23"/>
-                          </w:rPr>
-                          <w:t>Results show the outcome of the research and should answer the question or hypothesis stated in the introduction. State what you've found from your study.</w:t>
+                          </w:rPr>
+                          <w:t>Inputs and outputs</w:t>
                         </w:r>
                       </w:p>
                     </w:txbxContent>
                   </v:textbox>
                 </v:shape>
-                <v:shape id="TextBox 68" o:spid="_x0000_s1049" type="#_x0000_t202" style="position:absolute;left:72812;top:52621;width:17693;height:3899;visibility:visible;mso-wrap-style:square;v-text-anchor:top" o:gfxdata="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" filled="f" stroked="f">
+                <v:shape id="TextBox 67" o:spid="_x0000_s1045" type="#_x0000_t202" style="position:absolute;left:72784;top:58432;width:18106;height:18796;visibility:visible;mso-wrap-style:square;v-text-anchor:top" o:gfxdata="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" filled="f" stroked="f">
+                  <v:textbox style="mso-fit-shape-to-text:t" inset="0,0,0,0">
+                    <w:txbxContent>
+                      <w:p>
+                        <w:pPr>
+                          <w:pStyle w:val="Odsekzoznamu"/>
+                          <w:numPr>
+                            <w:ilvl w:val="0"/>
+                            <w:numId w:val="1"/>
+                          </w:numPr>
+                          <w:spacing w:line="350" w:lineRule="exact"/>
+                          <w:rPr>
+                            <w:rFonts w:ascii="Lato" w:hAnsi="Lato"/>
+                            <w:color w:val="373737"/>
+                            <w:kern w:val="24"/>
+                            <w:sz w:val="23"/>
+                            <w:szCs w:val="23"/>
+                          </w:rPr>
+                        </w:pPr>
+                        <w:r>
+                          <w:rPr>
+                            <w:rFonts w:ascii="Lato" w:hAnsi="Lato"/>
+                            <w:color w:val="373737"/>
+                            <w:kern w:val="24"/>
+                            <w:sz w:val="23"/>
+                            <w:szCs w:val="23"/>
+                          </w:rPr>
+                          <w:t>Debounce</w:t>
+                        </w:r>
+                      </w:p>
+                      <w:p>
+                        <w:pPr>
+                          <w:pStyle w:val="Odsekzoznamu"/>
+                          <w:numPr>
+                            <w:ilvl w:val="0"/>
+                            <w:numId w:val="1"/>
+                          </w:numPr>
+                          <w:spacing w:line="350" w:lineRule="exact"/>
+                          <w:rPr>
+                            <w:rFonts w:ascii="Lato" w:hAnsi="Lato"/>
+                            <w:color w:val="373737"/>
+                            <w:kern w:val="24"/>
+                            <w:sz w:val="23"/>
+                            <w:szCs w:val="23"/>
+                          </w:rPr>
+                        </w:pPr>
+                        <w:r>
+                          <w:rPr>
+                            <w:rFonts w:ascii="Lato" w:hAnsi="Lato"/>
+                            <w:color w:val="373737"/>
+                            <w:kern w:val="24"/>
+                            <w:sz w:val="23"/>
+                            <w:szCs w:val="23"/>
+                          </w:rPr>
+                          <w:t>Front counter</w:t>
+                        </w:r>
+                      </w:p>
+                      <w:p>
+                        <w:pPr>
+                          <w:pStyle w:val="Odsekzoznamu"/>
+                          <w:numPr>
+                            <w:ilvl w:val="0"/>
+                            <w:numId w:val="1"/>
+                          </w:numPr>
+                          <w:spacing w:line="350" w:lineRule="exact"/>
+                          <w:rPr>
+                            <w:rFonts w:ascii="Lato" w:hAnsi="Lato"/>
+                            <w:color w:val="373737"/>
+                            <w:kern w:val="24"/>
+                            <w:sz w:val="23"/>
+                            <w:szCs w:val="23"/>
+                          </w:rPr>
+                        </w:pPr>
+                        <w:r>
+                          <w:rPr>
+                            <w:rFonts w:ascii="Lato" w:hAnsi="Lato"/>
+                            <w:color w:val="373737"/>
+                            <w:kern w:val="24"/>
+                            <w:sz w:val="23"/>
+                            <w:szCs w:val="23"/>
+                          </w:rPr>
+                          <w:t>Back counter</w:t>
+                        </w:r>
+                      </w:p>
+                      <w:p>
+                        <w:pPr>
+                          <w:pStyle w:val="Odsekzoznamu"/>
+                          <w:numPr>
+                            <w:ilvl w:val="0"/>
+                            <w:numId w:val="1"/>
+                          </w:numPr>
+                          <w:spacing w:line="350" w:lineRule="exact"/>
+                          <w:rPr>
+                            <w:rFonts w:ascii="Lato" w:hAnsi="Lato"/>
+                            <w:color w:val="373737"/>
+                            <w:kern w:val="24"/>
+                            <w:sz w:val="23"/>
+                            <w:szCs w:val="23"/>
+                          </w:rPr>
+                        </w:pPr>
+                        <w:r>
+                          <w:rPr>
+                            <w:rFonts w:ascii="Lato" w:hAnsi="Lato"/>
+                            <w:color w:val="373737"/>
+                            <w:kern w:val="24"/>
+                            <w:sz w:val="23"/>
+                            <w:szCs w:val="23"/>
+                          </w:rPr>
+                          <w:t>Clock enable</w:t>
+                        </w:r>
+                      </w:p>
+                      <w:p>
+                        <w:pPr>
+                          <w:pStyle w:val="Odsekzoznamu"/>
+                          <w:numPr>
+                            <w:ilvl w:val="0"/>
+                            <w:numId w:val="1"/>
+                          </w:numPr>
+                          <w:spacing w:line="350" w:lineRule="exact"/>
+                          <w:rPr>
+                            <w:rFonts w:ascii="Lato" w:hAnsi="Lato"/>
+                            <w:color w:val="373737"/>
+                            <w:kern w:val="24"/>
+                            <w:sz w:val="23"/>
+                            <w:szCs w:val="23"/>
+                          </w:rPr>
+                        </w:pPr>
+                        <w:r>
+                          <w:rPr>
+                            <w:rFonts w:ascii="Lato" w:hAnsi="Lato"/>
+                            <w:color w:val="373737"/>
+                            <w:kern w:val="24"/>
+                            <w:sz w:val="23"/>
+                            <w:szCs w:val="23"/>
+                          </w:rPr>
+                          <w:t>Bin2led</w:t>
+                        </w:r>
+                      </w:p>
+                      <w:p>
+                        <w:pPr>
+                          <w:pStyle w:val="Odsekzoznamu"/>
+                          <w:numPr>
+                            <w:ilvl w:val="0"/>
+                            <w:numId w:val="1"/>
+                          </w:numPr>
+                          <w:spacing w:line="350" w:lineRule="exact"/>
+                          <w:rPr>
+                            <w:rFonts w:ascii="Lato" w:hAnsi="Lato"/>
+                            <w:color w:val="373737"/>
+                            <w:kern w:val="24"/>
+                            <w:sz w:val="23"/>
+                            <w:szCs w:val="23"/>
+                          </w:rPr>
+                        </w:pPr>
+                        <w:r>
+                          <w:rPr>
+                            <w:rFonts w:ascii="Lato" w:hAnsi="Lato"/>
+                            <w:color w:val="373737"/>
+                            <w:kern w:val="24"/>
+                            <w:sz w:val="23"/>
+                            <w:szCs w:val="23"/>
+                          </w:rPr>
+                          <w:t xml:space="preserve">Score </w:t>
+                        </w:r>
+                      </w:p>
+                      <w:p>
+                        <w:pPr>
+                          <w:pStyle w:val="Odsekzoznamu"/>
+                          <w:numPr>
+                            <w:ilvl w:val="0"/>
+                            <w:numId w:val="1"/>
+                          </w:numPr>
+                          <w:spacing w:line="350" w:lineRule="exact"/>
+                          <w:rPr>
+                            <w:rFonts w:ascii="Lato" w:hAnsi="Lato"/>
+                            <w:color w:val="373737"/>
+                            <w:kern w:val="24"/>
+                            <w:sz w:val="23"/>
+                            <w:szCs w:val="23"/>
+                          </w:rPr>
+                        </w:pPr>
+                        <w:r>
+                          <w:rPr>
+                            <w:rFonts w:ascii="Lato" w:hAnsi="Lato"/>
+                            <w:color w:val="373737"/>
+                            <w:kern w:val="24"/>
+                            <w:sz w:val="23"/>
+                            <w:szCs w:val="23"/>
+                          </w:rPr>
+                          <w:t>Led</w:t>
+                        </w:r>
+                      </w:p>
+                      <w:p>
+                        <w:pPr>
+                          <w:pStyle w:val="Odsekzoznamu"/>
+                          <w:numPr>
+                            <w:ilvl w:val="0"/>
+                            <w:numId w:val="1"/>
+                          </w:numPr>
+                          <w:spacing w:line="350" w:lineRule="exact"/>
+                          <w:rPr>
+                            <w:rFonts w:ascii="Lato" w:hAnsi="Lato"/>
+                            <w:color w:val="373737"/>
+                            <w:kern w:val="24"/>
+                            <w:sz w:val="23"/>
+                            <w:szCs w:val="23"/>
+                          </w:rPr>
+                        </w:pPr>
+                        <w:r>
+                          <w:rPr>
+                            <w:rFonts w:ascii="Lato" w:hAnsi="Lato"/>
+                            <w:color w:val="373737"/>
+                            <w:kern w:val="24"/>
+                            <w:sz w:val="23"/>
+                            <w:szCs w:val="23"/>
+                          </w:rPr>
+                          <w:t>Display</w:t>
+                        </w:r>
+                      </w:p>
+                    </w:txbxContent>
+                  </v:textbox>
+                </v:shape>
+                <v:shape id="TextBox 68" o:spid="_x0000_s1046" type="#_x0000_t202" style="position:absolute;left:72812;top:53381;width:17693;height:3898;visibility:visible;mso-wrap-style:square;v-text-anchor:top" o:gfxdata="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" filled="f" stroked="f">
                   <v:textbox style="mso-fit-shape-to-text:t" inset="0,0,0,0">
                     <w:txbxContent>
                       <w:p>
@@ -4727,14 +4964,14 @@
                             <w:sz w:val="32"/>
                             <w:szCs w:val="32"/>
                           </w:rPr>
-                          <w:t>Results</w:t>
+                          <w:t>Components</w:t>
                         </w:r>
                       </w:p>
                     </w:txbxContent>
                   </v:textbox>
                 </v:shape>
-                <v:shape id="TextBox 70" o:spid="_x0000_s1050" type="#_x0000_t202" style="position:absolute;left:2130;top:91758;width:26581;height:23241;visibility:visible;mso-wrap-style:square;v-text-anchor:top" o:gfxdata="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" filled="f" stroked="f">
-                  <v:textbox style="mso-fit-shape-to-text:t" inset="0,0,0,0">
+                <v:shape id="TextBox 70" o:spid="_x0000_s1047" type="#_x0000_t202" style="position:absolute;left:2129;top:91758;width:33751;height:28853;visibility:visible;mso-wrap-style:square;v-text-anchor:top" o:gfxdata="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" filled="f" stroked="f">
+                  <v:textbox inset="0,0,0,0">
                     <w:txbxContent>
                       <w:p>
                         <w:pPr>
@@ -4755,13 +4992,157 @@
                             <w:sz w:val="23"/>
                             <w:szCs w:val="23"/>
                           </w:rPr>
-                          <w:t>In a regular research paper, the analysis section is one of the longest parts as it builds on the information that supports the objective and thesis. With a research poster, you can trim down the analysis to the most important parts. Use bullets to emphasize points. Include key graphs, tables, graphics, and other images that support the study and show a visual analysis of the data.</w:t>
+                          <w:t xml:space="preserve">Game start when player press one of button. </w:t>
+                        </w:r>
+                        <w:r>
+                          <w:rPr>
+                            <w:rFonts w:ascii="Lato" w:hAnsi="Lato"/>
+                            <w:color w:val="373737"/>
+                            <w:kern w:val="24"/>
+                            <w:sz w:val="23"/>
+                            <w:szCs w:val="23"/>
+                          </w:rPr>
+                          <w:t xml:space="preserve">The </w:t>
+                        </w:r>
+                        <w:r>
+                          <w:rPr>
+                            <w:rFonts w:ascii="Lato" w:hAnsi="Lato"/>
+                            <w:color w:val="373737"/>
+                            <w:kern w:val="24"/>
+                            <w:sz w:val="23"/>
+                            <w:szCs w:val="23"/>
+                          </w:rPr>
+                          <w:t xml:space="preserve">Debounce </w:t>
+                        </w:r>
+                        <w:r>
+                          <w:rPr>
+                            <w:rFonts w:ascii="Lato" w:hAnsi="Lato"/>
+                            <w:color w:val="373737"/>
+                            <w:kern w:val="24"/>
+                            <w:sz w:val="23"/>
+                            <w:szCs w:val="23"/>
+                          </w:rPr>
+                          <w:t xml:space="preserve">component eliminate bounce effect which create when button press. </w:t>
+                        </w:r>
+                        <w:r>
+                          <w:rPr>
+                            <w:rFonts w:ascii="Lato" w:hAnsi="Lato"/>
+                            <w:color w:val="373737"/>
+                            <w:kern w:val="24"/>
+                            <w:sz w:val="23"/>
+                            <w:szCs w:val="23"/>
+                          </w:rPr>
+                          <w:t xml:space="preserve">Multiplexer switching between counters and this determines direction of ball. Speed of ball is determined by </w:t>
+                        </w:r>
+                        <w:r>
+                          <w:rPr>
+                            <w:rFonts w:ascii="Lato" w:hAnsi="Lato"/>
+                            <w:color w:val="373737"/>
+                            <w:kern w:val="24"/>
+                            <w:sz w:val="23"/>
+                            <w:szCs w:val="23"/>
+                          </w:rPr>
+                          <w:t xml:space="preserve">Speed component which speed up input signal to </w:t>
+                        </w:r>
+                        <w:proofErr w:type="spellStart"/>
+                        <w:r>
+                          <w:rPr>
+                            <w:rFonts w:ascii="Lato" w:hAnsi="Lato"/>
+                            <w:color w:val="373737"/>
+                            <w:kern w:val="24"/>
+                            <w:sz w:val="23"/>
+                            <w:szCs w:val="23"/>
+                          </w:rPr>
+                          <w:t>Clk_en</w:t>
+                        </w:r>
+                        <w:proofErr w:type="spellEnd"/>
+                        <w:r>
+                          <w:rPr>
+                            <w:rFonts w:ascii="Lato" w:hAnsi="Lato"/>
+                            <w:color w:val="373737"/>
+                            <w:kern w:val="24"/>
+                            <w:sz w:val="23"/>
+                            <w:szCs w:val="23"/>
+                          </w:rPr>
+                          <w:t xml:space="preserve"> component</w:t>
+                        </w:r>
+                        <w:r>
+                          <w:rPr>
+                            <w:rFonts w:ascii="Lato" w:hAnsi="Lato"/>
+                            <w:color w:val="373737"/>
+                            <w:kern w:val="24"/>
+                            <w:sz w:val="23"/>
+                            <w:szCs w:val="23"/>
+                          </w:rPr>
+                          <w:t>.</w:t>
+                        </w:r>
+                        <w:r>
+                          <w:rPr>
+                            <w:rFonts w:ascii="Lato" w:hAnsi="Lato"/>
+                            <w:color w:val="373737"/>
+                            <w:kern w:val="24"/>
+                            <w:sz w:val="23"/>
+                            <w:szCs w:val="23"/>
+                          </w:rPr>
+                          <w:t xml:space="preserve"> Clock enable slows down clock signal for human reactions. Component Bin2led converting binary number to code which lit one LED. Score is counting by Score module and</w:t>
+                        </w:r>
+                        <w:r>
+                          <w:rPr>
+                            <w:rFonts w:ascii="Lato" w:hAnsi="Lato"/>
+                            <w:color w:val="373737"/>
+                            <w:kern w:val="24"/>
+                            <w:sz w:val="23"/>
+                            <w:szCs w:val="23"/>
+                          </w:rPr>
+                          <w:t xml:space="preserve"> through Display component displays on 7-segment. Module</w:t>
+                        </w:r>
+                        <w:r>
+                          <w:rPr>
+                            <w:rFonts w:ascii="Lato" w:hAnsi="Lato"/>
+                            <w:color w:val="373737"/>
+                            <w:kern w:val="24"/>
+                            <w:sz w:val="23"/>
+                            <w:szCs w:val="23"/>
+                          </w:rPr>
+                          <w:t xml:space="preserve"> </w:t>
+                        </w:r>
+                        <w:proofErr w:type="spellStart"/>
+                        <w:r>
+                          <w:rPr>
+                            <w:rFonts w:ascii="Lato" w:hAnsi="Lato"/>
+                            <w:color w:val="373737"/>
+                            <w:kern w:val="24"/>
+                            <w:sz w:val="23"/>
+                            <w:szCs w:val="23"/>
+                          </w:rPr>
+                          <w:t>Green_LED</w:t>
+                        </w:r>
+                        <w:proofErr w:type="spellEnd"/>
+                        <w:r>
+                          <w:rPr>
+                            <w:rFonts w:ascii="Lato" w:hAnsi="Lato"/>
+                            <w:color w:val="373737"/>
+                            <w:kern w:val="24"/>
+                            <w:sz w:val="23"/>
+                            <w:szCs w:val="23"/>
+                          </w:rPr>
+                          <w:t xml:space="preserve"> lit </w:t>
+                        </w:r>
+                        <w:r>
+                          <w:rPr>
+                            <w:rFonts w:ascii="Lato" w:hAnsi="Lato"/>
+                            <w:color w:val="373737"/>
+                            <w:kern w:val="24"/>
+                            <w:sz w:val="23"/>
+                            <w:szCs w:val="23"/>
+                          </w:rPr>
+                          <w:t>green LED and hold it on, so that players can register it.</w:t>
                         </w:r>
                       </w:p>
                     </w:txbxContent>
                   </v:textbox>
                 </v:shape>
-                <v:shape id="TextBox 71" o:spid="_x0000_s1051" type="#_x0000_t202" style="position:absolute;left:2130;top:87499;width:26581;height:3899;visibility:visible;mso-wrap-style:square;v-text-anchor:top" o:gfxdata="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" filled="f" stroked="f">
+                <v:shape id="TextBox 71" o:spid="_x0000_s1048" type="#_x0000_t202" style="position:absolute;left:2130;top:87499;width:26581;height:3899;visibility:visible;mso-wrap-style:square;v-text-anchor:top" o:gfxdata="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" filled="f" stroked="f">
                   <v:textbox style="mso-fit-shape-to-text:t" inset="0,0,0,0">
                     <w:txbxContent>
                       <w:p>
@@ -4787,14 +5168,14 @@
                             <w:sz w:val="32"/>
                             <w:szCs w:val="32"/>
                           </w:rPr>
-                          <w:t>Analysis</w:t>
+                          <w:t>Description</w:t>
                         </w:r>
                       </w:p>
                     </w:txbxContent>
                   </v:textbox>
                 </v:shape>
-                <v:shape id="TextBox 73" o:spid="_x0000_s1052" type="#_x0000_t202" style="position:absolute;left:2130;top:127452;width:41891;height:12129;visibility:visible;mso-wrap-style:square;v-text-anchor:top" o:gfxdata="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" filled="f" stroked="f">
-                  <v:textbox style="mso-fit-shape-to-text:t" inset="0,0,0,0">
+                <v:shape id="_x0000_s1049" type="#_x0000_t202" style="position:absolute;left:180;top:127442;width:26326;height:19530;visibility:visible;mso-wrap-style:square;v-text-anchor:top" o:gfxdata="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" filled="f" stroked="f">
+                  <v:textbox inset="0,0,0,0">
                     <w:txbxContent>
                       <w:p>
                         <w:pPr>
@@ -4815,13 +5196,75 @@
                             <w:sz w:val="23"/>
                             <w:szCs w:val="23"/>
                           </w:rPr>
-                          <w:t>To wrap up your poster, present two to three key findings. You can also add a brief explanation or narrative to these that can encourage conversation or dialogue with the audience. These findings can be actionable items that can lead to implementation, policy creation, or further study.</w:t>
+                          <w:t xml:space="preserve">Architecture in this project </w:t>
+                        </w:r>
+                        <w:r>
+                          <w:rPr>
+                            <w:rFonts w:ascii="Lato" w:hAnsi="Lato"/>
+                            <w:color w:val="373737"/>
+                            <w:kern w:val="24"/>
+                            <w:sz w:val="23"/>
+                            <w:szCs w:val="23"/>
+                          </w:rPr>
+                          <w:t>using 445 look-up tables</w:t>
+                        </w:r>
+                        <w:r>
+                          <w:rPr>
+                            <w:rFonts w:ascii="Lato" w:hAnsi="Lato"/>
+                            <w:color w:val="373737"/>
+                            <w:kern w:val="24"/>
+                            <w:sz w:val="23"/>
+                            <w:szCs w:val="23"/>
+                          </w:rPr>
+                          <w:t xml:space="preserve">, 129 flip flops, 37 input-output (this is number of used pins on FPGA chip). </w:t>
+                        </w:r>
+                        <w:r>
+                          <w:rPr>
+                            <w:rFonts w:ascii="Lato" w:hAnsi="Lato"/>
+                            <w:color w:val="373737"/>
+                            <w:kern w:val="24"/>
+                            <w:sz w:val="23"/>
+                            <w:szCs w:val="23"/>
+                          </w:rPr>
+                          <w:t xml:space="preserve">Total chip consumption for this architecture is 98 </w:t>
+                        </w:r>
+                        <w:proofErr w:type="spellStart"/>
+                        <w:r>
+                          <w:rPr>
+                            <w:rFonts w:ascii="Lato" w:hAnsi="Lato"/>
+                            <w:color w:val="373737"/>
+                            <w:kern w:val="24"/>
+                            <w:sz w:val="23"/>
+                            <w:szCs w:val="23"/>
+                          </w:rPr>
+                          <w:t>mW</w:t>
+                        </w:r>
+                        <w:proofErr w:type="spellEnd"/>
+                        <w:r>
+                          <w:rPr>
+                            <w:rFonts w:ascii="Lato" w:hAnsi="Lato"/>
+                            <w:color w:val="373737"/>
+                            <w:kern w:val="24"/>
+                            <w:sz w:val="23"/>
+                            <w:szCs w:val="23"/>
+                          </w:rPr>
+                          <w:t>.</w:t>
+                        </w:r>
+                        <w:r>
+                          <w:rPr>
+                            <w:rFonts w:ascii="Lato" w:hAnsi="Lato"/>
+                            <w:color w:val="373737"/>
+                            <w:kern w:val="24"/>
+                            <w:sz w:val="23"/>
+                            <w:szCs w:val="23"/>
+                          </w:rPr>
+                          <w:t xml:space="preserve"> </w:t>
                         </w:r>
                       </w:p>
                     </w:txbxContent>
                   </v:textbox>
                 </v:shape>
-                <v:shape id="TextBox 74" o:spid="_x0000_s1053" type="#_x0000_t202" style="position:absolute;left:2130;top:123192;width:41891;height:3899;visibility:visible;mso-wrap-style:square;v-text-anchor:top" o:gfxdata="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" filled="f" stroked="f">
+                <v:shape id="TextBox 74" o:spid="_x0000_s1050" type="#_x0000_t202" style="position:absolute;left:180;top:123553;width:41891;height:3899;visibility:visible;mso-wrap-style:square;v-text-anchor:top" o:gfxdata="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" filled="f" stroked="f">
                   <v:textbox style="mso-fit-shape-to-text:t" inset="0,0,0,0">
                     <w:txbxContent>
                       <w:p>
@@ -4835,8 +5278,10 @@
                             <w:kern w:val="24"/>
                             <w:sz w:val="32"/>
                             <w:szCs w:val="32"/>
+                            <w:lang w:val="sk-SK"/>
                           </w:rPr>
                         </w:pPr>
+                        <w:proofErr w:type="spellStart"/>
                         <w:r>
                           <w:rPr>
                             <w:rFonts w:ascii="Lato" w:eastAsia="Lato" w:hAnsi="Lato" w:cs="Lato"/>
@@ -4846,19 +5291,36 @@
                             <w:kern w:val="24"/>
                             <w:sz w:val="32"/>
                             <w:szCs w:val="32"/>
-                          </w:rPr>
-                          <w:t>Conclusion</w:t>
+                            <w:lang w:val="sk-SK"/>
+                          </w:rPr>
+                          <w:t>Space</w:t>
+                        </w:r>
+                        <w:proofErr w:type="spellEnd"/>
+                        <w:r>
+                          <w:rPr>
+                            <w:rFonts w:ascii="Lato" w:eastAsia="Lato" w:hAnsi="Lato" w:cs="Lato"/>
+                            <w:i/>
+                            <w:iCs/>
+                            <w:color w:val="373737"/>
+                            <w:kern w:val="24"/>
+                            <w:sz w:val="32"/>
+                            <w:szCs w:val="32"/>
+                            <w:lang w:val="sk-SK"/>
+                          </w:rPr>
+                          <w:t xml:space="preserve"> on FPGA</w:t>
                         </w:r>
                       </w:p>
                     </w:txbxContent>
                   </v:textbox>
                 </v:shape>
-                <v:shape id="TextBox 76" o:spid="_x0000_s1054" type="#_x0000_t202" style="position:absolute;left:49775;top:125817;width:38811;height:5994;visibility:visible;mso-wrap-style:square;v-text-anchor:top" o:gfxdata="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" filled="f" stroked="f">
+                <v:shape id="TextBox 76" o:spid="_x0000_s1051" type="#_x0000_t202" style="position:absolute;left:66328;top:125484;width:21460;height:5995;visibility:visible;mso-wrap-style:square;v-text-anchor:top" o:gfxdata="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" filled="f" stroked="f">
                   <v:textbox style="mso-fit-shape-to-text:t" inset="0,0,0,0">
                     <w:txbxContent>
                       <w:p>
                         <w:pPr>
                           <w:spacing w:line="208" w:lineRule="exact"/>
+                        </w:pPr>
+                        <w:r>
                           <w:rPr>
                             <w:rFonts w:ascii="Lato" w:hAnsi="Lato"/>
                             <w:color w:val="000000"/>
@@ -4866,27 +5328,16 @@
                             <w:sz w:val="15"/>
                             <w:szCs w:val="15"/>
                           </w:rPr>
-                        </w:pPr>
-                        <w:r>
-                          <w:rPr>
-                            <w:rFonts w:ascii="Lato" w:hAnsi="Lato"/>
-                            <w:color w:val="000000"/>
-                            <w:kern w:val="24"/>
-                            <w:sz w:val="15"/>
-                            <w:szCs w:val="15"/>
-                          </w:rPr>
                           <w:t xml:space="preserve">Image link: </w:t>
                         </w:r>
-                        <w:hyperlink r:id="rId8" w:history="1">
+                        <w:hyperlink r:id="rId16" w:history="1">
                           <w:r>
                             <w:rPr>
                               <w:rStyle w:val="Hypertextovprepojenie"/>
-                              <w:rFonts w:ascii="Lato" w:hAnsi="Lato"/>
-                              <w:kern w:val="24"/>
-                              <w:sz w:val="15"/>
-                              <w:szCs w:val="15"/>
+                              <w:sz w:val="16"/>
+                              <w:szCs w:val="16"/>
                             </w:rPr>
-                            <w:t>https://sweeek.twic.pics/sweeek-images/site-gris/PPT2BAT_01.jpg?twic=v1/resize=1500/quality=70</w:t>
+                            <w:t>https://www.magnific.com/free-photos-vectors/ping-pong-ball-illustration</w:t>
                           </w:r>
                         </w:hyperlink>
                       </w:p>
@@ -4915,7 +5366,7 @@
                     </w:txbxContent>
                   </v:textbox>
                 </v:shape>
-                <v:shape id="TextBox 77" o:spid="_x0000_s1055" type="#_x0000_t202" style="position:absolute;left:49788;top:124192;width:26041;height:2337;visibility:visible;mso-wrap-style:square;v-text-anchor:top" o:gfxdata="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" filled="f" stroked="f">
+                <v:shape id="TextBox 77" o:spid="_x0000_s1052" type="#_x0000_t202" style="position:absolute;left:66328;top:124210;width:26042;height:2337;visibility:visible;mso-wrap-style:square;v-text-anchor:top" o:gfxdata="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" filled="f" stroked="f">
                   <v:textbox style="mso-fit-shape-to-text:t" inset="0,0,0,0">
                     <w:txbxContent>
                       <w:p>
@@ -4929,10 +5380,8 @@
                             <w:kern w:val="24"/>
                             <w:sz w:val="15"/>
                             <w:szCs w:val="15"/>
-                            <w:lang w:val="sk-SK"/>
                           </w:rPr>
                         </w:pPr>
-                        <w:proofErr w:type="spellStart"/>
                         <w:r>
                           <w:rPr>
                             <w:rFonts w:ascii="Lato" w:eastAsia="Lato" w:hAnsi="Lato" w:cs="Lato"/>
@@ -4942,11 +5391,9 @@
                             <w:kern w:val="24"/>
                             <w:sz w:val="15"/>
                             <w:szCs w:val="15"/>
-                            <w:lang w:val="sk-SK"/>
                           </w:rPr>
                           <w:t>Sources</w:t>
                         </w:r>
-                        <w:proofErr w:type="spellEnd"/>
                       </w:p>
                     </w:txbxContent>
                   </v:textbox>
@@ -4970,15 +5417,15 @@
                   <v:path o:extrusionok="f" gradientshapeok="t" o:connecttype="rect"/>
                   <o:lock v:ext="edit" aspectratio="t"/>
                 </v:shapetype>
-                <v:shape id="Graphic 34" o:spid="_x0000_s1056" type="#_x0000_t75" style="position:absolute;left:84511;top:137921;width:8190;height:1352;visibility:visible;mso-wrap-style:square" o:gfxdata="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">
-                  <v:imagedata r:id="rId9" o:title=""/>
+                <v:shape id="Graphic 34" o:spid="_x0000_s1053" type="#_x0000_t75" style="position:absolute;left:66328;top:129857;width:8191;height:1351;visibility:visible;mso-wrap-style:square" o:gfxdata="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">
+                  <v:imagedata r:id="rId17" o:title=""/>
                 </v:shape>
-                <v:shape id="Chart 35" o:spid="_x0000_s1057" type="#_x0000_t75" style="position:absolute;left:-3673;top:9512;width:0;height:0;visibility:visible" o:gfxdata="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">
+                <v:shape id="Chart 35" o:spid="_x0000_s1054" type="#_x0000_t75" style="position:absolute;left:-1907;top:14528;width:0;height:0;visibility:visible" o:gfxdata="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">
                   <o:lock v:ext="edit" aspectratio="f"/>
                 </v:shape>
                 <w10:wrap anchorx="margin"/>
               </v:group>
-              <o:OLEObject Type="Embed" ProgID="Excel.Chart.8" ShapeID="Chart 35" DrawAspect="Content" ObjectID="_1839432062" r:id="rId10">
+              <o:OLEObject Type="Embed" ProgID="Excel.Chart.8" ShapeID="Chart 35" DrawAspect="Content" ObjectID="_1839579940" r:id="rId18">
                 <o:FieldCodes>\s</o:FieldCodes>
               </o:OLEObject>
             </w:pict>
@@ -4989,19 +5436,168 @@
         <w:rPr>
           <w:noProof/>
         </w:rPr>
+        <mc:AlternateContent>
+          <mc:Choice Requires="wps">
+            <w:drawing>
+              <wp:anchor distT="0" distB="0" distL="114300" distR="114300" simplePos="0" relativeHeight="251666432" behindDoc="0" locked="0" layoutInCell="1" allowOverlap="1" wp14:anchorId="0FADA34A" wp14:editId="33D76F5D">
+                <wp:simplePos x="0" y="0"/>
+                <wp:positionH relativeFrom="column">
+                  <wp:posOffset>6237393</wp:posOffset>
+                </wp:positionH>
+                <wp:positionV relativeFrom="paragraph">
+                  <wp:posOffset>10928350</wp:posOffset>
+                </wp:positionV>
+                <wp:extent cx="2632032" cy="304546"/>
+                <wp:effectExtent l="0" t="0" r="0" b="0"/>
+                <wp:wrapNone/>
+                <wp:docPr id="1106813725" name="TextBox 73"/>
+                <wp:cNvGraphicFramePr/>
+                <a:graphic xmlns:a="http://schemas.openxmlformats.org/drawingml/2006/main">
+                  <a:graphicData uri="http://schemas.microsoft.com/office/word/2010/wordprocessingShape">
+                    <wps:wsp>
+                      <wps:cNvSpPr txBox="1"/>
+                      <wps:spPr>
+                        <a:xfrm>
+                          <a:off x="0" y="0"/>
+                          <a:ext cx="2632032" cy="304546"/>
+                        </a:xfrm>
+                        <a:prstGeom prst="rect">
+                          <a:avLst/>
+                        </a:prstGeom>
+                      </wps:spPr>
+                      <wps:txbx>
+                        <w:txbxContent>
+                          <w:p>
+                            <w:pPr>
+                              <w:spacing w:line="350" w:lineRule="exact"/>
+                              <w:jc w:val="center"/>
+                              <w:rPr>
+                                <w:rFonts w:ascii="Lato" w:hAnsi="Lato"/>
+                                <w:i/>
+                                <w:iCs/>
+                                <w:color w:val="373737"/>
+                                <w:kern w:val="24"/>
+                                <w:sz w:val="20"/>
+                                <w:szCs w:val="20"/>
+                                <w:lang w:val="sk-SK"/>
+                              </w:rPr>
+                            </w:pPr>
+                            <w:r>
+                              <w:rPr>
+                                <w:rFonts w:ascii="Lato" w:hAnsi="Lato"/>
+                                <w:i/>
+                                <w:iCs/>
+                                <w:color w:val="373737"/>
+                                <w:kern w:val="24"/>
+                                <w:sz w:val="20"/>
+                                <w:szCs w:val="20"/>
+                                <w:lang w:val="sk-SK"/>
+                              </w:rPr>
+                              <w:t xml:space="preserve">Top level </w:t>
+                            </w:r>
+                            <w:proofErr w:type="spellStart"/>
+                            <w:r>
+                              <w:rPr>
+                                <w:rFonts w:ascii="Lato" w:hAnsi="Lato"/>
+                                <w:i/>
+                                <w:iCs/>
+                                <w:color w:val="373737"/>
+                                <w:kern w:val="24"/>
+                                <w:sz w:val="20"/>
+                                <w:szCs w:val="20"/>
+                                <w:lang w:val="sk-SK"/>
+                              </w:rPr>
+                              <w:t>schematic</w:t>
+                            </w:r>
+                            <w:proofErr w:type="spellEnd"/>
+                          </w:p>
+                        </w:txbxContent>
+                      </wps:txbx>
+                      <wps:bodyPr lIns="0" tIns="0" rIns="0" bIns="0" rtlCol="0" anchor="t">
+                        <a:noAutofit/>
+                      </wps:bodyPr>
+                    </wps:wsp>
+                  </a:graphicData>
+                </a:graphic>
+                <wp14:sizeRelV relativeFrom="margin">
+                  <wp14:pctHeight>0</wp14:pctHeight>
+                </wp14:sizeRelV>
+              </wp:anchor>
+            </w:drawing>
+          </mc:Choice>
+          <mc:Fallback>
+            <w:pict>
+              <v:shape w14:anchorId="0FADA34A" id="TextBox 73" o:spid="_x0000_s1055" type="#_x0000_t202" style="position:absolute;margin-left:491.15pt;margin-top:860.5pt;width:207.25pt;height:24pt;z-index:251666432;visibility:visible;mso-wrap-style:square;mso-height-percent:0;mso-wrap-distance-left:9pt;mso-wrap-distance-top:0;mso-wrap-distance-right:9pt;mso-wrap-distance-bottom:0;mso-position-horizontal:absolute;mso-position-horizontal-relative:text;mso-position-vertical:absolute;mso-position-vertical-relative:text;mso-height-percent:0;mso-height-relative:margin;v-text-anchor:top" o:gfxdata="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" filled="f" stroked="f">
+                <v:textbox inset="0,0,0,0">
+                  <w:txbxContent>
+                    <w:p>
+                      <w:pPr>
+                        <w:spacing w:line="350" w:lineRule="exact"/>
+                        <w:jc w:val="center"/>
+                        <w:rPr>
+                          <w:rFonts w:ascii="Lato" w:hAnsi="Lato"/>
+                          <w:i/>
+                          <w:iCs/>
+                          <w:color w:val="373737"/>
+                          <w:kern w:val="24"/>
+                          <w:sz w:val="20"/>
+                          <w:szCs w:val="20"/>
+                          <w:lang w:val="sk-SK"/>
+                        </w:rPr>
+                      </w:pPr>
+                      <w:r>
+                        <w:rPr>
+                          <w:rFonts w:ascii="Lato" w:hAnsi="Lato"/>
+                          <w:i/>
+                          <w:iCs/>
+                          <w:color w:val="373737"/>
+                          <w:kern w:val="24"/>
+                          <w:sz w:val="20"/>
+                          <w:szCs w:val="20"/>
+                          <w:lang w:val="sk-SK"/>
+                        </w:rPr>
+                        <w:t xml:space="preserve">Top level </w:t>
+                      </w:r>
+                      <w:proofErr w:type="spellStart"/>
+                      <w:r>
+                        <w:rPr>
+                          <w:rFonts w:ascii="Lato" w:hAnsi="Lato"/>
+                          <w:i/>
+                          <w:iCs/>
+                          <w:color w:val="373737"/>
+                          <w:kern w:val="24"/>
+                          <w:sz w:val="20"/>
+                          <w:szCs w:val="20"/>
+                          <w:lang w:val="sk-SK"/>
+                        </w:rPr>
+                        <w:t>schematic</w:t>
+                      </w:r>
+                      <w:proofErr w:type="spellEnd"/>
+                    </w:p>
+                  </w:txbxContent>
+                </v:textbox>
+              </v:shape>
+            </w:pict>
+          </mc:Fallback>
+        </mc:AlternateContent>
+      </w:r>
+      <w:r>
+        <w:rPr>
+          <w:lang w:val="sk-SK"/>
+        </w:rPr>
         <w:drawing>
-          <wp:anchor distT="0" distB="0" distL="114300" distR="114300" simplePos="0" relativeHeight="251660288" behindDoc="0" locked="0" layoutInCell="1" allowOverlap="1" wp14:anchorId="78128829" wp14:editId="79E398B5">
+          <wp:anchor distT="0" distB="0" distL="114300" distR="114300" simplePos="0" relativeHeight="251671552" behindDoc="0" locked="0" layoutInCell="1" allowOverlap="1" wp14:anchorId="727A9345" wp14:editId="6EDF062F">
             <wp:simplePos x="0" y="0"/>
             <wp:positionH relativeFrom="column">
-              <wp:posOffset>4742650</wp:posOffset>
+              <wp:posOffset>4468495</wp:posOffset>
             </wp:positionH>
             <wp:positionV relativeFrom="paragraph">
-              <wp:posOffset>63211</wp:posOffset>
+              <wp:posOffset>8840409</wp:posOffset>
             </wp:positionV>
-            <wp:extent cx="2112645" cy="2112645"/>
-            <wp:effectExtent l="0" t="0" r="1905" b="1905"/>
+            <wp:extent cx="5748020" cy="2014855"/>
+            <wp:effectExtent l="0" t="0" r="5080" b="4445"/>
             <wp:wrapSquare wrapText="bothSides"/>
-            <wp:docPr id="712867699" name="Obrázok 30"/>
+            <wp:docPr id="1010086715" name="Obrázok 1"/>
             <wp:cNvGraphicFramePr>
               <a:graphicFrameLocks xmlns:a="http://schemas.openxmlformats.org/drawingml/2006/main" noChangeAspect="1"/>
             </wp:cNvGraphicFramePr>
@@ -5009,13 +5605,73 @@
               <a:graphicData uri="http://schemas.openxmlformats.org/drawingml/2006/picture">
                 <pic:pic xmlns:pic="http://schemas.openxmlformats.org/drawingml/2006/picture">
                   <pic:nvPicPr>
-                    <pic:cNvPr id="0" name="Picture 1"/>
+                    <pic:cNvPr id="1010086715" name=""/>
+                    <pic:cNvPicPr/>
+                  </pic:nvPicPr>
+                  <pic:blipFill>
+                    <a:blip r:embed="rId19">
+                      <a:extLst>
+                        <a:ext uri="{28A0092B-C50C-407E-A947-70E740481C1C}">
+                          <a14:useLocalDpi xmlns:a14="http://schemas.microsoft.com/office/drawing/2010/main" val="0"/>
+                        </a:ext>
+                      </a:extLst>
+                    </a:blip>
+                    <a:stretch>
+                      <a:fillRect/>
+                    </a:stretch>
+                  </pic:blipFill>
+                  <pic:spPr>
+                    <a:xfrm>
+                      <a:off x="0" y="0"/>
+                      <a:ext cx="5748020" cy="2014855"/>
+                    </a:xfrm>
+                    <a:prstGeom prst="rect">
+                      <a:avLst/>
+                    </a:prstGeom>
+                  </pic:spPr>
+                </pic:pic>
+              </a:graphicData>
+            </a:graphic>
+            <wp14:sizeRelH relativeFrom="page">
+              <wp14:pctWidth>0</wp14:pctWidth>
+            </wp14:sizeRelH>
+            <wp14:sizeRelV relativeFrom="page">
+              <wp14:pctHeight>0</wp14:pctHeight>
+            </wp14:sizeRelV>
+          </wp:anchor>
+        </w:drawing>
+      </w:r>
+      <w:r>
+        <w:rPr>
+          <w:noProof/>
+        </w:rPr>
+        <w:drawing>
+          <wp:anchor distT="0" distB="0" distL="114300" distR="114300" simplePos="0" relativeHeight="251670528" behindDoc="0" locked="0" layoutInCell="1" allowOverlap="1" wp14:anchorId="642E51E5" wp14:editId="7E9E88C5">
+            <wp:simplePos x="0" y="0"/>
+            <wp:positionH relativeFrom="column">
+              <wp:posOffset>4971007</wp:posOffset>
+            </wp:positionH>
+            <wp:positionV relativeFrom="paragraph">
+              <wp:posOffset>27305</wp:posOffset>
+            </wp:positionV>
+            <wp:extent cx="1727200" cy="1727200"/>
+            <wp:effectExtent l="0" t="0" r="6350" b="6350"/>
+            <wp:wrapSquare wrapText="bothSides"/>
+            <wp:docPr id="365478709" name="Obrázok 30"/>
+            <wp:cNvGraphicFramePr>
+              <a:graphicFrameLocks xmlns:a="http://schemas.openxmlformats.org/drawingml/2006/main" noChangeAspect="1"/>
+            </wp:cNvGraphicFramePr>
+            <a:graphic xmlns:a="http://schemas.openxmlformats.org/drawingml/2006/main">
+              <a:graphicData uri="http://schemas.openxmlformats.org/drawingml/2006/picture">
+                <pic:pic xmlns:pic="http://schemas.openxmlformats.org/drawingml/2006/picture">
+                  <pic:nvPicPr>
+                    <pic:cNvPr id="0" name="Picture 8"/>
                     <pic:cNvPicPr>
                       <a:picLocks noChangeAspect="1" noChangeArrowheads="1"/>
                     </pic:cNvPicPr>
                   </pic:nvPicPr>
                   <pic:blipFill>
-                    <a:blip r:embed="rId11" cstate="print">
+                    <a:blip r:embed="rId20" cstate="print">
                       <a:extLst>
                         <a:ext uri="{28A0092B-C50C-407E-A947-70E740481C1C}">
                           <a14:useLocalDpi xmlns:a14="http://schemas.microsoft.com/office/drawing/2010/main" val="0"/>
@@ -5030,7 +5686,376 @@
                   <pic:spPr bwMode="auto">
                     <a:xfrm>
                       <a:off x="0" y="0"/>
-                      <a:ext cx="2112645" cy="2112645"/>
+                      <a:ext cx="1727200" cy="1727200"/>
+                    </a:xfrm>
+                    <a:prstGeom prst="rect">
+                      <a:avLst/>
+                    </a:prstGeom>
+                    <a:noFill/>
+                    <a:ln>
+                      <a:noFill/>
+                    </a:ln>
+                  </pic:spPr>
+                </pic:pic>
+              </a:graphicData>
+            </a:graphic>
+            <wp14:sizeRelH relativeFrom="page">
+              <wp14:pctWidth>0</wp14:pctWidth>
+            </wp14:sizeRelH>
+            <wp14:sizeRelV relativeFrom="page">
+              <wp14:pctHeight>0</wp14:pctHeight>
+            </wp14:sizeRelV>
+          </wp:anchor>
+        </w:drawing>
+      </w:r>
+      <w:r>
+        <w:rPr>
+          <w:noProof/>
+        </w:rPr>
+        <mc:AlternateContent>
+          <mc:Choice Requires="wps">
+            <w:drawing>
+              <wp:anchor distT="0" distB="0" distL="114300" distR="114300" simplePos="0" relativeHeight="251663360" behindDoc="0" locked="0" layoutInCell="1" allowOverlap="1" wp14:anchorId="77FA8414" wp14:editId="2762EE41">
+                <wp:simplePos x="0" y="0"/>
+                <wp:positionH relativeFrom="column">
+                  <wp:posOffset>4076700</wp:posOffset>
+                </wp:positionH>
+                <wp:positionV relativeFrom="paragraph">
+                  <wp:posOffset>13811885</wp:posOffset>
+                </wp:positionV>
+                <wp:extent cx="2632032" cy="304546"/>
+                <wp:effectExtent l="0" t="0" r="0" b="0"/>
+                <wp:wrapNone/>
+                <wp:docPr id="2137300118" name="TextBox 73"/>
+                <wp:cNvGraphicFramePr/>
+                <a:graphic xmlns:a="http://schemas.openxmlformats.org/drawingml/2006/main">
+                  <a:graphicData uri="http://schemas.microsoft.com/office/word/2010/wordprocessingShape">
+                    <wps:wsp>
+                      <wps:cNvSpPr txBox="1"/>
+                      <wps:spPr>
+                        <a:xfrm>
+                          <a:off x="0" y="0"/>
+                          <a:ext cx="2632032" cy="304546"/>
+                        </a:xfrm>
+                        <a:prstGeom prst="rect">
+                          <a:avLst/>
+                        </a:prstGeom>
+                      </wps:spPr>
+                      <wps:txbx>
+                        <w:txbxContent>
+                          <w:p>
+                            <w:pPr>
+                              <w:spacing w:line="350" w:lineRule="exact"/>
+                              <w:jc w:val="center"/>
+                              <w:rPr>
+                                <w:rFonts w:ascii="Lato" w:hAnsi="Lato"/>
+                                <w:i/>
+                                <w:iCs/>
+                                <w:color w:val="373737"/>
+                                <w:kern w:val="24"/>
+                                <w:sz w:val="20"/>
+                                <w:szCs w:val="20"/>
+                                <w:lang w:val="sk-SK"/>
+                              </w:rPr>
+                            </w:pPr>
+                            <w:proofErr w:type="spellStart"/>
+                            <w:r>
+                              <w:rPr>
+                                <w:rFonts w:ascii="Lato" w:hAnsi="Lato"/>
+                                <w:i/>
+                                <w:iCs/>
+                                <w:color w:val="373737"/>
+                                <w:kern w:val="24"/>
+                                <w:sz w:val="20"/>
+                                <w:szCs w:val="20"/>
+                                <w:lang w:val="sk-SK"/>
+                              </w:rPr>
+                              <w:t>Graph</w:t>
+                            </w:r>
+                            <w:proofErr w:type="spellEnd"/>
+                            <w:r>
+                              <w:rPr>
+                                <w:rFonts w:ascii="Lato" w:hAnsi="Lato"/>
+                                <w:i/>
+                                <w:iCs/>
+                                <w:color w:val="373737"/>
+                                <w:kern w:val="24"/>
+                                <w:sz w:val="20"/>
+                                <w:szCs w:val="20"/>
+                                <w:lang w:val="sk-SK"/>
+                              </w:rPr>
+                              <w:t xml:space="preserve"> of </w:t>
+                            </w:r>
+                            <w:proofErr w:type="spellStart"/>
+                            <w:r>
+                              <w:rPr>
+                                <w:rFonts w:ascii="Lato" w:hAnsi="Lato"/>
+                                <w:i/>
+                                <w:iCs/>
+                                <w:color w:val="373737"/>
+                                <w:kern w:val="24"/>
+                                <w:sz w:val="20"/>
+                                <w:szCs w:val="20"/>
+                                <w:lang w:val="sk-SK"/>
+                              </w:rPr>
+                              <w:t>power</w:t>
+                            </w:r>
+                            <w:proofErr w:type="spellEnd"/>
+                            <w:r>
+                              <w:rPr>
+                                <w:rFonts w:ascii="Lato" w:hAnsi="Lato"/>
+                                <w:i/>
+                                <w:iCs/>
+                                <w:color w:val="373737"/>
+                                <w:kern w:val="24"/>
+                                <w:sz w:val="20"/>
+                                <w:szCs w:val="20"/>
+                                <w:lang w:val="sk-SK"/>
+                              </w:rPr>
+                              <w:t xml:space="preserve"> </w:t>
+                            </w:r>
+                            <w:proofErr w:type="spellStart"/>
+                            <w:r>
+                              <w:rPr>
+                                <w:rFonts w:ascii="Lato" w:hAnsi="Lato"/>
+                                <w:i/>
+                                <w:iCs/>
+                                <w:color w:val="373737"/>
+                                <w:kern w:val="24"/>
+                                <w:sz w:val="20"/>
+                                <w:szCs w:val="20"/>
+                                <w:lang w:val="sk-SK"/>
+                              </w:rPr>
+                              <w:t>comsuption</w:t>
+                            </w:r>
+                            <w:proofErr w:type="spellEnd"/>
+                          </w:p>
+                        </w:txbxContent>
+                      </wps:txbx>
+                      <wps:bodyPr lIns="0" tIns="0" rIns="0" bIns="0" rtlCol="0" anchor="t">
+                        <a:noAutofit/>
+                      </wps:bodyPr>
+                    </wps:wsp>
+                  </a:graphicData>
+                </a:graphic>
+                <wp14:sizeRelV relativeFrom="margin">
+                  <wp14:pctHeight>0</wp14:pctHeight>
+                </wp14:sizeRelV>
+              </wp:anchor>
+            </w:drawing>
+          </mc:Choice>
+          <mc:Fallback>
+            <w:pict>
+              <v:shape w14:anchorId="77FA8414" id="_x0000_s1056" type="#_x0000_t202" style="position:absolute;margin-left:321pt;margin-top:1087.55pt;width:207.25pt;height:24pt;z-index:251663360;visibility:visible;mso-wrap-style:square;mso-height-percent:0;mso-wrap-distance-left:9pt;mso-wrap-distance-top:0;mso-wrap-distance-right:9pt;mso-wrap-distance-bottom:0;mso-position-horizontal:absolute;mso-position-horizontal-relative:text;mso-position-vertical:absolute;mso-position-vertical-relative:text;mso-height-percent:0;mso-height-relative:margin;v-text-anchor:top" o:gfxdata="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" filled="f" stroked="f">
+                <v:textbox inset="0,0,0,0">
+                  <w:txbxContent>
+                    <w:p>
+                      <w:pPr>
+                        <w:spacing w:line="350" w:lineRule="exact"/>
+                        <w:jc w:val="center"/>
+                        <w:rPr>
+                          <w:rFonts w:ascii="Lato" w:hAnsi="Lato"/>
+                          <w:i/>
+                          <w:iCs/>
+                          <w:color w:val="373737"/>
+                          <w:kern w:val="24"/>
+                          <w:sz w:val="20"/>
+                          <w:szCs w:val="20"/>
+                          <w:lang w:val="sk-SK"/>
+                        </w:rPr>
+                      </w:pPr>
+                      <w:proofErr w:type="spellStart"/>
+                      <w:r>
+                        <w:rPr>
+                          <w:rFonts w:ascii="Lato" w:hAnsi="Lato"/>
+                          <w:i/>
+                          <w:iCs/>
+                          <w:color w:val="373737"/>
+                          <w:kern w:val="24"/>
+                          <w:sz w:val="20"/>
+                          <w:szCs w:val="20"/>
+                          <w:lang w:val="sk-SK"/>
+                        </w:rPr>
+                        <w:t>Graph</w:t>
+                      </w:r>
+                      <w:proofErr w:type="spellEnd"/>
+                      <w:r>
+                        <w:rPr>
+                          <w:rFonts w:ascii="Lato" w:hAnsi="Lato"/>
+                          <w:i/>
+                          <w:iCs/>
+                          <w:color w:val="373737"/>
+                          <w:kern w:val="24"/>
+                          <w:sz w:val="20"/>
+                          <w:szCs w:val="20"/>
+                          <w:lang w:val="sk-SK"/>
+                        </w:rPr>
+                        <w:t xml:space="preserve"> of </w:t>
+                      </w:r>
+                      <w:proofErr w:type="spellStart"/>
+                      <w:r>
+                        <w:rPr>
+                          <w:rFonts w:ascii="Lato" w:hAnsi="Lato"/>
+                          <w:i/>
+                          <w:iCs/>
+                          <w:color w:val="373737"/>
+                          <w:kern w:val="24"/>
+                          <w:sz w:val="20"/>
+                          <w:szCs w:val="20"/>
+                          <w:lang w:val="sk-SK"/>
+                        </w:rPr>
+                        <w:t>power</w:t>
+                      </w:r>
+                      <w:proofErr w:type="spellEnd"/>
+                      <w:r>
+                        <w:rPr>
+                          <w:rFonts w:ascii="Lato" w:hAnsi="Lato"/>
+                          <w:i/>
+                          <w:iCs/>
+                          <w:color w:val="373737"/>
+                          <w:kern w:val="24"/>
+                          <w:sz w:val="20"/>
+                          <w:szCs w:val="20"/>
+                          <w:lang w:val="sk-SK"/>
+                        </w:rPr>
+                        <w:t xml:space="preserve"> </w:t>
+                      </w:r>
+                      <w:proofErr w:type="spellStart"/>
+                      <w:r>
+                        <w:rPr>
+                          <w:rFonts w:ascii="Lato" w:hAnsi="Lato"/>
+                          <w:i/>
+                          <w:iCs/>
+                          <w:color w:val="373737"/>
+                          <w:kern w:val="24"/>
+                          <w:sz w:val="20"/>
+                          <w:szCs w:val="20"/>
+                          <w:lang w:val="sk-SK"/>
+                        </w:rPr>
+                        <w:t>comsuption</w:t>
+                      </w:r>
+                      <w:proofErr w:type="spellEnd"/>
+                    </w:p>
+                  </w:txbxContent>
+                </v:textbox>
+              </v:shape>
+            </w:pict>
+          </mc:Fallback>
+        </mc:AlternateContent>
+      </w:r>
+      <w:r>
+        <w:rPr>
+          <w:lang w:val="sk-SK"/>
+        </w:rPr>
+        <w:drawing>
+          <wp:anchor distT="0" distB="0" distL="114300" distR="114300" simplePos="0" relativeHeight="251664384" behindDoc="0" locked="0" layoutInCell="1" allowOverlap="1" wp14:anchorId="3FF0BA08" wp14:editId="30B7959E">
+            <wp:simplePos x="0" y="0"/>
+            <wp:positionH relativeFrom="column">
+              <wp:posOffset>4198305</wp:posOffset>
+            </wp:positionH>
+            <wp:positionV relativeFrom="paragraph">
+              <wp:posOffset>12051699</wp:posOffset>
+            </wp:positionV>
+            <wp:extent cx="2261235" cy="1643380"/>
+            <wp:effectExtent l="0" t="0" r="5715" b="0"/>
+            <wp:wrapSquare wrapText="bothSides"/>
+            <wp:docPr id="975613616" name="Obrázok 29"/>
+            <wp:cNvGraphicFramePr>
+              <a:graphicFrameLocks xmlns:a="http://schemas.openxmlformats.org/drawingml/2006/main" noChangeAspect="1"/>
+            </wp:cNvGraphicFramePr>
+            <a:graphic xmlns:a="http://schemas.openxmlformats.org/drawingml/2006/main">
+              <a:graphicData uri="http://schemas.openxmlformats.org/drawingml/2006/picture">
+                <pic:pic xmlns:pic="http://schemas.openxmlformats.org/drawingml/2006/picture">
+                  <pic:nvPicPr>
+                    <pic:cNvPr id="0" name="Picture 6"/>
+                    <pic:cNvPicPr>
+                      <a:picLocks noChangeAspect="1" noChangeArrowheads="1"/>
+                    </pic:cNvPicPr>
+                  </pic:nvPicPr>
+                  <pic:blipFill>
+                    <a:blip r:embed="rId21">
+                      <a:extLst>
+                        <a:ext uri="{28A0092B-C50C-407E-A947-70E740481C1C}">
+                          <a14:useLocalDpi xmlns:a14="http://schemas.microsoft.com/office/drawing/2010/main" val="0"/>
+                        </a:ext>
+                      </a:extLst>
+                    </a:blip>
+                    <a:srcRect/>
+                    <a:stretch>
+                      <a:fillRect/>
+                    </a:stretch>
+                  </pic:blipFill>
+                  <pic:spPr bwMode="auto">
+                    <a:xfrm>
+                      <a:off x="0" y="0"/>
+                      <a:ext cx="2261235" cy="1643380"/>
+                    </a:xfrm>
+                    <a:prstGeom prst="rect">
+                      <a:avLst/>
+                    </a:prstGeom>
+                    <a:noFill/>
+                    <a:ln>
+                      <a:noFill/>
+                    </a:ln>
+                  </pic:spPr>
+                </pic:pic>
+              </a:graphicData>
+            </a:graphic>
+            <wp14:sizeRelH relativeFrom="page">
+              <wp14:pctWidth>0</wp14:pctWidth>
+            </wp14:sizeRelH>
+            <wp14:sizeRelV relativeFrom="page">
+              <wp14:pctHeight>0</wp14:pctHeight>
+            </wp14:sizeRelV>
+          </wp:anchor>
+        </w:drawing>
+      </w:r>
+      <w:r>
+        <w:rPr>
+          <w:noProof/>
+        </w:rPr>
+        <w:drawing>
+          <wp:anchor distT="0" distB="0" distL="114300" distR="114300" simplePos="0" relativeHeight="251661312" behindDoc="0" locked="0" layoutInCell="1" allowOverlap="1" wp14:anchorId="3294B138" wp14:editId="139A4B36">
+            <wp:simplePos x="0" y="0"/>
+            <wp:positionH relativeFrom="column">
+              <wp:posOffset>4892040</wp:posOffset>
+            </wp:positionH>
+            <wp:positionV relativeFrom="paragraph">
+              <wp:posOffset>2064385</wp:posOffset>
+            </wp:positionV>
+            <wp:extent cx="1249680" cy="1249680"/>
+            <wp:effectExtent l="0" t="0" r="7620" b="7620"/>
+            <wp:wrapSquare wrapText="bothSides"/>
+            <wp:docPr id="273271811" name="Obrázok 28"/>
+            <wp:cNvGraphicFramePr>
+              <a:graphicFrameLocks xmlns:a="http://schemas.openxmlformats.org/drawingml/2006/main" noChangeAspect="1"/>
+            </wp:cNvGraphicFramePr>
+            <a:graphic xmlns:a="http://schemas.openxmlformats.org/drawingml/2006/main">
+              <a:graphicData uri="http://schemas.openxmlformats.org/drawingml/2006/picture">
+                <pic:pic xmlns:pic="http://schemas.openxmlformats.org/drawingml/2006/picture">
+                  <pic:nvPicPr>
+                    <pic:cNvPr id="0" name="Picture 1"/>
+                    <pic:cNvPicPr>
+                      <a:picLocks noChangeAspect="1" noChangeArrowheads="1"/>
+                    </pic:cNvPicPr>
+                  </pic:nvPicPr>
+                  <pic:blipFill>
+                    <a:blip r:embed="rId22">
+                      <a:extLst>
+                        <a:ext uri="{28A0092B-C50C-407E-A947-70E740481C1C}">
+                          <a14:useLocalDpi xmlns:a14="http://schemas.microsoft.com/office/drawing/2010/main" val="0"/>
+                        </a:ext>
+                      </a:extLst>
+                    </a:blip>
+                    <a:srcRect/>
+                    <a:stretch>
+                      <a:fillRect/>
+                    </a:stretch>
+                  </pic:blipFill>
+                  <pic:spPr bwMode="auto">
+                    <a:xfrm>
+                      <a:off x="0" y="0"/>
+                      <a:ext cx="1249680" cy="1249680"/>
                     </a:xfrm>
                     <a:prstGeom prst="rect">
                       <a:avLst/>
@@ -5055,13 +6080,184 @@
     </w:p>
     <w:sectPr>
       <w:pgSz w:w="16838" w:h="23811" w:code="8"/>
-      <w:pgMar w:top="173" w:right="0" w:bottom="7373" w:left="0" w:header="720" w:footer="720" w:gutter="0"/>
+      <w:pgMar w:top="173" w:right="0" w:bottom="1418" w:left="0" w:header="720" w:footer="720" w:gutter="0"/>
       <w:paperSrc w:first="257"/>
       <w:cols w:space="720"/>
       <w:docGrid w:linePitch="360"/>
     </w:sectPr>
   </w:body>
 </w:document>
+</file>
+
+<file path=word/endnotes.xml><?xml version="1.0" encoding="utf-8"?>
+<w:endnotes xmlns:wpc="http://schemas.microsoft.com/office/word/2010/wordprocessingCanvas" xmlns:cx="http://schemas.microsoft.com/office/drawing/2014/chartex" xmlns:cx1="http://schemas.microsoft.com/office/drawing/2015/9/8/chartex" xmlns:cx2="http://schemas.microsoft.com/office/drawing/2015/10/21/chartex" xmlns:cx3="http://schemas.microsoft.com/office/drawing/2016/5/9/chartex" xmlns:cx4="http://schemas.microsoft.com/office/drawing/2016/5/10/chartex" xmlns:cx5="http://schemas.microsoft.com/office/drawing/2016/5/11/chartex" xmlns:cx6="http://schemas.microsoft.com/office/drawing/2016/5/12/chartex" xmlns:cx7="http://schemas.microsoft.com/office/drawing/2016/5/13/chartex" xmlns:cx8="http://schemas.microsoft.com/office/drawing/2016/5/14/chartex" xmlns:mc="http://schemas.openxmlformats.org/markup-compatibility/2006" xmlns:aink="http://schemas.microsoft.com/office/drawing/2016/ink" xmlns:am3d="http://schemas.microsoft.com/office/drawing/2017/model3d" xmlns:o="urn:schemas-microsoft-com:office:office" xmlns:oel="http://schemas.microsoft.com/office/2019/extlst" xmlns:r="http://schemas.openxmlformats.org/officeDocument/2006/relationships" xmlns:m="http://schemas.openxmlformats.org/officeDocument/2006/math" xmlns:v="urn:schemas-microsoft-com:vml" xmlns:wp14="http://schemas.microsoft.com/office/word/2010/wordprocessingDrawing" xmlns:wp="http://schemas.openxmlformats.org/drawingml/2006/wordprocessingDrawing" xmlns:w10="urn:schemas-microsoft-com:office:word" xmlns:w="http://schemas.openxmlformats.org/wordprocessingml/2006/main" xmlns:w14="http://schemas.microsoft.com/office/word/2010/wordml" xmlns:w15="http://schemas.microsoft.com/office/word/2012/wordml" xmlns:w16cex="http://schemas.microsoft.com/office/word/2018/wordml/cex" xmlns:w16cid="http://schemas.microsoft.com/office/word/2016/wordml/cid" xmlns:w16="http://schemas.microsoft.com/office/word/2018/wordml" xmlns:w16du="http://schemas.microsoft.com/office/word/2023/wordml/word16du" xmlns:w16sdtdh="http://schemas.microsoft.com/office/word/2020/wordml/sdtdatahash" xmlns:w16sdtfl="http://schemas.microsoft.com/office/word/2024/wordml/sdtformatlock" xmlns:w16se="http://schemas.microsoft.com/office/word/2015/wordml/symex" xmlns:wpg="http://schemas.microsoft.com/office/word/2010/wordprocessingGroup" xmlns:wpi="http://schemas.microsoft.com/office/word/2010/wordprocessingInk" xmlns:wne="http://schemas.microsoft.com/office/word/2006/wordml" xmlns:wps="http://schemas.microsoft.com/office/word/2010/wordprocessingShape" mc:Ignorable="w14 w15 w16se w16cid w16 w16cex w16sdtdh w16sdtfl w16du wp14">
+  <w:endnote w:type="separator" w:id="-1">
+    <w:p>
+      <w:pPr>
+        <w:spacing w:after="0" w:line="240" w:lineRule="auto"/>
+      </w:pPr>
+      <w:r>
+        <w:separator/>
+      </w:r>
+    </w:p>
+  </w:endnote>
+  <w:endnote w:type="continuationSeparator" w:id="0">
+    <w:p>
+      <w:pPr>
+        <w:spacing w:after="0" w:line="240" w:lineRule="auto"/>
+      </w:pPr>
+      <w:r>
+        <w:continuationSeparator/>
+      </w:r>
+    </w:p>
+  </w:endnote>
+</w:endnotes>
+</file>
+
+<file path=word/footnotes.xml><?xml version="1.0" encoding="utf-8"?>
+<w:footnotes xmlns:wpc="http://schemas.microsoft.com/office/word/2010/wordprocessingCanvas" xmlns:cx="http://schemas.microsoft.com/office/drawing/2014/chartex" xmlns:cx1="http://schemas.microsoft.com/office/drawing/2015/9/8/chartex" xmlns:cx2="http://schemas.microsoft.com/office/drawing/2015/10/21/chartex" xmlns:cx3="http://schemas.microsoft.com/office/drawing/2016/5/9/chartex" xmlns:cx4="http://schemas.microsoft.com/office/drawing/2016/5/10/chartex" xmlns:cx5="http://schemas.microsoft.com/office/drawing/2016/5/11/chartex" xmlns:cx6="http://schemas.microsoft.com/office/drawing/2016/5/12/chartex" xmlns:cx7="http://schemas.microsoft.com/office/drawing/2016/5/13/chartex" xmlns:cx8="http://schemas.microsoft.com/office/drawing/2016/5/14/chartex" xmlns:mc="http://schemas.openxmlformats.org/markup-compatibility/2006" xmlns:aink="http://schemas.microsoft.com/office/drawing/2016/ink" xmlns:am3d="http://schemas.microsoft.com/office/drawing/2017/model3d" xmlns:o="urn:schemas-microsoft-com:office:office" xmlns:oel="http://schemas.microsoft.com/office/2019/extlst" xmlns:r="http://schemas.openxmlformats.org/officeDocument/2006/relationships" xmlns:m="http://schemas.openxmlformats.org/officeDocument/2006/math" xmlns:v="urn:schemas-microsoft-com:vml" xmlns:wp14="http://schemas.microsoft.com/office/word/2010/wordprocessingDrawing" xmlns:wp="http://schemas.openxmlformats.org/drawingml/2006/wordprocessingDrawing" xmlns:w10="urn:schemas-microsoft-com:office:word" xmlns:w="http://schemas.openxmlformats.org/wordprocessingml/2006/main" xmlns:w14="http://schemas.microsoft.com/office/word/2010/wordml" xmlns:w15="http://schemas.microsoft.com/office/word/2012/wordml" xmlns:w16cex="http://schemas.microsoft.com/office/word/2018/wordml/cex" xmlns:w16cid="http://schemas.microsoft.com/office/word/2016/wordml/cid" xmlns:w16="http://schemas.microsoft.com/office/word/2018/wordml" xmlns:w16du="http://schemas.microsoft.com/office/word/2023/wordml/word16du" xmlns:w16sdtdh="http://schemas.microsoft.com/office/word/2020/wordml/sdtdatahash" xmlns:w16sdtfl="http://schemas.microsoft.com/office/word/2024/wordml/sdtformatlock" xmlns:w16se="http://schemas.microsoft.com/office/word/2015/wordml/symex" xmlns:wpg="http://schemas.microsoft.com/office/word/2010/wordprocessingGroup" xmlns:wpi="http://schemas.microsoft.com/office/word/2010/wordprocessingInk" xmlns:wne="http://schemas.microsoft.com/office/word/2006/wordml" xmlns:wps="http://schemas.microsoft.com/office/word/2010/wordprocessingShape" mc:Ignorable="w14 w15 w16se w16cid w16 w16cex w16sdtdh w16sdtfl w16du wp14">
+  <w:footnote w:type="separator" w:id="-1">
+    <w:p>
+      <w:pPr>
+        <w:spacing w:after="0" w:line="240" w:lineRule="auto"/>
+      </w:pPr>
+      <w:r>
+        <w:separator/>
+      </w:r>
+    </w:p>
+  </w:footnote>
+  <w:footnote w:type="continuationSeparator" w:id="0">
+    <w:p>
+      <w:pPr>
+        <w:spacing w:after="0" w:line="240" w:lineRule="auto"/>
+      </w:pPr>
+      <w:r>
+        <w:continuationSeparator/>
+      </w:r>
+    </w:p>
+  </w:footnote>
+</w:footnotes>
+</file>
+
+<file path=word/numbering.xml><?xml version="1.0" encoding="utf-8"?>
+<w:numbering xmlns:wpc="http://schemas.microsoft.com/office/word/2010/wordprocessingCanvas" xmlns:cx="http://schemas.microsoft.com/office/drawing/2014/chartex" xmlns:cx1="http://schemas.microsoft.com/office/drawing/2015/9/8/chartex" xmlns:cx2="http://schemas.microsoft.com/office/drawing/2015/10/21/chartex" xmlns:cx3="http://schemas.microsoft.com/office/drawing/2016/5/9/chartex" xmlns:cx4="http://schemas.microsoft.com/office/drawing/2016/5/10/chartex" xmlns:cx5="http://schemas.microsoft.com/office/drawing/2016/5/11/chartex" xmlns:cx6="http://schemas.microsoft.com/office/drawing/2016/5/12/chartex" xmlns:cx7="http://schemas.microsoft.com/office/drawing/2016/5/13/chartex" xmlns:cx8="http://schemas.microsoft.com/office/drawing/2016/5/14/chartex" xmlns:mc="http://schemas.openxmlformats.org/markup-compatibility/2006" xmlns:aink="http://schemas.microsoft.com/office/drawing/2016/ink" xmlns:am3d="http://schemas.microsoft.com/office/drawing/2017/model3d" xmlns:o="urn:schemas-microsoft-com:office:office" xmlns:oel="http://schemas.microsoft.com/office/2019/extlst" xmlns:r="http://schemas.openxmlformats.org/officeDocument/2006/relationships" xmlns:m="http://schemas.openxmlformats.org/officeDocument/2006/math" xmlns:v="urn:schemas-microsoft-com:vml" xmlns:wp14="http://schemas.microsoft.com/office/word/2010/wordprocessingDrawing" xmlns:wp="http://schemas.openxmlformats.org/drawingml/2006/wordprocessingDrawing" xmlns:w10="urn:schemas-microsoft-com:office:word" xmlns:w="http://schemas.openxmlformats.org/wordprocessingml/2006/main" xmlns:w14="http://schemas.microsoft.com/office/word/2010/wordml" xmlns:w15="http://schemas.microsoft.com/office/word/2012/wordml" xmlns:w16cex="http://schemas.microsoft.com/office/word/2018/wordml/cex" xmlns:w16cid="http://schemas.microsoft.com/office/word/2016/wordml/cid" xmlns:w16="http://schemas.microsoft.com/office/word/2018/wordml" xmlns:w16du="http://schemas.microsoft.com/office/word/2023/wordml/word16du" xmlns:w16sdtdh="http://schemas.microsoft.com/office/word/2020/wordml/sdtdatahash" xmlns:w16sdtfl="http://schemas.microsoft.com/office/word/2024/wordml/sdtformatlock" xmlns:w16se="http://schemas.microsoft.com/office/word/2015/wordml/symex" xmlns:wpg="http://schemas.microsoft.com/office/word/2010/wordprocessingGroup" xmlns:wpi="http://schemas.microsoft.com/office/word/2010/wordprocessingInk" xmlns:wne="http://schemas.microsoft.com/office/word/2006/wordml" xmlns:wps="http://schemas.microsoft.com/office/word/2010/wordprocessingShape" mc:Ignorable="w14 w15 w16se w16cid w16 w16cex w16sdtdh w16sdtfl w16du wp14">
+  <w:abstractNum w:abstractNumId="0" w15:restartNumberingAfterBreak="0">
+    <w:nsid w:val="4D5577ED"/>
+    <w:multiLevelType w:val="hybridMultilevel"/>
+    <w:tmpl w:val="1626FCF2"/>
+    <w:lvl w:ilvl="0" w:tplc="041B0001">
+      <w:start w:val="1"/>
+      <w:numFmt w:val="bullet"/>
+      <w:lvlText w:val=""/>
+      <w:lvlJc w:val="left"/>
+      <w:pPr>
+        <w:ind w:left="720" w:hanging="360"/>
+      </w:pPr>
+      <w:rPr>
+        <w:rFonts w:ascii="Symbol" w:hAnsi="Symbol" w:hint="default"/>
+      </w:rPr>
+    </w:lvl>
+    <w:lvl w:ilvl="1" w:tplc="041B0003" w:tentative="1">
+      <w:start w:val="1"/>
+      <w:numFmt w:val="bullet"/>
+      <w:lvlText w:val="o"/>
+      <w:lvlJc w:val="left"/>
+      <w:pPr>
+        <w:ind w:left="1440" w:hanging="360"/>
+      </w:pPr>
+      <w:rPr>
+        <w:rFonts w:ascii="Courier New" w:hAnsi="Courier New" w:cs="Courier New" w:hint="default"/>
+      </w:rPr>
+    </w:lvl>
+    <w:lvl w:ilvl="2" w:tplc="041B0005" w:tentative="1">
+      <w:start w:val="1"/>
+      <w:numFmt w:val="bullet"/>
+      <w:lvlText w:val=""/>
+      <w:lvlJc w:val="left"/>
+      <w:pPr>
+        <w:ind w:left="2160" w:hanging="360"/>
+      </w:pPr>
+      <w:rPr>
+        <w:rFonts w:ascii="Wingdings" w:hAnsi="Wingdings" w:hint="default"/>
+      </w:rPr>
+    </w:lvl>
+    <w:lvl w:ilvl="3" w:tplc="041B0001" w:tentative="1">
+      <w:start w:val="1"/>
+      <w:numFmt w:val="bullet"/>
+      <w:lvlText w:val=""/>
+      <w:lvlJc w:val="left"/>
+      <w:pPr>
+        <w:ind w:left="2880" w:hanging="360"/>
+      </w:pPr>
+      <w:rPr>
+        <w:rFonts w:ascii="Symbol" w:hAnsi="Symbol" w:hint="default"/>
+      </w:rPr>
+    </w:lvl>
+    <w:lvl w:ilvl="4" w:tplc="041B0003" w:tentative="1">
+      <w:start w:val="1"/>
+      <w:numFmt w:val="bullet"/>
+      <w:lvlText w:val="o"/>
+      <w:lvlJc w:val="left"/>
+      <w:pPr>
+        <w:ind w:left="3600" w:hanging="360"/>
+      </w:pPr>
+      <w:rPr>
+        <w:rFonts w:ascii="Courier New" w:hAnsi="Courier New" w:cs="Courier New" w:hint="default"/>
+      </w:rPr>
+    </w:lvl>
+    <w:lvl w:ilvl="5" w:tplc="041B0005" w:tentative="1">
+      <w:start w:val="1"/>
+      <w:numFmt w:val="bullet"/>
+      <w:lvlText w:val=""/>
+      <w:lvlJc w:val="left"/>
+      <w:pPr>
+        <w:ind w:left="4320" w:hanging="360"/>
+      </w:pPr>
+      <w:rPr>
+        <w:rFonts w:ascii="Wingdings" w:hAnsi="Wingdings" w:hint="default"/>
+      </w:rPr>
+    </w:lvl>
+    <w:lvl w:ilvl="6" w:tplc="041B0001" w:tentative="1">
+      <w:start w:val="1"/>
+      <w:numFmt w:val="bullet"/>
+      <w:lvlText w:val=""/>
+      <w:lvlJc w:val="left"/>
+      <w:pPr>
+        <w:ind w:left="5040" w:hanging="360"/>
+      </w:pPr>
+      <w:rPr>
+        <w:rFonts w:ascii="Symbol" w:hAnsi="Symbol" w:hint="default"/>
+      </w:rPr>
+    </w:lvl>
+    <w:lvl w:ilvl="7" w:tplc="041B0003" w:tentative="1">
+      <w:start w:val="1"/>
+      <w:numFmt w:val="bullet"/>
+      <w:lvlText w:val="o"/>
+      <w:lvlJc w:val="left"/>
+      <w:pPr>
+        <w:ind w:left="5760" w:hanging="360"/>
+      </w:pPr>
+      <w:rPr>
+        <w:rFonts w:ascii="Courier New" w:hAnsi="Courier New" w:cs="Courier New" w:hint="default"/>
+      </w:rPr>
+    </w:lvl>
+    <w:lvl w:ilvl="8" w:tplc="041B0005" w:tentative="1">
+      <w:start w:val="1"/>
+      <w:numFmt w:val="bullet"/>
+      <w:lvlText w:val=""/>
+      <w:lvlJc w:val="left"/>
+      <w:pPr>
+        <w:ind w:left="6480" w:hanging="360"/>
+      </w:pPr>
+      <w:rPr>
+        <w:rFonts w:ascii="Wingdings" w:hAnsi="Wingdings" w:hint="default"/>
+      </w:rPr>
+    </w:lvl>
+  </w:abstractNum>
+  <w:num w:numId="1" w16cid:durableId="869147842">
+    <w:abstractNumId w:val="0"/>
+  </w:num>
+</w:numbering>
 </file>
 
 <file path=word/styles.xml><?xml version="1.0" encoding="utf-8"?>
@@ -5462,6 +6658,9 @@
   <w:style w:type="paragraph" w:default="1" w:styleId="Normlny">
     <w:name w:val="Normal"/>
     <w:qFormat/>
+    <w:rPr>
+      <w:lang w:val="en-GB"/>
+    </w:rPr>
   </w:style>
   <w:style w:type="character" w:default="1" w:styleId="Predvolenpsmoodseku">
     <w:name w:val="Default Paragraph Font"/>
@@ -5530,6 +6729,86 @@
         <w:insideV w:val="single" w:sz="4" w:space="0" w:color="auto"/>
       </w:tblBorders>
     </w:tblPr>
+  </w:style>
+  <w:style w:type="paragraph" w:styleId="Odsekzoznamu">
+    <w:name w:val="List Paragraph"/>
+    <w:basedOn w:val="Normlny"/>
+    <w:uiPriority w:val="34"/>
+    <w:qFormat/>
+    <w:rsid w:val="00B82778"/>
+    <w:pPr>
+      <w:ind w:left="720"/>
+      <w:contextualSpacing/>
+    </w:pPr>
+  </w:style>
+  <w:style w:type="paragraph" w:styleId="Hlavika">
+    <w:name w:val="header"/>
+    <w:basedOn w:val="Normlny"/>
+    <w:link w:val="HlavikaChar"/>
+    <w:uiPriority w:val="99"/>
+    <w:unhideWhenUsed/>
+    <w:rsid w:val="008746D9"/>
+    <w:pPr>
+      <w:tabs>
+        <w:tab w:val="center" w:pos="4536"/>
+        <w:tab w:val="right" w:pos="9072"/>
+      </w:tabs>
+      <w:spacing w:after="0" w:line="240" w:lineRule="auto"/>
+    </w:pPr>
+  </w:style>
+  <w:style w:type="character" w:customStyle="1" w:styleId="HlavikaChar">
+    <w:name w:val="Hlavička Char"/>
+    <w:basedOn w:val="Predvolenpsmoodseku"/>
+    <w:link w:val="Hlavika"/>
+    <w:uiPriority w:val="99"/>
+    <w:rsid w:val="008746D9"/>
+    <w:rPr>
+      <w:lang w:val="en-GB"/>
+    </w:rPr>
+  </w:style>
+  <w:style w:type="paragraph" w:styleId="Pta">
+    <w:name w:val="footer"/>
+    <w:basedOn w:val="Normlny"/>
+    <w:link w:val="PtaChar"/>
+    <w:uiPriority w:val="99"/>
+    <w:unhideWhenUsed/>
+    <w:rsid w:val="008746D9"/>
+    <w:pPr>
+      <w:tabs>
+        <w:tab w:val="center" w:pos="4536"/>
+        <w:tab w:val="right" w:pos="9072"/>
+      </w:tabs>
+      <w:spacing w:after="0" w:line="240" w:lineRule="auto"/>
+    </w:pPr>
+  </w:style>
+  <w:style w:type="character" w:customStyle="1" w:styleId="PtaChar">
+    <w:name w:val="Päta Char"/>
+    <w:basedOn w:val="Predvolenpsmoodseku"/>
+    <w:link w:val="Pta"/>
+    <w:uiPriority w:val="99"/>
+    <w:rsid w:val="008746D9"/>
+    <w:rPr>
+      <w:lang w:val="en-GB"/>
+    </w:rPr>
+  </w:style>
+  <w:style w:type="paragraph" w:styleId="Popis">
+    <w:name w:val="caption"/>
+    <w:basedOn w:val="Normlny"/>
+    <w:next w:val="Normlny"/>
+    <w:uiPriority w:val="35"/>
+    <w:unhideWhenUsed/>
+    <w:qFormat/>
+    <w:rsid w:val="00B665C1"/>
+    <w:pPr>
+      <w:spacing w:after="200" w:line="240" w:lineRule="auto"/>
+    </w:pPr>
+    <w:rPr>
+      <w:i/>
+      <w:iCs/>
+      <w:color w:val="44546A" w:themeColor="text2"/>
+      <w:sz w:val="18"/>
+      <w:szCs w:val="18"/>
+    </w:rPr>
   </w:style>
 </w:styles>
 </file>
@@ -6486,4 +7765,16 @@
     </a:ext>
   </a:extLst>
 </a:theme>
+</file>
+
+<file path=customXml/item1.xml><?xml version="1.0" encoding="utf-8"?>
+<b:Sources xmlns:b="http://schemas.openxmlformats.org/officeDocument/2006/bibliography" xmlns="http://schemas.openxmlformats.org/officeDocument/2006/bibliography" SelectedStyle="\APASixthEditionOfficeOnline.xsl" StyleName="APA" Version="6"/>
+</file>
+
+<file path=customXml/itemProps1.xml><?xml version="1.0" encoding="utf-8"?>
+<ds:datastoreItem xmlns:ds="http://schemas.openxmlformats.org/officeDocument/2006/customXml" ds:itemID="{96164BB5-E36D-4DD4-AE66-E6EADC0C5AE9}">
+  <ds:schemaRefs>
+    <ds:schemaRef ds:uri="http://schemas.openxmlformats.org/officeDocument/2006/bibliography"/>
+  </ds:schemaRefs>
+</ds:datastoreItem>
 </file>
--- a/Poster.docx
+++ b/Poster.docx
@@ -77,6 +77,7 @@
       </w:r>
       <w:r>
         <w:rPr>
+          <w:noProof/>
           <w:lang w:val="sk-SK"/>
         </w:rPr>
         <w:drawing>
@@ -149,13 +150,13 @@
         <mc:AlternateContent>
           <mc:Choice Requires="wpg">
             <w:drawing>
-              <wp:anchor distT="0" distB="0" distL="114300" distR="114300" simplePos="0" relativeHeight="251659264" behindDoc="0" locked="0" layoutInCell="1" allowOverlap="1" wp14:anchorId="0DB39F85" wp14:editId="7EA97441">
+              <wp:anchor distT="0" distB="0" distL="114300" distR="114300" simplePos="0" relativeHeight="251659264" behindDoc="0" locked="0" layoutInCell="1" allowOverlap="1" wp14:anchorId="0DB39F85" wp14:editId="734CB662">
                 <wp:simplePos x="0" y="0"/>
                 <wp:positionH relativeFrom="margin">
-                  <wp:posOffset>576943</wp:posOffset>
+                  <wp:posOffset>577970</wp:posOffset>
                 </wp:positionH>
                 <wp:positionV relativeFrom="paragraph">
-                  <wp:posOffset>1150166</wp:posOffset>
+                  <wp:posOffset>1148523</wp:posOffset>
                 </wp:positionV>
                 <wp:extent cx="9718675" cy="13244195"/>
                 <wp:effectExtent l="0" t="0" r="34925" b="0"/>
@@ -733,17 +734,57 @@
                                   <w:sz w:val="23"/>
                                   <w:szCs w:val="23"/>
                                 </w:rPr>
-                                <w:t xml:space="preserve">. To restart after game over, must be pressed </w:t>
-                              </w:r>
-                              <w:r>
-                                <w:rPr>
-                                  <w:rFonts w:ascii="Lato" w:hAnsi="Lato"/>
-                                  <w:color w:val="373737"/>
-                                  <w:kern w:val="24"/>
-                                  <w:sz w:val="23"/>
-                                  <w:szCs w:val="23"/>
-                                </w:rPr>
-                                <w:t>reset button.</w:t>
+                                <w:t xml:space="preserve">. To restart after game over, </w:t>
+                              </w:r>
+                              <w:r>
+                                <w:rPr>
+                                  <w:rFonts w:ascii="Lato" w:hAnsi="Lato"/>
+                                  <w:color w:val="373737"/>
+                                  <w:kern w:val="24"/>
+                                  <w:sz w:val="23"/>
+                                  <w:szCs w:val="23"/>
+                                </w:rPr>
+                                <w:t xml:space="preserve">the </w:t>
+                              </w:r>
+                              <w:r>
+                                <w:rPr>
+                                  <w:rFonts w:ascii="Lato" w:hAnsi="Lato"/>
+                                  <w:color w:val="373737"/>
+                                  <w:kern w:val="24"/>
+                                  <w:sz w:val="23"/>
+                                  <w:szCs w:val="23"/>
+                                </w:rPr>
+                                <w:t>reset button</w:t>
+                              </w:r>
+                              <w:r>
+                                <w:rPr>
+                                  <w:rFonts w:ascii="Lato" w:hAnsi="Lato"/>
+                                  <w:color w:val="373737"/>
+                                  <w:kern w:val="24"/>
+                                  <w:sz w:val="23"/>
+                                  <w:szCs w:val="23"/>
+                                </w:rPr>
+                                <w:t xml:space="preserve"> </w:t>
+                              </w:r>
+                              <w:r>
+                                <w:rPr>
+                                  <w:rFonts w:ascii="Lato" w:hAnsi="Lato"/>
+                                  <w:color w:val="373737"/>
+                                  <w:kern w:val="24"/>
+                                  <w:sz w:val="23"/>
+                                  <w:szCs w:val="23"/>
+                                </w:rPr>
+                                <w:t>must be pressed</w:t>
+                              </w:r>
+                              <w:r>
+                                <w:rPr>
+                                  <w:rFonts w:ascii="Lato" w:hAnsi="Lato"/>
+                                  <w:color w:val="373737"/>
+                                  <w:kern w:val="24"/>
+                                  <w:sz w:val="23"/>
+                                  <w:szCs w:val="23"/>
+                                </w:rPr>
+                                <w:t>.</w:t>
                               </w:r>
                             </w:p>
                           </w:txbxContent>
@@ -803,8 +844,8 @@
                         <wps:cNvSpPr txBox="1"/>
                         <wps:spPr>
                           <a:xfrm>
-                            <a:off x="181871" y="5938927"/>
-                            <a:ext cx="2658110" cy="2431507"/>
+                            <a:off x="181871" y="5740269"/>
+                            <a:ext cx="2658110" cy="2630166"/>
                           </a:xfrm>
                           <a:prstGeom prst="rect">
                             <a:avLst/>
@@ -831,27 +872,27 @@
                                   <w:sz w:val="23"/>
                                   <w:szCs w:val="23"/>
                                 </w:rPr>
-                                <w:t xml:space="preserve">Game start on central LED (num. 7). When ball is on extreme position, player must press </w:t>
-                              </w:r>
-                              <w:r>
-                                <w:rPr>
-                                  <w:rFonts w:ascii="Lato" w:hAnsi="Lato"/>
-                                  <w:color w:val="373737"/>
-                                  <w:kern w:val="24"/>
-                                  <w:sz w:val="23"/>
-                                  <w:szCs w:val="23"/>
-                                </w:rPr>
-                                <w:t>button. If player won’t make it in time, lit red LED and game will reset. If player press button in time, lit green LED, score increase by 1 and speed of ball rise</w:t>
-                              </w:r>
-                              <w:r>
-                                <w:rPr>
-                                  <w:rFonts w:ascii="Lato" w:hAnsi="Lato"/>
-                                  <w:color w:val="373737"/>
-                                  <w:kern w:val="24"/>
-                                  <w:sz w:val="23"/>
-                                  <w:szCs w:val="23"/>
-                                </w:rPr>
-                                <w:t>. This continues until one of the players miss.</w:t>
+                                <w:t>The g</w:t>
+                              </w:r>
+                              <w:r>
+                                <w:rPr>
+                                  <w:rFonts w:ascii="Lato" w:hAnsi="Lato"/>
+                                  <w:color w:val="373737"/>
+                                  <w:kern w:val="24"/>
+                                  <w:sz w:val="23"/>
+                                  <w:szCs w:val="23"/>
+                                </w:rPr>
+                                <w:t xml:space="preserve">ame start </w:t>
+                              </w:r>
+                              <w:r>
+                                <w:rPr>
+                                  <w:rFonts w:ascii="Lato" w:hAnsi="Lato"/>
+                                  <w:color w:val="373737"/>
+                                  <w:kern w:val="24"/>
+                                  <w:sz w:val="23"/>
+                                  <w:szCs w:val="23"/>
+                                </w:rPr>
+                                <w:t>in the centre of the</w:t>
                               </w:r>
                               <w:r>
                                 <w:rPr>
@@ -862,6 +903,206 @@
                                   <w:szCs w:val="23"/>
                                 </w:rPr>
                                 <w:t xml:space="preserve"> </w:t>
+                              </w:r>
+                              <w:r>
+                                <w:rPr>
+                                  <w:rFonts w:ascii="Lato" w:hAnsi="Lato"/>
+                                  <w:color w:val="373737"/>
+                                  <w:kern w:val="24"/>
+                                  <w:sz w:val="23"/>
+                                  <w:szCs w:val="23"/>
+                                </w:rPr>
+                                <w:t xml:space="preserve">LED </w:t>
+                              </w:r>
+                              <w:r>
+                                <w:rPr>
+                                  <w:rFonts w:ascii="Lato" w:hAnsi="Lato"/>
+                                  <w:color w:val="373737"/>
+                                  <w:kern w:val="24"/>
+                                  <w:sz w:val="23"/>
+                                  <w:szCs w:val="23"/>
+                                </w:rPr>
+                                <w:t xml:space="preserve">array </w:t>
+                              </w:r>
+                              <w:r>
+                                <w:rPr>
+                                  <w:rFonts w:ascii="Lato" w:hAnsi="Lato"/>
+                                  <w:color w:val="373737"/>
+                                  <w:kern w:val="24"/>
+                                  <w:sz w:val="23"/>
+                                  <w:szCs w:val="23"/>
+                                </w:rPr>
+                                <w:t>(num. 7). When</w:t>
+                              </w:r>
+                              <w:r>
+                                <w:rPr>
+                                  <w:rFonts w:ascii="Lato" w:hAnsi="Lato"/>
+                                  <w:color w:val="373737"/>
+                                  <w:kern w:val="24"/>
+                                  <w:sz w:val="23"/>
+                                  <w:szCs w:val="23"/>
+                                </w:rPr>
+                                <w:t xml:space="preserve"> the </w:t>
+                              </w:r>
+                              <w:r>
+                                <w:rPr>
+                                  <w:rFonts w:ascii="Lato" w:hAnsi="Lato"/>
+                                  <w:color w:val="373737"/>
+                                  <w:kern w:val="24"/>
+                                  <w:sz w:val="23"/>
+                                  <w:szCs w:val="23"/>
+                                </w:rPr>
+                                <w:t>ball</w:t>
+                              </w:r>
+                              <w:r>
+                                <w:rPr>
+                                  <w:rFonts w:ascii="Lato" w:hAnsi="Lato"/>
+                                  <w:color w:val="373737"/>
+                                  <w:kern w:val="24"/>
+                                  <w:sz w:val="23"/>
+                                  <w:szCs w:val="23"/>
+                                </w:rPr>
+                                <w:t xml:space="preserve"> </w:t>
+                              </w:r>
+                              <w:r>
+                                <w:rPr>
+                                  <w:rFonts w:ascii="Lato" w:hAnsi="Lato"/>
+                                  <w:color w:val="373737"/>
+                                  <w:kern w:val="24"/>
+                                  <w:sz w:val="23"/>
+                                  <w:szCs w:val="23"/>
+                                </w:rPr>
+                                <w:t>arrives</w:t>
+                              </w:r>
+                              <w:r>
+                                <w:rPr>
+                                  <w:rFonts w:ascii="Lato" w:hAnsi="Lato"/>
+                                  <w:color w:val="373737"/>
+                                  <w:kern w:val="24"/>
+                                  <w:sz w:val="23"/>
+                                  <w:szCs w:val="23"/>
+                                </w:rPr>
+                                <w:t xml:space="preserve"> </w:t>
+                              </w:r>
+                              <w:r>
+                                <w:rPr>
+                                  <w:rFonts w:ascii="Lato" w:hAnsi="Lato"/>
+                                  <w:color w:val="373737"/>
+                                  <w:kern w:val="24"/>
+                                  <w:sz w:val="23"/>
+                                  <w:szCs w:val="23"/>
+                                </w:rPr>
+                                <w:t>to the very last position on each edge, a</w:t>
+                              </w:r>
+                              <w:r>
+                                <w:rPr>
+                                  <w:rFonts w:ascii="Lato" w:hAnsi="Lato"/>
+                                  <w:color w:val="373737"/>
+                                  <w:kern w:val="24"/>
+                                  <w:sz w:val="23"/>
+                                  <w:szCs w:val="23"/>
+                                </w:rPr>
+                                <w:t xml:space="preserve"> player must press</w:t>
+                              </w:r>
+                              <w:r>
+                                <w:rPr>
+                                  <w:rFonts w:ascii="Lato" w:hAnsi="Lato"/>
+                                  <w:color w:val="373737"/>
+                                  <w:kern w:val="24"/>
+                                  <w:sz w:val="23"/>
+                                  <w:szCs w:val="23"/>
+                                </w:rPr>
+                                <w:t xml:space="preserve"> the corresponding</w:t>
+                              </w:r>
+                              <w:r>
+                                <w:rPr>
+                                  <w:rFonts w:ascii="Lato" w:hAnsi="Lato"/>
+                                  <w:color w:val="373737"/>
+                                  <w:kern w:val="24"/>
+                                  <w:sz w:val="23"/>
+                                  <w:szCs w:val="23"/>
+                                </w:rPr>
+                                <w:t xml:space="preserve"> </w:t>
+                              </w:r>
+                              <w:r>
+                                <w:rPr>
+                                  <w:rFonts w:ascii="Lato" w:hAnsi="Lato"/>
+                                  <w:color w:val="373737"/>
+                                  <w:kern w:val="24"/>
+                                  <w:sz w:val="23"/>
+                                  <w:szCs w:val="23"/>
+                                </w:rPr>
+                                <w:t>button</w:t>
+                              </w:r>
+                              <w:r>
+                                <w:rPr>
+                                  <w:rFonts w:ascii="Lato" w:hAnsi="Lato"/>
+                                  <w:color w:val="373737"/>
+                                  <w:kern w:val="24"/>
+                                  <w:sz w:val="23"/>
+                                  <w:szCs w:val="23"/>
+                                </w:rPr>
+                                <w:t xml:space="preserve"> in due time to “hit” the ball.  After each successful hit, accompanied by a flash of the green LED, the ball changes direction and speeds up. If a </w:t>
+                              </w:r>
+                              <w:r>
+                                <w:rPr>
+                                  <w:rFonts w:ascii="Lato" w:hAnsi="Lato"/>
+                                  <w:color w:val="373737"/>
+                                  <w:kern w:val="24"/>
+                                  <w:sz w:val="23"/>
+                                  <w:szCs w:val="23"/>
+                                </w:rPr>
+                                <w:t>player</w:t>
+                              </w:r>
+                              <w:r>
+                                <w:rPr>
+                                  <w:rFonts w:ascii="Lato" w:hAnsi="Lato"/>
+                                  <w:color w:val="373737"/>
+                                  <w:kern w:val="24"/>
+                                  <w:sz w:val="23"/>
+                                  <w:szCs w:val="23"/>
+                                </w:rPr>
+                                <w:t xml:space="preserve"> doesn´t</w:t>
+                              </w:r>
+                              <w:r>
+                                <w:rPr>
+                                  <w:rFonts w:ascii="Lato" w:hAnsi="Lato"/>
+                                  <w:color w:val="373737"/>
+                                  <w:kern w:val="24"/>
+                                  <w:sz w:val="23"/>
+                                  <w:szCs w:val="23"/>
+                                </w:rPr>
+                                <w:t xml:space="preserve"> make it in time, </w:t>
+                              </w:r>
+                              <w:r>
+                                <w:rPr>
+                                  <w:rFonts w:ascii="Lato" w:hAnsi="Lato"/>
+                                  <w:color w:val="373737"/>
+                                  <w:kern w:val="24"/>
+                                  <w:sz w:val="23"/>
+                                  <w:szCs w:val="23"/>
+                                </w:rPr>
+                                <w:t xml:space="preserve">the </w:t>
+                              </w:r>
+                              <w:r>
+                                <w:rPr>
+                                  <w:rFonts w:ascii="Lato" w:hAnsi="Lato"/>
+                                  <w:color w:val="373737"/>
+                                  <w:kern w:val="24"/>
+                                  <w:sz w:val="23"/>
+                                  <w:szCs w:val="23"/>
+                                </w:rPr>
+                                <w:t>red LED</w:t>
+                              </w:r>
+                              <w:r>
+                                <w:rPr>
+                                  <w:rFonts w:ascii="Lato" w:hAnsi="Lato"/>
+                                  <w:color w:val="373737"/>
+                                  <w:kern w:val="24"/>
+                                  <w:sz w:val="23"/>
+                                  <w:szCs w:val="23"/>
+                                </w:rPr>
+                                <w:t xml:space="preserve"> is lit, signalizing the end of the game. The game can then be reset by pressing the centre button.</w:t>
                               </w:r>
                             </w:p>
                           </w:txbxContent>
@@ -1198,7 +1439,7 @@
                                         <w:sz w:val="23"/>
                                         <w:szCs w:val="23"/>
                                       </w:rPr>
-                                      <w:t>rst</w:t>
+                                      <w:t>btnc</w:t>
                                     </w:r>
                                     <w:proofErr w:type="spellEnd"/>
                                   </w:p>
@@ -1314,7 +1555,27 @@
                                         <w:sz w:val="23"/>
                                         <w:szCs w:val="23"/>
                                       </w:rPr>
-                                      <w:t>btn_r_in</w:t>
+                                      <w:t>b</w:t>
+                                    </w:r>
+                                    <w:r>
+                                      <w:rPr>
+                                        <w:rFonts w:ascii="Lato" w:hAnsi="Lato"/>
+                                        <w:color w:val="373737"/>
+                                        <w:kern w:val="24"/>
+                                        <w:sz w:val="23"/>
+                                        <w:szCs w:val="23"/>
+                                      </w:rPr>
+                                      <w:t>tn</w:t>
+                                    </w:r>
+                                    <w:r>
+                                      <w:rPr>
+                                        <w:rFonts w:ascii="Lato" w:hAnsi="Lato"/>
+                                        <w:color w:val="373737"/>
+                                        <w:kern w:val="24"/>
+                                        <w:sz w:val="23"/>
+                                        <w:szCs w:val="23"/>
+                                      </w:rPr>
+                                      <w:t>r</w:t>
                                     </w:r>
                                     <w:proofErr w:type="spellEnd"/>
                                   </w:p>
@@ -1430,7 +1691,27 @@
                                         <w:sz w:val="23"/>
                                         <w:szCs w:val="23"/>
                                       </w:rPr>
-                                      <w:t>btn_l_in</w:t>
+                                      <w:t>b</w:t>
+                                    </w:r>
+                                    <w:r>
+                                      <w:rPr>
+                                        <w:rFonts w:ascii="Lato" w:hAnsi="Lato"/>
+                                        <w:color w:val="373737"/>
+                                        <w:kern w:val="24"/>
+                                        <w:sz w:val="23"/>
+                                        <w:szCs w:val="23"/>
+                                      </w:rPr>
+                                      <w:t>tn</w:t>
+                                    </w:r>
+                                    <w:r>
+                                      <w:rPr>
+                                        <w:rFonts w:ascii="Lato" w:hAnsi="Lato"/>
+                                        <w:color w:val="373737"/>
+                                        <w:kern w:val="24"/>
+                                        <w:sz w:val="23"/>
+                                        <w:szCs w:val="23"/>
+                                      </w:rPr>
+                                      <w:t>l</w:t>
                                     </w:r>
                                     <w:proofErr w:type="spellEnd"/>
                                   </w:p>
@@ -1545,7 +1826,17 @@
                                         <w:sz w:val="23"/>
                                         <w:szCs w:val="23"/>
                                       </w:rPr>
-                                      <w:t>led</w:t>
+                                      <w:t>l</w:t>
+                                    </w:r>
+                                    <w:r>
+                                      <w:rPr>
+                                        <w:rFonts w:ascii="Lato" w:hAnsi="Lato"/>
+                                        <w:color w:val="373737"/>
+                                        <w:kern w:val="24"/>
+                                        <w:sz w:val="23"/>
+                                        <w:szCs w:val="23"/>
+                                      </w:rPr>
+                                      <w:t>ed</w:t>
                                     </w:r>
                                   </w:p>
                                 </w:tc>
@@ -1651,7 +1942,6 @@
                                         <w:szCs w:val="23"/>
                                       </w:rPr>
                                     </w:pPr>
-                                    <w:proofErr w:type="spellStart"/>
                                     <w:r>
                                       <w:rPr>
                                         <w:rFonts w:ascii="Lato" w:hAnsi="Lato"/>
@@ -1660,9 +1950,38 @@
                                         <w:sz w:val="23"/>
                                         <w:szCs w:val="23"/>
                                       </w:rPr>
-                                      <w:t>led_g</w:t>
+                                      <w:t>l</w:t>
                                     </w:r>
-                                    <w:proofErr w:type="spellEnd"/>
+                                    <w:r>
+                                      <w:rPr>
+                                        <w:rFonts w:ascii="Lato" w:hAnsi="Lato"/>
+                                        <w:color w:val="373737"/>
+                                        <w:kern w:val="24"/>
+                                        <w:sz w:val="23"/>
+                                        <w:szCs w:val="23"/>
+                                      </w:rPr>
+                                      <w:t>ed</w:t>
+                                    </w:r>
+                                    <w:r>
+                                      <w:rPr>
+                                        <w:rFonts w:ascii="Lato" w:hAnsi="Lato"/>
+                                        <w:color w:val="373737"/>
+                                        <w:kern w:val="24"/>
+                                        <w:sz w:val="23"/>
+                                        <w:szCs w:val="23"/>
+                                      </w:rPr>
+                                      <w:t>16</w:t>
+                                    </w:r>
+                                    <w:r>
+                                      <w:rPr>
+                                        <w:rFonts w:ascii="Lato" w:hAnsi="Lato"/>
+                                        <w:color w:val="373737"/>
+                                        <w:kern w:val="24"/>
+                                        <w:sz w:val="23"/>
+                                        <w:szCs w:val="23"/>
+                                      </w:rPr>
+                                      <w:t>_g</w:t>
+                                    </w:r>
                                   </w:p>
                                 </w:tc>
                                 <w:tc>
@@ -1767,7 +2086,6 @@
                                         <w:szCs w:val="23"/>
                                       </w:rPr>
                                     </w:pPr>
-                                    <w:proofErr w:type="spellStart"/>
                                     <w:r>
                                       <w:rPr>
                                         <w:rFonts w:ascii="Lato" w:hAnsi="Lato"/>
@@ -1776,9 +2094,38 @@
                                         <w:sz w:val="23"/>
                                         <w:szCs w:val="23"/>
                                       </w:rPr>
-                                      <w:t>led_r</w:t>
+                                      <w:t>l</w:t>
                                     </w:r>
-                                    <w:proofErr w:type="spellEnd"/>
+                                    <w:r>
+                                      <w:rPr>
+                                        <w:rFonts w:ascii="Lato" w:hAnsi="Lato"/>
+                                        <w:color w:val="373737"/>
+                                        <w:kern w:val="24"/>
+                                        <w:sz w:val="23"/>
+                                        <w:szCs w:val="23"/>
+                                      </w:rPr>
+                                      <w:t>ed</w:t>
+                                    </w:r>
+                                    <w:r>
+                                      <w:rPr>
+                                        <w:rFonts w:ascii="Lato" w:hAnsi="Lato"/>
+                                        <w:color w:val="373737"/>
+                                        <w:kern w:val="24"/>
+                                        <w:sz w:val="23"/>
+                                        <w:szCs w:val="23"/>
+                                      </w:rPr>
+                                      <w:t>16</w:t>
+                                    </w:r>
+                                    <w:r>
+                                      <w:rPr>
+                                        <w:rFonts w:ascii="Lato" w:hAnsi="Lato"/>
+                                        <w:color w:val="373737"/>
+                                        <w:kern w:val="24"/>
+                                        <w:sz w:val="23"/>
+                                        <w:szCs w:val="23"/>
+                                      </w:rPr>
+                                      <w:t>_r</w:t>
+                                    </w:r>
                                   </w:p>
                                 </w:tc>
                                 <w:tc>
@@ -2005,7 +2352,7 @@
                                         <w:sz w:val="23"/>
                                         <w:szCs w:val="23"/>
                                       </w:rPr>
-                                      <w:t>anode</w:t>
+                                      <w:t>an</w:t>
                                     </w:r>
                                   </w:p>
                                 </w:tc>
@@ -2334,6 +2681,16 @@
                                 </w:rPr>
                                 <w:t xml:space="preserve">Score </w:t>
                               </w:r>
+                              <w:r>
+                                <w:rPr>
+                                  <w:rFonts w:ascii="Lato" w:hAnsi="Lato"/>
+                                  <w:color w:val="373737"/>
+                                  <w:kern w:val="24"/>
+                                  <w:sz w:val="23"/>
+                                  <w:szCs w:val="23"/>
+                                </w:rPr>
+                                <w:t>counter</w:t>
+                              </w:r>
                             </w:p>
                             <w:p>
                               <w:pPr>
@@ -2387,6 +2744,16 @@
                                   <w:szCs w:val="23"/>
                                 </w:rPr>
                                 <w:t>Display</w:t>
+                              </w:r>
+                              <w:r>
+                                <w:rPr>
+                                  <w:rFonts w:ascii="Lato" w:hAnsi="Lato"/>
+                                  <w:color w:val="373737"/>
+                                  <w:kern w:val="24"/>
+                                  <w:sz w:val="23"/>
+                                  <w:szCs w:val="23"/>
+                                </w:rPr>
+                                <w:t xml:space="preserve"> driver</w:t>
                               </w:r>
                             </w:p>
                           </w:txbxContent>
@@ -2446,8 +2813,8 @@
                         <wps:cNvSpPr txBox="1"/>
                         <wps:spPr>
                           <a:xfrm>
-                            <a:off x="212909" y="9175891"/>
-                            <a:ext cx="3375137" cy="2885308"/>
+                            <a:off x="212909" y="9044231"/>
+                            <a:ext cx="3375137" cy="3778421"/>
                           </a:xfrm>
                           <a:prstGeom prst="rect">
                             <a:avLst/>
@@ -2474,7 +2841,107 @@
                                   <w:sz w:val="23"/>
                                   <w:szCs w:val="23"/>
                                 </w:rPr>
-                                <w:t xml:space="preserve">Game start when player press one of button. </w:t>
+                                <w:t>Game start</w:t>
+                              </w:r>
+                              <w:r>
+                                <w:rPr>
+                                  <w:rFonts w:ascii="Lato" w:hAnsi="Lato"/>
+                                  <w:color w:val="373737"/>
+                                  <w:kern w:val="24"/>
+                                  <w:sz w:val="23"/>
+                                  <w:szCs w:val="23"/>
+                                </w:rPr>
+                                <w:t>s</w:t>
+                              </w:r>
+                              <w:r>
+                                <w:rPr>
+                                  <w:rFonts w:ascii="Lato" w:hAnsi="Lato"/>
+                                  <w:color w:val="373737"/>
+                                  <w:kern w:val="24"/>
+                                  <w:sz w:val="23"/>
+                                  <w:szCs w:val="23"/>
+                                </w:rPr>
+                                <w:t xml:space="preserve"> when</w:t>
+                              </w:r>
+                              <w:r>
+                                <w:rPr>
+                                  <w:rFonts w:ascii="Lato" w:hAnsi="Lato"/>
+                                  <w:color w:val="373737"/>
+                                  <w:kern w:val="24"/>
+                                  <w:sz w:val="23"/>
+                                  <w:szCs w:val="23"/>
+                                </w:rPr>
+                                <w:t xml:space="preserve"> a</w:t>
+                              </w:r>
+                              <w:r>
+                                <w:rPr>
+                                  <w:rFonts w:ascii="Lato" w:hAnsi="Lato"/>
+                                  <w:color w:val="373737"/>
+                                  <w:kern w:val="24"/>
+                                  <w:sz w:val="23"/>
+                                  <w:szCs w:val="23"/>
+                                </w:rPr>
+                                <w:t xml:space="preserve"> player press</w:t>
+                              </w:r>
+                              <w:r>
+                                <w:rPr>
+                                  <w:rFonts w:ascii="Lato" w:hAnsi="Lato"/>
+                                  <w:color w:val="373737"/>
+                                  <w:kern w:val="24"/>
+                                  <w:sz w:val="23"/>
+                                  <w:szCs w:val="23"/>
+                                </w:rPr>
+                                <w:t>es</w:t>
+                              </w:r>
+                              <w:r>
+                                <w:rPr>
+                                  <w:rFonts w:ascii="Lato" w:hAnsi="Lato"/>
+                                  <w:color w:val="373737"/>
+                                  <w:kern w:val="24"/>
+                                  <w:sz w:val="23"/>
+                                  <w:szCs w:val="23"/>
+                                </w:rPr>
+                                <w:t xml:space="preserve"> one of </w:t>
+                              </w:r>
+                              <w:r>
+                                <w:rPr>
+                                  <w:rFonts w:ascii="Lato" w:hAnsi="Lato"/>
+                                  <w:color w:val="373737"/>
+                                  <w:kern w:val="24"/>
+                                  <w:sz w:val="23"/>
+                                  <w:szCs w:val="23"/>
+                                </w:rPr>
+                                <w:t xml:space="preserve">the </w:t>
+                              </w:r>
+                              <w:r>
+                                <w:rPr>
+                                  <w:rFonts w:ascii="Lato" w:hAnsi="Lato"/>
+                                  <w:color w:val="373737"/>
+                                  <w:kern w:val="24"/>
+                                  <w:sz w:val="23"/>
+                                  <w:szCs w:val="23"/>
+                                </w:rPr>
+                                <w:t>button</w:t>
+                              </w:r>
+                              <w:r>
+                                <w:rPr>
+                                  <w:rFonts w:ascii="Lato" w:hAnsi="Lato"/>
+                                  <w:color w:val="373737"/>
+                                  <w:kern w:val="24"/>
+                                  <w:sz w:val="23"/>
+                                  <w:szCs w:val="23"/>
+                                </w:rPr>
+                                <w:t>s</w:t>
+                              </w:r>
+                              <w:r>
+                                <w:rPr>
+                                  <w:rFonts w:ascii="Lato" w:hAnsi="Lato"/>
+                                  <w:color w:val="373737"/>
+                                  <w:kern w:val="24"/>
+                                  <w:sz w:val="23"/>
+                                  <w:szCs w:val="23"/>
+                                </w:rPr>
+                                <w:t xml:space="preserve">. </w:t>
                               </w:r>
                               <w:r>
                                 <w:rPr>
@@ -2504,27 +2971,447 @@
                                   <w:sz w:val="23"/>
                                   <w:szCs w:val="23"/>
                                 </w:rPr>
-                                <w:t xml:space="preserve">component eliminate bounce effect which create when button press. </w:t>
-                              </w:r>
-                              <w:r>
-                                <w:rPr>
-                                  <w:rFonts w:ascii="Lato" w:hAnsi="Lato"/>
-                                  <w:color w:val="373737"/>
-                                  <w:kern w:val="24"/>
-                                  <w:sz w:val="23"/>
-                                  <w:szCs w:val="23"/>
-                                </w:rPr>
-                                <w:t xml:space="preserve">Multiplexer switching between counters and this determines direction of ball. Speed of ball is determined by </w:t>
-                              </w:r>
-                              <w:r>
-                                <w:rPr>
-                                  <w:rFonts w:ascii="Lato" w:hAnsi="Lato"/>
-                                  <w:color w:val="373737"/>
-                                  <w:kern w:val="24"/>
-                                  <w:sz w:val="23"/>
-                                  <w:szCs w:val="23"/>
-                                </w:rPr>
-                                <w:t xml:space="preserve">Speed component which speed up input signal to </w:t>
+                                <w:t>component eliminate</w:t>
+                              </w:r>
+                              <w:r>
+                                <w:rPr>
+                                  <w:rFonts w:ascii="Lato" w:hAnsi="Lato"/>
+                                  <w:color w:val="373737"/>
+                                  <w:kern w:val="24"/>
+                                  <w:sz w:val="23"/>
+                                  <w:szCs w:val="23"/>
+                                </w:rPr>
+                                <w:t>s</w:t>
+                              </w:r>
+                              <w:r>
+                                <w:rPr>
+                                  <w:rFonts w:ascii="Lato" w:hAnsi="Lato"/>
+                                  <w:color w:val="373737"/>
+                                  <w:kern w:val="24"/>
+                                  <w:sz w:val="23"/>
+                                  <w:szCs w:val="23"/>
+                                </w:rPr>
+                                <w:t xml:space="preserve"> </w:t>
+                              </w:r>
+                              <w:r>
+                                <w:rPr>
+                                  <w:rFonts w:ascii="Lato" w:hAnsi="Lato"/>
+                                  <w:color w:val="373737"/>
+                                  <w:kern w:val="24"/>
+                                  <w:sz w:val="23"/>
+                                  <w:szCs w:val="23"/>
+                                </w:rPr>
+                                <w:t xml:space="preserve">any </w:t>
+                              </w:r>
+                              <w:r>
+                                <w:rPr>
+                                  <w:rFonts w:ascii="Lato" w:hAnsi="Lato"/>
+                                  <w:color w:val="373737"/>
+                                  <w:kern w:val="24"/>
+                                  <w:sz w:val="23"/>
+                                  <w:szCs w:val="23"/>
+                                </w:rPr>
+                                <w:t>bounce effect</w:t>
+                              </w:r>
+                              <w:r>
+                                <w:rPr>
+                                  <w:rFonts w:ascii="Lato" w:hAnsi="Lato"/>
+                                  <w:color w:val="373737"/>
+                                  <w:kern w:val="24"/>
+                                  <w:sz w:val="23"/>
+                                  <w:szCs w:val="23"/>
+                                </w:rPr>
+                                <w:t>s,</w:t>
+                              </w:r>
+                              <w:r>
+                                <w:rPr>
+                                  <w:rFonts w:ascii="Lato" w:hAnsi="Lato"/>
+                                  <w:color w:val="373737"/>
+                                  <w:kern w:val="24"/>
+                                  <w:sz w:val="23"/>
+                                  <w:szCs w:val="23"/>
+                                </w:rPr>
+                                <w:t xml:space="preserve"> which </w:t>
+                              </w:r>
+                              <w:r>
+                                <w:rPr>
+                                  <w:rFonts w:ascii="Lato" w:hAnsi="Lato"/>
+                                  <w:color w:val="373737"/>
+                                  <w:kern w:val="24"/>
+                                  <w:sz w:val="23"/>
+                                  <w:szCs w:val="23"/>
+                                </w:rPr>
+                                <w:t xml:space="preserve">are </w:t>
+                              </w:r>
+                              <w:r>
+                                <w:rPr>
+                                  <w:rFonts w:ascii="Lato" w:hAnsi="Lato"/>
+                                  <w:color w:val="373737"/>
+                                  <w:kern w:val="24"/>
+                                  <w:sz w:val="23"/>
+                                  <w:szCs w:val="23"/>
+                                </w:rPr>
+                                <w:t>create</w:t>
+                              </w:r>
+                              <w:r>
+                                <w:rPr>
+                                  <w:rFonts w:ascii="Lato" w:hAnsi="Lato"/>
+                                  <w:color w:val="373737"/>
+                                  <w:kern w:val="24"/>
+                                  <w:sz w:val="23"/>
+                                  <w:szCs w:val="23"/>
+                                </w:rPr>
+                                <w:t>d</w:t>
+                              </w:r>
+                              <w:r>
+                                <w:rPr>
+                                  <w:rFonts w:ascii="Lato" w:hAnsi="Lato"/>
+                                  <w:color w:val="373737"/>
+                                  <w:kern w:val="24"/>
+                                  <w:sz w:val="23"/>
+                                  <w:szCs w:val="23"/>
+                                </w:rPr>
+                                <w:t xml:space="preserve"> w</w:t>
+                              </w:r>
+                              <w:r>
+                                <w:rPr>
+                                  <w:rFonts w:ascii="Lato" w:hAnsi="Lato"/>
+                                  <w:color w:val="373737"/>
+                                  <w:kern w:val="24"/>
+                                  <w:sz w:val="23"/>
+                                  <w:szCs w:val="23"/>
+                                </w:rPr>
+                                <w:t xml:space="preserve">hen a </w:t>
+                              </w:r>
+                              <w:r>
+                                <w:rPr>
+                                  <w:rFonts w:ascii="Lato" w:hAnsi="Lato"/>
+                                  <w:color w:val="373737"/>
+                                  <w:kern w:val="24"/>
+                                  <w:sz w:val="23"/>
+                                  <w:szCs w:val="23"/>
+                                </w:rPr>
+                                <w:t xml:space="preserve">button </w:t>
+                              </w:r>
+                              <w:r>
+                                <w:rPr>
+                                  <w:rFonts w:ascii="Lato" w:hAnsi="Lato"/>
+                                  <w:color w:val="373737"/>
+                                  <w:kern w:val="24"/>
+                                  <w:sz w:val="23"/>
+                                  <w:szCs w:val="23"/>
+                                </w:rPr>
+                                <w:t xml:space="preserve">is </w:t>
+                              </w:r>
+                              <w:r>
+                                <w:rPr>
+                                  <w:rFonts w:ascii="Lato" w:hAnsi="Lato"/>
+                                  <w:color w:val="373737"/>
+                                  <w:kern w:val="24"/>
+                                  <w:sz w:val="23"/>
+                                  <w:szCs w:val="23"/>
+                                </w:rPr>
+                                <w:t>press</w:t>
+                              </w:r>
+                              <w:r>
+                                <w:rPr>
+                                  <w:rFonts w:ascii="Lato" w:hAnsi="Lato"/>
+                                  <w:color w:val="373737"/>
+                                  <w:kern w:val="24"/>
+                                  <w:sz w:val="23"/>
+                                  <w:szCs w:val="23"/>
+                                </w:rPr>
+                                <w:t>ed</w:t>
+                              </w:r>
+                              <w:r>
+                                <w:rPr>
+                                  <w:rFonts w:ascii="Lato" w:hAnsi="Lato"/>
+                                  <w:color w:val="373737"/>
+                                  <w:kern w:val="24"/>
+                                  <w:sz w:val="23"/>
+                                  <w:szCs w:val="23"/>
+                                </w:rPr>
+                                <w:t xml:space="preserve">. </w:t>
+                              </w:r>
+                              <w:r>
+                                <w:rPr>
+                                  <w:rFonts w:ascii="Lato" w:hAnsi="Lato"/>
+                                  <w:color w:val="373737"/>
+                                  <w:kern w:val="24"/>
+                                  <w:sz w:val="23"/>
+                                  <w:szCs w:val="23"/>
+                                </w:rPr>
+                                <w:t xml:space="preserve"> </w:t>
+                              </w:r>
+                              <w:r>
+                                <w:rPr>
+                                  <w:rFonts w:ascii="Lato" w:hAnsi="Lato"/>
+                                  <w:color w:val="373737"/>
+                                  <w:kern w:val="24"/>
+                                  <w:sz w:val="23"/>
+                                  <w:szCs w:val="23"/>
+                                </w:rPr>
+                                <w:t>Multiplexer switch</w:t>
+                              </w:r>
+                              <w:r>
+                                <w:rPr>
+                                  <w:rFonts w:ascii="Lato" w:hAnsi="Lato"/>
+                                  <w:color w:val="373737"/>
+                                  <w:kern w:val="24"/>
+                                  <w:sz w:val="23"/>
+                                  <w:szCs w:val="23"/>
+                                </w:rPr>
+                                <w:t>es</w:t>
+                              </w:r>
+                              <w:r>
+                                <w:rPr>
+                                  <w:rFonts w:ascii="Lato" w:hAnsi="Lato"/>
+                                  <w:color w:val="373737"/>
+                                  <w:kern w:val="24"/>
+                                  <w:sz w:val="23"/>
+                                  <w:szCs w:val="23"/>
+                                </w:rPr>
+                                <w:t xml:space="preserve"> between counters</w:t>
+                              </w:r>
+                              <w:r>
+                                <w:rPr>
+                                  <w:rFonts w:ascii="Lato" w:hAnsi="Lato"/>
+                                  <w:color w:val="373737"/>
+                                  <w:kern w:val="24"/>
+                                  <w:sz w:val="23"/>
+                                  <w:szCs w:val="23"/>
+                                </w:rPr>
+                                <w:t>,</w:t>
+                              </w:r>
+                              <w:r>
+                                <w:rPr>
+                                  <w:rFonts w:ascii="Lato" w:hAnsi="Lato"/>
+                                  <w:color w:val="373737"/>
+                                  <w:kern w:val="24"/>
+                                  <w:sz w:val="23"/>
+                                  <w:szCs w:val="23"/>
+                                </w:rPr>
+                                <w:t xml:space="preserve"> determin</w:t>
+                              </w:r>
+                              <w:r>
+                                <w:rPr>
+                                  <w:rFonts w:ascii="Lato" w:hAnsi="Lato"/>
+                                  <w:color w:val="373737"/>
+                                  <w:kern w:val="24"/>
+                                  <w:sz w:val="23"/>
+                                  <w:szCs w:val="23"/>
+                                </w:rPr>
+                                <w:t>ing</w:t>
+                              </w:r>
+                              <w:r>
+                                <w:rPr>
+                                  <w:rFonts w:ascii="Lato" w:hAnsi="Lato"/>
+                                  <w:color w:val="373737"/>
+                                  <w:kern w:val="24"/>
+                                  <w:sz w:val="23"/>
+                                  <w:szCs w:val="23"/>
+                                </w:rPr>
+                                <w:t xml:space="preserve"> </w:t>
+                              </w:r>
+                              <w:r>
+                                <w:rPr>
+                                  <w:rFonts w:ascii="Lato" w:hAnsi="Lato"/>
+                                  <w:color w:val="373737"/>
+                                  <w:kern w:val="24"/>
+                                  <w:sz w:val="23"/>
+                                  <w:szCs w:val="23"/>
+                                </w:rPr>
+                                <w:t xml:space="preserve">the </w:t>
+                              </w:r>
+                              <w:r>
+                                <w:rPr>
+                                  <w:rFonts w:ascii="Lato" w:hAnsi="Lato"/>
+                                  <w:color w:val="373737"/>
+                                  <w:kern w:val="24"/>
+                                  <w:sz w:val="23"/>
+                                  <w:szCs w:val="23"/>
+                                </w:rPr>
+                                <w:t xml:space="preserve">direction of </w:t>
+                              </w:r>
+                              <w:r>
+                                <w:rPr>
+                                  <w:rFonts w:ascii="Lato" w:hAnsi="Lato"/>
+                                  <w:color w:val="373737"/>
+                                  <w:kern w:val="24"/>
+                                  <w:sz w:val="23"/>
+                                  <w:szCs w:val="23"/>
+                                </w:rPr>
+                                <w:t xml:space="preserve">the </w:t>
+                              </w:r>
+                              <w:r>
+                                <w:rPr>
+                                  <w:rFonts w:ascii="Lato" w:hAnsi="Lato"/>
+                                  <w:color w:val="373737"/>
+                                  <w:kern w:val="24"/>
+                                  <w:sz w:val="23"/>
+                                  <w:szCs w:val="23"/>
+                                </w:rPr>
+                                <w:t>ball. Speed of</w:t>
+                              </w:r>
+                              <w:r>
+                                <w:rPr>
+                                  <w:rFonts w:ascii="Lato" w:hAnsi="Lato"/>
+                                  <w:color w:val="373737"/>
+                                  <w:kern w:val="24"/>
+                                  <w:sz w:val="23"/>
+                                  <w:szCs w:val="23"/>
+                                </w:rPr>
+                                <w:t xml:space="preserve"> the</w:t>
+                              </w:r>
+                              <w:r>
+                                <w:rPr>
+                                  <w:rFonts w:ascii="Lato" w:hAnsi="Lato"/>
+                                  <w:color w:val="373737"/>
+                                  <w:kern w:val="24"/>
+                                  <w:sz w:val="23"/>
+                                  <w:szCs w:val="23"/>
+                                </w:rPr>
+                                <w:t xml:space="preserve"> ball is determi</w:t>
+                              </w:r>
+                              <w:r>
+                                <w:rPr>
+                                  <w:rFonts w:ascii="Lato" w:hAnsi="Lato"/>
+                                  <w:color w:val="373737"/>
+                                  <w:kern w:val="24"/>
+                                  <w:sz w:val="23"/>
+                                  <w:szCs w:val="23"/>
+                                </w:rPr>
+                                <w:t>ned</w:t>
+                              </w:r>
+                              <w:r>
+                                <w:rPr>
+                                  <w:rFonts w:ascii="Lato" w:hAnsi="Lato"/>
+                                  <w:color w:val="373737"/>
+                                  <w:kern w:val="24"/>
+                                  <w:sz w:val="23"/>
+                                  <w:szCs w:val="23"/>
+                                </w:rPr>
+                                <w:t xml:space="preserve"> by </w:t>
+                              </w:r>
+                              <w:r>
+                                <w:rPr>
+                                  <w:rFonts w:ascii="Lato" w:hAnsi="Lato"/>
+                                  <w:color w:val="373737"/>
+                                  <w:kern w:val="24"/>
+                                  <w:sz w:val="23"/>
+                                  <w:szCs w:val="23"/>
+                                </w:rPr>
+                                <w:t xml:space="preserve">the </w:t>
+                              </w:r>
+                              <w:r>
+                                <w:rPr>
+                                  <w:rFonts w:ascii="Lato" w:hAnsi="Lato"/>
+                                  <w:color w:val="373737"/>
+                                  <w:kern w:val="24"/>
+                                  <w:sz w:val="23"/>
+                                  <w:szCs w:val="23"/>
+                                </w:rPr>
+                                <w:t>Speed</w:t>
+                              </w:r>
+                              <w:r>
+                                <w:rPr>
+                                  <w:rFonts w:ascii="Lato" w:hAnsi="Lato"/>
+                                  <w:color w:val="373737"/>
+                                  <w:kern w:val="24"/>
+                                  <w:sz w:val="23"/>
+                                  <w:szCs w:val="23"/>
+                                </w:rPr>
+                                <w:t xml:space="preserve"> counter</w:t>
+                              </w:r>
+                              <w:r>
+                                <w:rPr>
+                                  <w:rFonts w:ascii="Lato" w:hAnsi="Lato"/>
+                                  <w:color w:val="373737"/>
+                                  <w:kern w:val="24"/>
+                                  <w:sz w:val="23"/>
+                                  <w:szCs w:val="23"/>
+                                </w:rPr>
+                                <w:t xml:space="preserve"> component which speed</w:t>
+                              </w:r>
+                              <w:r>
+                                <w:rPr>
+                                  <w:rFonts w:ascii="Lato" w:hAnsi="Lato"/>
+                                  <w:color w:val="373737"/>
+                                  <w:kern w:val="24"/>
+                                  <w:sz w:val="23"/>
+                                  <w:szCs w:val="23"/>
+                                </w:rPr>
+                                <w:t>s</w:t>
+                              </w:r>
+                              <w:r>
+                                <w:rPr>
+                                  <w:rFonts w:ascii="Lato" w:hAnsi="Lato"/>
+                                  <w:color w:val="373737"/>
+                                  <w:kern w:val="24"/>
+                                  <w:sz w:val="23"/>
+                                  <w:szCs w:val="23"/>
+                                </w:rPr>
+                                <w:t xml:space="preserve"> up</w:t>
+                              </w:r>
+                              <w:r>
+                                <w:rPr>
+                                  <w:rFonts w:ascii="Lato" w:hAnsi="Lato"/>
+                                  <w:color w:val="373737"/>
+                                  <w:kern w:val="24"/>
+                                  <w:sz w:val="23"/>
+                                  <w:szCs w:val="23"/>
+                                </w:rPr>
+                                <w:t xml:space="preserve"> the</w:t>
+                              </w:r>
+                              <w:r>
+                                <w:rPr>
+                                  <w:rFonts w:ascii="Lato" w:hAnsi="Lato"/>
+                                  <w:color w:val="373737"/>
+                                  <w:kern w:val="24"/>
+                                  <w:sz w:val="23"/>
+                                  <w:szCs w:val="23"/>
+                                </w:rPr>
+                                <w:t xml:space="preserve"> </w:t>
+                              </w:r>
+                              <w:r>
+                                <w:rPr>
+                                  <w:rFonts w:ascii="Lato" w:hAnsi="Lato"/>
+                                  <w:color w:val="373737"/>
+                                  <w:kern w:val="24"/>
+                                  <w:sz w:val="23"/>
+                                  <w:szCs w:val="23"/>
+                                </w:rPr>
+                                <w:t>output</w:t>
+                              </w:r>
+                              <w:r>
+                                <w:rPr>
+                                  <w:rFonts w:ascii="Lato" w:hAnsi="Lato"/>
+                                  <w:color w:val="373737"/>
+                                  <w:kern w:val="24"/>
+                                  <w:sz w:val="23"/>
+                                  <w:szCs w:val="23"/>
+                                </w:rPr>
+                                <w:t xml:space="preserve"> signal </w:t>
+                              </w:r>
+                              <w:r>
+                                <w:rPr>
+                                  <w:rFonts w:ascii="Lato" w:hAnsi="Lato"/>
+                                  <w:color w:val="373737"/>
+                                  <w:kern w:val="24"/>
+                                  <w:sz w:val="23"/>
+                                  <w:szCs w:val="23"/>
+                                </w:rPr>
+                                <w:t>of</w:t>
+                              </w:r>
+                              <w:r>
+                                <w:rPr>
+                                  <w:rFonts w:ascii="Lato" w:hAnsi="Lato"/>
+                                  <w:color w:val="373737"/>
+                                  <w:kern w:val="24"/>
+                                  <w:sz w:val="23"/>
+                                  <w:szCs w:val="23"/>
+                                </w:rPr>
+                                <w:t xml:space="preserve"> </w:t>
                               </w:r>
                               <w:proofErr w:type="spellStart"/>
                               <w:r>
@@ -2535,7 +3422,17 @@
                                   <w:sz w:val="23"/>
                                   <w:szCs w:val="23"/>
                                 </w:rPr>
-                                <w:t>Clk_en</w:t>
+                                <w:t>c</w:t>
+                              </w:r>
+                              <w:r>
+                                <w:rPr>
+                                  <w:rFonts w:ascii="Lato" w:hAnsi="Lato"/>
+                                  <w:color w:val="373737"/>
+                                  <w:kern w:val="24"/>
+                                  <w:sz w:val="23"/>
+                                  <w:szCs w:val="23"/>
+                                </w:rPr>
+                                <w:t>lk_en</w:t>
                               </w:r>
                               <w:proofErr w:type="spellEnd"/>
                               <w:r>
@@ -2546,16 +3443,6 @@
                                   <w:sz w:val="23"/>
                                   <w:szCs w:val="23"/>
                                 </w:rPr>
-                                <w:t xml:space="preserve"> component</w:t>
-                              </w:r>
-                              <w:r>
-                                <w:rPr>
-                                  <w:rFonts w:ascii="Lato" w:hAnsi="Lato"/>
-                                  <w:color w:val="373737"/>
-                                  <w:kern w:val="24"/>
-                                  <w:sz w:val="23"/>
-                                  <w:szCs w:val="23"/>
-                                </w:rPr>
                                 <w:t>.</w:t>
                               </w:r>
                               <w:r>
@@ -2566,59 +3453,307 @@
                                   <w:sz w:val="23"/>
                                   <w:szCs w:val="23"/>
                                 </w:rPr>
-                                <w:t xml:space="preserve"> Clock enable slows down clock signal for human reactions. Component Bin2led converting binary number to code which lit one LED. Score is counting by Score module and</w:t>
-                              </w:r>
-                              <w:r>
-                                <w:rPr>
-                                  <w:rFonts w:ascii="Lato" w:hAnsi="Lato"/>
-                                  <w:color w:val="373737"/>
-                                  <w:kern w:val="24"/>
-                                  <w:sz w:val="23"/>
-                                  <w:szCs w:val="23"/>
-                                </w:rPr>
-                                <w:t xml:space="preserve"> through Display component displays on 7-segment. Module</w:t>
-                              </w:r>
-                              <w:r>
-                                <w:rPr>
-                                  <w:rFonts w:ascii="Lato" w:hAnsi="Lato"/>
-                                  <w:color w:val="373737"/>
-                                  <w:kern w:val="24"/>
-                                  <w:sz w:val="23"/>
-                                  <w:szCs w:val="23"/>
-                                </w:rPr>
-                                <w:t xml:space="preserve"> </w:t>
-                              </w:r>
-                              <w:proofErr w:type="spellStart"/>
-                              <w:r>
-                                <w:rPr>
-                                  <w:rFonts w:ascii="Lato" w:hAnsi="Lato"/>
-                                  <w:color w:val="373737"/>
-                                  <w:kern w:val="24"/>
-                                  <w:sz w:val="23"/>
-                                  <w:szCs w:val="23"/>
-                                </w:rPr>
-                                <w:t>Green_LED</w:t>
-                              </w:r>
-                              <w:proofErr w:type="spellEnd"/>
-                              <w:r>
-                                <w:rPr>
-                                  <w:rFonts w:ascii="Lato" w:hAnsi="Lato"/>
-                                  <w:color w:val="373737"/>
-                                  <w:kern w:val="24"/>
-                                  <w:sz w:val="23"/>
-                                  <w:szCs w:val="23"/>
-                                </w:rPr>
-                                <w:t xml:space="preserve"> lit </w:t>
-                              </w:r>
-                              <w:r>
-                                <w:rPr>
-                                  <w:rFonts w:ascii="Lato" w:hAnsi="Lato"/>
-                                  <w:color w:val="373737"/>
-                                  <w:kern w:val="24"/>
-                                  <w:sz w:val="23"/>
-                                  <w:szCs w:val="23"/>
-                                </w:rPr>
-                                <w:t>green LED and hold it on, so that players can register it.</w:t>
+                                <w:t xml:space="preserve"> Clock enable slows down </w:t>
+                              </w:r>
+                              <w:r>
+                                <w:rPr>
+                                  <w:rFonts w:ascii="Lato" w:hAnsi="Lato"/>
+                                  <w:color w:val="373737"/>
+                                  <w:kern w:val="24"/>
+                                  <w:sz w:val="23"/>
+                                  <w:szCs w:val="23"/>
+                                </w:rPr>
+                                <w:t xml:space="preserve">the </w:t>
+                              </w:r>
+                              <w:r>
+                                <w:rPr>
+                                  <w:rFonts w:ascii="Lato" w:hAnsi="Lato"/>
+                                  <w:color w:val="373737"/>
+                                  <w:kern w:val="24"/>
+                                  <w:sz w:val="23"/>
+                                  <w:szCs w:val="23"/>
+                                </w:rPr>
+                                <w:t>clock signal for human reactions. Component Bin2led convert</w:t>
+                              </w:r>
+                              <w:r>
+                                <w:rPr>
+                                  <w:rFonts w:ascii="Lato" w:hAnsi="Lato"/>
+                                  <w:color w:val="373737"/>
+                                  <w:kern w:val="24"/>
+                                  <w:sz w:val="23"/>
+                                  <w:szCs w:val="23"/>
+                                </w:rPr>
+                                <w:t>s</w:t>
+                              </w:r>
+                              <w:r>
+                                <w:rPr>
+                                  <w:rFonts w:ascii="Lato" w:hAnsi="Lato"/>
+                                  <w:color w:val="373737"/>
+                                  <w:kern w:val="24"/>
+                                  <w:sz w:val="23"/>
+                                  <w:szCs w:val="23"/>
+                                </w:rPr>
+                                <w:t xml:space="preserve"> binary number</w:t>
+                              </w:r>
+                              <w:r>
+                                <w:rPr>
+                                  <w:rFonts w:ascii="Lato" w:hAnsi="Lato"/>
+                                  <w:color w:val="373737"/>
+                                  <w:kern w:val="24"/>
+                                  <w:sz w:val="23"/>
+                                  <w:szCs w:val="23"/>
+                                </w:rPr>
+                                <w:t>s</w:t>
+                              </w:r>
+                              <w:r>
+                                <w:rPr>
+                                  <w:rFonts w:ascii="Lato" w:hAnsi="Lato"/>
+                                  <w:color w:val="373737"/>
+                                  <w:kern w:val="24"/>
+                                  <w:sz w:val="23"/>
+                                  <w:szCs w:val="23"/>
+                                </w:rPr>
+                                <w:t xml:space="preserve"> to </w:t>
+                              </w:r>
+                              <w:r>
+                                <w:rPr>
+                                  <w:rFonts w:ascii="Lato" w:hAnsi="Lato"/>
+                                  <w:color w:val="373737"/>
+                                  <w:kern w:val="24"/>
+                                  <w:sz w:val="23"/>
+                                  <w:szCs w:val="23"/>
+                                </w:rPr>
+                                <w:t>a 16-bit one-hot code</w:t>
+                              </w:r>
+                              <w:r>
+                                <w:rPr>
+                                  <w:rFonts w:ascii="Lato" w:hAnsi="Lato"/>
+                                  <w:color w:val="373737"/>
+                                  <w:kern w:val="24"/>
+                                  <w:sz w:val="23"/>
+                                  <w:szCs w:val="23"/>
+                                </w:rPr>
+                                <w:t xml:space="preserve">, </w:t>
+                              </w:r>
+                              <w:r>
+                                <w:rPr>
+                                  <w:rFonts w:ascii="Lato" w:hAnsi="Lato"/>
+                                  <w:color w:val="373737"/>
+                                  <w:kern w:val="24"/>
+                                  <w:sz w:val="23"/>
+                                  <w:szCs w:val="23"/>
+                                </w:rPr>
+                                <w:t xml:space="preserve">which </w:t>
+                              </w:r>
+                              <w:r>
+                                <w:rPr>
+                                  <w:rFonts w:ascii="Lato" w:hAnsi="Lato"/>
+                                  <w:color w:val="373737"/>
+                                  <w:kern w:val="24"/>
+                                  <w:sz w:val="23"/>
+                                  <w:szCs w:val="23"/>
+                                </w:rPr>
+                                <w:t>lights</w:t>
+                              </w:r>
+                              <w:r>
+                                <w:rPr>
+                                  <w:rFonts w:ascii="Lato" w:hAnsi="Lato"/>
+                                  <w:color w:val="373737"/>
+                                  <w:kern w:val="24"/>
+                                  <w:sz w:val="23"/>
+                                  <w:szCs w:val="23"/>
+                                </w:rPr>
+                                <w:t xml:space="preserve"> up exactly one LED corresponding to the ball</w:t>
+                              </w:r>
+                              <w:r>
+                                <w:rPr>
+                                  <w:rFonts w:ascii="Lato" w:hAnsi="Lato"/>
+                                  <w:color w:val="373737"/>
+                                  <w:kern w:val="24"/>
+                                  <w:sz w:val="23"/>
+                                  <w:szCs w:val="23"/>
+                                </w:rPr>
+                                <w:t>´s</w:t>
+                              </w:r>
+                              <w:r>
+                                <w:rPr>
+                                  <w:rFonts w:ascii="Lato" w:hAnsi="Lato"/>
+                                  <w:color w:val="373737"/>
+                                  <w:kern w:val="24"/>
+                                  <w:sz w:val="23"/>
+                                  <w:szCs w:val="23"/>
+                                </w:rPr>
+                                <w:t xml:space="preserve"> position</w:t>
+                              </w:r>
+                              <w:r>
+                                <w:rPr>
+                                  <w:rFonts w:ascii="Lato" w:hAnsi="Lato"/>
+                                  <w:color w:val="373737"/>
+                                  <w:kern w:val="24"/>
+                                  <w:sz w:val="23"/>
+                                  <w:szCs w:val="23"/>
+                                </w:rPr>
+                                <w:t>. Score is count</w:t>
+                              </w:r>
+                              <w:r>
+                                <w:rPr>
+                                  <w:rFonts w:ascii="Lato" w:hAnsi="Lato"/>
+                                  <w:color w:val="373737"/>
+                                  <w:kern w:val="24"/>
+                                  <w:sz w:val="23"/>
+                                  <w:szCs w:val="23"/>
+                                </w:rPr>
+                                <w:t>ed</w:t>
+                              </w:r>
+                              <w:r>
+                                <w:rPr>
+                                  <w:rFonts w:ascii="Lato" w:hAnsi="Lato"/>
+                                  <w:color w:val="373737"/>
+                                  <w:kern w:val="24"/>
+                                  <w:sz w:val="23"/>
+                                  <w:szCs w:val="23"/>
+                                </w:rPr>
+                                <w:t xml:space="preserve"> by</w:t>
+                              </w:r>
+                              <w:r>
+                                <w:rPr>
+                                  <w:rFonts w:ascii="Lato" w:hAnsi="Lato"/>
+                                  <w:color w:val="373737"/>
+                                  <w:kern w:val="24"/>
+                                  <w:sz w:val="23"/>
+                                  <w:szCs w:val="23"/>
+                                </w:rPr>
+                                <w:t xml:space="preserve"> the</w:t>
+                              </w:r>
+                              <w:r>
+                                <w:rPr>
+                                  <w:rFonts w:ascii="Lato" w:hAnsi="Lato"/>
+                                  <w:color w:val="373737"/>
+                                  <w:kern w:val="24"/>
+                                  <w:sz w:val="23"/>
+                                  <w:szCs w:val="23"/>
+                                </w:rPr>
+                                <w:t xml:space="preserve"> Score</w:t>
+                              </w:r>
+                              <w:r>
+                                <w:rPr>
+                                  <w:rFonts w:ascii="Lato" w:hAnsi="Lato"/>
+                                  <w:color w:val="373737"/>
+                                  <w:kern w:val="24"/>
+                                  <w:sz w:val="23"/>
+                                  <w:szCs w:val="23"/>
+                                </w:rPr>
+                                <w:t xml:space="preserve"> counter</w:t>
+                              </w:r>
+                              <w:r>
+                                <w:rPr>
+                                  <w:rFonts w:ascii="Lato" w:hAnsi="Lato"/>
+                                  <w:color w:val="373737"/>
+                                  <w:kern w:val="24"/>
+                                  <w:sz w:val="23"/>
+                                  <w:szCs w:val="23"/>
+                                </w:rPr>
+                                <w:t xml:space="preserve"> module and</w:t>
+                              </w:r>
+                              <w:r>
+                                <w:rPr>
+                                  <w:rFonts w:ascii="Lato" w:hAnsi="Lato"/>
+                                  <w:color w:val="373737"/>
+                                  <w:kern w:val="24"/>
+                                  <w:sz w:val="23"/>
+                                  <w:szCs w:val="23"/>
+                                </w:rPr>
+                                <w:t xml:space="preserve"> is displayed t</w:t>
+                              </w:r>
+                              <w:r>
+                                <w:rPr>
+                                  <w:rFonts w:ascii="Lato" w:hAnsi="Lato"/>
+                                  <w:color w:val="373737"/>
+                                  <w:kern w:val="24"/>
+                                  <w:sz w:val="23"/>
+                                  <w:szCs w:val="23"/>
+                                </w:rPr>
+                                <w:t xml:space="preserve">hrough </w:t>
+                              </w:r>
+                              <w:r>
+                                <w:rPr>
+                                  <w:rFonts w:ascii="Lato" w:hAnsi="Lato"/>
+                                  <w:color w:val="373737"/>
+                                  <w:kern w:val="24"/>
+                                  <w:sz w:val="23"/>
+                                  <w:szCs w:val="23"/>
+                                </w:rPr>
+                                <w:t xml:space="preserve">the </w:t>
+                              </w:r>
+                              <w:r>
+                                <w:rPr>
+                                  <w:rFonts w:ascii="Lato" w:hAnsi="Lato"/>
+                                  <w:color w:val="373737"/>
+                                  <w:kern w:val="24"/>
+                                  <w:sz w:val="23"/>
+                                  <w:szCs w:val="23"/>
+                                </w:rPr>
+                                <w:t>Display</w:t>
+                              </w:r>
+                              <w:r>
+                                <w:rPr>
+                                  <w:rFonts w:ascii="Lato" w:hAnsi="Lato"/>
+                                  <w:color w:val="373737"/>
+                                  <w:kern w:val="24"/>
+                                  <w:sz w:val="23"/>
+                                  <w:szCs w:val="23"/>
+                                </w:rPr>
+                                <w:t xml:space="preserve"> driver</w:t>
+                              </w:r>
+                              <w:r>
+                                <w:rPr>
+                                  <w:rFonts w:ascii="Lato" w:hAnsi="Lato"/>
+                                  <w:color w:val="373737"/>
+                                  <w:kern w:val="24"/>
+                                  <w:sz w:val="23"/>
+                                  <w:szCs w:val="23"/>
+                                </w:rPr>
+                                <w:t xml:space="preserve"> component </w:t>
+                              </w:r>
+                              <w:r>
+                                <w:rPr>
+                                  <w:rFonts w:ascii="Lato" w:hAnsi="Lato"/>
+                                  <w:color w:val="373737"/>
+                                  <w:kern w:val="24"/>
+                                  <w:sz w:val="23"/>
+                                  <w:szCs w:val="23"/>
+                                </w:rPr>
+                                <w:t xml:space="preserve">on the </w:t>
+                              </w:r>
+                              <w:r>
+                                <w:rPr>
+                                  <w:rFonts w:ascii="Lato" w:hAnsi="Lato"/>
+                                  <w:color w:val="373737"/>
+                                  <w:kern w:val="24"/>
+                                  <w:sz w:val="23"/>
+                                  <w:szCs w:val="23"/>
+                                </w:rPr>
+                                <w:t>7-segment</w:t>
+                              </w:r>
+                              <w:r>
+                                <w:rPr>
+                                  <w:rFonts w:ascii="Lato" w:hAnsi="Lato"/>
+                                  <w:color w:val="373737"/>
+                                  <w:kern w:val="24"/>
+                                  <w:sz w:val="23"/>
+                                  <w:szCs w:val="23"/>
+                                </w:rPr>
+                                <w:t xml:space="preserve"> display</w:t>
+                              </w:r>
+                              <w:r>
+                                <w:rPr>
+                                  <w:rFonts w:ascii="Lato" w:hAnsi="Lato"/>
+                                  <w:color w:val="373737"/>
+                                  <w:kern w:val="24"/>
+                                  <w:sz w:val="23"/>
+                                  <w:szCs w:val="23"/>
+                                </w:rPr>
+                                <w:t xml:space="preserve">. </w:t>
                               </w:r>
                             </w:p>
                           </w:txbxContent>
@@ -2706,7 +3841,37 @@
                                   <w:sz w:val="23"/>
                                   <w:szCs w:val="23"/>
                                 </w:rPr>
-                                <w:t xml:space="preserve">Architecture in this project </w:t>
+                                <w:t xml:space="preserve">Architecture </w:t>
+                              </w:r>
+                              <w:r>
+                                <w:rPr>
+                                  <w:rFonts w:ascii="Lato" w:hAnsi="Lato"/>
+                                  <w:color w:val="373737"/>
+                                  <w:kern w:val="24"/>
+                                  <w:sz w:val="23"/>
+                                  <w:szCs w:val="23"/>
+                                </w:rPr>
+                                <w:t>of</w:t>
+                              </w:r>
+                              <w:r>
+                                <w:rPr>
+                                  <w:rFonts w:ascii="Lato" w:hAnsi="Lato"/>
+                                  <w:color w:val="373737"/>
+                                  <w:kern w:val="24"/>
+                                  <w:sz w:val="23"/>
+                                  <w:szCs w:val="23"/>
+                                </w:rPr>
+                                <w:t xml:space="preserve"> this project </w:t>
+                              </w:r>
+                              <w:r>
+                                <w:rPr>
+                                  <w:rFonts w:ascii="Lato" w:hAnsi="Lato"/>
+                                  <w:color w:val="373737"/>
+                                  <w:kern w:val="24"/>
+                                  <w:sz w:val="23"/>
+                                  <w:szCs w:val="23"/>
+                                </w:rPr>
+                                <w:t xml:space="preserve">is </w:t>
                               </w:r>
                               <w:r>
                                 <w:rPr>
@@ -3019,7 +4184,7 @@
           </mc:Choice>
           <mc:Fallback>
             <w:pict>
-              <v:group w14:anchorId="0DB39F85" id="Group 3" o:spid="_x0000_s1026" style="position:absolute;margin-left:45.45pt;margin-top:90.55pt;width:765.25pt;height:1042.85pt;z-index:251659264;mso-position-horizontal-relative:margin;mso-width-relative:margin;mso-height-relative:margin" coordorigin="-1907,14528" coordsize="97208,132443" o:gfxdata="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">
+              <v:group w14:anchorId="0DB39F85" id="Group 3" o:spid="_x0000_s1026" style="position:absolute;margin-left:45.5pt;margin-top:90.45pt;width:765.25pt;height:1042.85pt;z-index:251659264;mso-position-horizontal-relative:margin;mso-width-relative:margin;mso-height-relative:margin" coordorigin="-1907,14528" coordsize="97208,132443" o:gfxdata="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">
                 <v:shapetype id="_x0000_t202" coordsize="21600,21600" o:spt="202" path="m,l,21600r21600,l21600,xe">
                   <v:stroke joinstyle="miter"/>
                   <v:path gradientshapeok="t" o:connecttype="rect"/>
@@ -3363,17 +4528,57 @@
                             <w:sz w:val="23"/>
                             <w:szCs w:val="23"/>
                           </w:rPr>
-                          <w:t xml:space="preserve">. To restart after game over, must be pressed </w:t>
-                        </w:r>
-                        <w:r>
-                          <w:rPr>
-                            <w:rFonts w:ascii="Lato" w:hAnsi="Lato"/>
-                            <w:color w:val="373737"/>
-                            <w:kern w:val="24"/>
-                            <w:sz w:val="23"/>
-                            <w:szCs w:val="23"/>
-                          </w:rPr>
-                          <w:t>reset button.</w:t>
+                          <w:t xml:space="preserve">. To restart after game over, </w:t>
+                        </w:r>
+                        <w:r>
+                          <w:rPr>
+                            <w:rFonts w:ascii="Lato" w:hAnsi="Lato"/>
+                            <w:color w:val="373737"/>
+                            <w:kern w:val="24"/>
+                            <w:sz w:val="23"/>
+                            <w:szCs w:val="23"/>
+                          </w:rPr>
+                          <w:t xml:space="preserve">the </w:t>
+                        </w:r>
+                        <w:r>
+                          <w:rPr>
+                            <w:rFonts w:ascii="Lato" w:hAnsi="Lato"/>
+                            <w:color w:val="373737"/>
+                            <w:kern w:val="24"/>
+                            <w:sz w:val="23"/>
+                            <w:szCs w:val="23"/>
+                          </w:rPr>
+                          <w:t>reset button</w:t>
+                        </w:r>
+                        <w:r>
+                          <w:rPr>
+                            <w:rFonts w:ascii="Lato" w:hAnsi="Lato"/>
+                            <w:color w:val="373737"/>
+                            <w:kern w:val="24"/>
+                            <w:sz w:val="23"/>
+                            <w:szCs w:val="23"/>
+                          </w:rPr>
+                          <w:t xml:space="preserve"> </w:t>
+                        </w:r>
+                        <w:r>
+                          <w:rPr>
+                            <w:rFonts w:ascii="Lato" w:hAnsi="Lato"/>
+                            <w:color w:val="373737"/>
+                            <w:kern w:val="24"/>
+                            <w:sz w:val="23"/>
+                            <w:szCs w:val="23"/>
+                          </w:rPr>
+                          <w:t>must be pressed</w:t>
+                        </w:r>
+                        <w:r>
+                          <w:rPr>
+                            <w:rFonts w:ascii="Lato" w:hAnsi="Lato"/>
+                            <w:color w:val="373737"/>
+                            <w:kern w:val="24"/>
+                            <w:sz w:val="23"/>
+                            <w:szCs w:val="23"/>
+                          </w:rPr>
+                          <w:t>.</w:t>
                         </w:r>
                       </w:p>
                     </w:txbxContent>
@@ -3411,7 +4616,7 @@
                     </w:txbxContent>
                   </v:textbox>
                 </v:shape>
-                <v:shape id="TextBox 61" o:spid="_x0000_s1041" type="#_x0000_t202" style="position:absolute;left:1818;top:59389;width:26581;height:24315;visibility:visible;mso-wrap-style:square;v-text-anchor:top" o:gfxdata="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" filled="f" stroked="f">
+                <v:shape id="TextBox 61" o:spid="_x0000_s1041" type="#_x0000_t202" style="position:absolute;left:1818;top:57402;width:26581;height:26302;visibility:visible;mso-wrap-style:square;v-text-anchor:top" o:gfxdata="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" filled="f" stroked="f">
                   <v:textbox inset="0,0,0,0">
                     <w:txbxContent>
                       <w:p>
@@ -3433,27 +4638,27 @@
                             <w:sz w:val="23"/>
                             <w:szCs w:val="23"/>
                           </w:rPr>
-                          <w:t xml:space="preserve">Game start on central LED (num. 7). When ball is on extreme position, player must press </w:t>
-                        </w:r>
-                        <w:r>
-                          <w:rPr>
-                            <w:rFonts w:ascii="Lato" w:hAnsi="Lato"/>
-                            <w:color w:val="373737"/>
-                            <w:kern w:val="24"/>
-                            <w:sz w:val="23"/>
-                            <w:szCs w:val="23"/>
-                          </w:rPr>
-                          <w:t>button. If player won’t make it in time, lit red LED and game will reset. If player press button in time, lit green LED, score increase by 1 and speed of ball rise</w:t>
-                        </w:r>
-                        <w:r>
-                          <w:rPr>
-                            <w:rFonts w:ascii="Lato" w:hAnsi="Lato"/>
-                            <w:color w:val="373737"/>
-                            <w:kern w:val="24"/>
-                            <w:sz w:val="23"/>
-                            <w:szCs w:val="23"/>
-                          </w:rPr>
-                          <w:t>. This continues until one of the players miss.</w:t>
+                          <w:t>The g</w:t>
+                        </w:r>
+                        <w:r>
+                          <w:rPr>
+                            <w:rFonts w:ascii="Lato" w:hAnsi="Lato"/>
+                            <w:color w:val="373737"/>
+                            <w:kern w:val="24"/>
+                            <w:sz w:val="23"/>
+                            <w:szCs w:val="23"/>
+                          </w:rPr>
+                          <w:t xml:space="preserve">ame start </w:t>
+                        </w:r>
+                        <w:r>
+                          <w:rPr>
+                            <w:rFonts w:ascii="Lato" w:hAnsi="Lato"/>
+                            <w:color w:val="373737"/>
+                            <w:kern w:val="24"/>
+                            <w:sz w:val="23"/>
+                            <w:szCs w:val="23"/>
+                          </w:rPr>
+                          <w:t>in the centre of the</w:t>
                         </w:r>
                         <w:r>
                           <w:rPr>
@@ -3464,6 +4669,206 @@
                             <w:szCs w:val="23"/>
                           </w:rPr>
                           <w:t xml:space="preserve"> </w:t>
+                        </w:r>
+                        <w:r>
+                          <w:rPr>
+                            <w:rFonts w:ascii="Lato" w:hAnsi="Lato"/>
+                            <w:color w:val="373737"/>
+                            <w:kern w:val="24"/>
+                            <w:sz w:val="23"/>
+                            <w:szCs w:val="23"/>
+                          </w:rPr>
+                          <w:t xml:space="preserve">LED </w:t>
+                        </w:r>
+                        <w:r>
+                          <w:rPr>
+                            <w:rFonts w:ascii="Lato" w:hAnsi="Lato"/>
+                            <w:color w:val="373737"/>
+                            <w:kern w:val="24"/>
+                            <w:sz w:val="23"/>
+                            <w:szCs w:val="23"/>
+                          </w:rPr>
+                          <w:t xml:space="preserve">array </w:t>
+                        </w:r>
+                        <w:r>
+                          <w:rPr>
+                            <w:rFonts w:ascii="Lato" w:hAnsi="Lato"/>
+                            <w:color w:val="373737"/>
+                            <w:kern w:val="24"/>
+                            <w:sz w:val="23"/>
+                            <w:szCs w:val="23"/>
+                          </w:rPr>
+                          <w:t>(num. 7). When</w:t>
+                        </w:r>
+                        <w:r>
+                          <w:rPr>
+                            <w:rFonts w:ascii="Lato" w:hAnsi="Lato"/>
+                            <w:color w:val="373737"/>
+                            <w:kern w:val="24"/>
+                            <w:sz w:val="23"/>
+                            <w:szCs w:val="23"/>
+                          </w:rPr>
+                          <w:t xml:space="preserve"> the </w:t>
+                        </w:r>
+                        <w:r>
+                          <w:rPr>
+                            <w:rFonts w:ascii="Lato" w:hAnsi="Lato"/>
+                            <w:color w:val="373737"/>
+                            <w:kern w:val="24"/>
+                            <w:sz w:val="23"/>
+                            <w:szCs w:val="23"/>
+                          </w:rPr>
+                          <w:t>ball</w:t>
+                        </w:r>
+                        <w:r>
+                          <w:rPr>
+                            <w:rFonts w:ascii="Lato" w:hAnsi="Lato"/>
+                            <w:color w:val="373737"/>
+                            <w:kern w:val="24"/>
+                            <w:sz w:val="23"/>
+                            <w:szCs w:val="23"/>
+                          </w:rPr>
+                          <w:t xml:space="preserve"> </w:t>
+                        </w:r>
+                        <w:r>
+                          <w:rPr>
+                            <w:rFonts w:ascii="Lato" w:hAnsi="Lato"/>
+                            <w:color w:val="373737"/>
+                            <w:kern w:val="24"/>
+                            <w:sz w:val="23"/>
+                            <w:szCs w:val="23"/>
+                          </w:rPr>
+                          <w:t>arrives</w:t>
+                        </w:r>
+                        <w:r>
+                          <w:rPr>
+                            <w:rFonts w:ascii="Lato" w:hAnsi="Lato"/>
+                            <w:color w:val="373737"/>
+                            <w:kern w:val="24"/>
+                            <w:sz w:val="23"/>
+                            <w:szCs w:val="23"/>
+                          </w:rPr>
+                          <w:t xml:space="preserve"> </w:t>
+                        </w:r>
+                        <w:r>
+                          <w:rPr>
+                            <w:rFonts w:ascii="Lato" w:hAnsi="Lato"/>
+                            <w:color w:val="373737"/>
+                            <w:kern w:val="24"/>
+                            <w:sz w:val="23"/>
+                            <w:szCs w:val="23"/>
+                          </w:rPr>
+                          <w:t>to the very last position on each edge, a</w:t>
+                        </w:r>
+                        <w:r>
+                          <w:rPr>
+                            <w:rFonts w:ascii="Lato" w:hAnsi="Lato"/>
+                            <w:color w:val="373737"/>
+                            <w:kern w:val="24"/>
+                            <w:sz w:val="23"/>
+                            <w:szCs w:val="23"/>
+                          </w:rPr>
+                          <w:t xml:space="preserve"> player must press</w:t>
+                        </w:r>
+                        <w:r>
+                          <w:rPr>
+                            <w:rFonts w:ascii="Lato" w:hAnsi="Lato"/>
+                            <w:color w:val="373737"/>
+                            <w:kern w:val="24"/>
+                            <w:sz w:val="23"/>
+                            <w:szCs w:val="23"/>
+                          </w:rPr>
+                          <w:t xml:space="preserve"> the corresponding</w:t>
+                        </w:r>
+                        <w:r>
+                          <w:rPr>
+                            <w:rFonts w:ascii="Lato" w:hAnsi="Lato"/>
+                            <w:color w:val="373737"/>
+                            <w:kern w:val="24"/>
+                            <w:sz w:val="23"/>
+                            <w:szCs w:val="23"/>
+                          </w:rPr>
+                          <w:t xml:space="preserve"> </w:t>
+                        </w:r>
+                        <w:r>
+                          <w:rPr>
+                            <w:rFonts w:ascii="Lato" w:hAnsi="Lato"/>
+                            <w:color w:val="373737"/>
+                            <w:kern w:val="24"/>
+                            <w:sz w:val="23"/>
+                            <w:szCs w:val="23"/>
+                          </w:rPr>
+                          <w:t>button</w:t>
+                        </w:r>
+                        <w:r>
+                          <w:rPr>
+                            <w:rFonts w:ascii="Lato" w:hAnsi="Lato"/>
+                            <w:color w:val="373737"/>
+                            <w:kern w:val="24"/>
+                            <w:sz w:val="23"/>
+                            <w:szCs w:val="23"/>
+                          </w:rPr>
+                          <w:t xml:space="preserve"> in due time to “hit” the ball.  After each successful hit, accompanied by a flash of the green LED, the ball changes direction and speeds up. If a </w:t>
+                        </w:r>
+                        <w:r>
+                          <w:rPr>
+                            <w:rFonts w:ascii="Lato" w:hAnsi="Lato"/>
+                            <w:color w:val="373737"/>
+                            <w:kern w:val="24"/>
+                            <w:sz w:val="23"/>
+                            <w:szCs w:val="23"/>
+                          </w:rPr>
+                          <w:t>player</w:t>
+                        </w:r>
+                        <w:r>
+                          <w:rPr>
+                            <w:rFonts w:ascii="Lato" w:hAnsi="Lato"/>
+                            <w:color w:val="373737"/>
+                            <w:kern w:val="24"/>
+                            <w:sz w:val="23"/>
+                            <w:szCs w:val="23"/>
+                          </w:rPr>
+                          <w:t xml:space="preserve"> doesn´t</w:t>
+                        </w:r>
+                        <w:r>
+                          <w:rPr>
+                            <w:rFonts w:ascii="Lato" w:hAnsi="Lato"/>
+                            <w:color w:val="373737"/>
+                            <w:kern w:val="24"/>
+                            <w:sz w:val="23"/>
+                            <w:szCs w:val="23"/>
+                          </w:rPr>
+                          <w:t xml:space="preserve"> make it in time, </w:t>
+                        </w:r>
+                        <w:r>
+                          <w:rPr>
+                            <w:rFonts w:ascii="Lato" w:hAnsi="Lato"/>
+                            <w:color w:val="373737"/>
+                            <w:kern w:val="24"/>
+                            <w:sz w:val="23"/>
+                            <w:szCs w:val="23"/>
+                          </w:rPr>
+                          <w:t xml:space="preserve">the </w:t>
+                        </w:r>
+                        <w:r>
+                          <w:rPr>
+                            <w:rFonts w:ascii="Lato" w:hAnsi="Lato"/>
+                            <w:color w:val="373737"/>
+                            <w:kern w:val="24"/>
+                            <w:sz w:val="23"/>
+                            <w:szCs w:val="23"/>
+                          </w:rPr>
+                          <w:t>red LED</w:t>
+                        </w:r>
+                        <w:r>
+                          <w:rPr>
+                            <w:rFonts w:ascii="Lato" w:hAnsi="Lato"/>
+                            <w:color w:val="373737"/>
+                            <w:kern w:val="24"/>
+                            <w:sz w:val="23"/>
+                            <w:szCs w:val="23"/>
+                          </w:rPr>
+                          <w:t xml:space="preserve"> is lit, signalizing the end of the game. The game can then be reset by pressing the centre button.</w:t>
                         </w:r>
                       </w:p>
                     </w:txbxContent>
@@ -3772,7 +5177,7 @@
                                   <w:sz w:val="23"/>
                                   <w:szCs w:val="23"/>
                                 </w:rPr>
-                                <w:t>rst</w:t>
+                                <w:t>btnc</w:t>
                               </w:r>
                               <w:proofErr w:type="spellEnd"/>
                             </w:p>
@@ -3888,7 +5293,27 @@
                                   <w:sz w:val="23"/>
                                   <w:szCs w:val="23"/>
                                 </w:rPr>
-                                <w:t>btn_r_in</w:t>
+                                <w:t>b</w:t>
+                              </w:r>
+                              <w:r>
+                                <w:rPr>
+                                  <w:rFonts w:ascii="Lato" w:hAnsi="Lato"/>
+                                  <w:color w:val="373737"/>
+                                  <w:kern w:val="24"/>
+                                  <w:sz w:val="23"/>
+                                  <w:szCs w:val="23"/>
+                                </w:rPr>
+                                <w:t>tn</w:t>
+                              </w:r>
+                              <w:r>
+                                <w:rPr>
+                                  <w:rFonts w:ascii="Lato" w:hAnsi="Lato"/>
+                                  <w:color w:val="373737"/>
+                                  <w:kern w:val="24"/>
+                                  <w:sz w:val="23"/>
+                                  <w:szCs w:val="23"/>
+                                </w:rPr>
+                                <w:t>r</w:t>
                               </w:r>
                               <w:proofErr w:type="spellEnd"/>
                             </w:p>
@@ -4004,7 +5429,27 @@
                                   <w:sz w:val="23"/>
                                   <w:szCs w:val="23"/>
                                 </w:rPr>
-                                <w:t>btn_l_in</w:t>
+                                <w:t>b</w:t>
+                              </w:r>
+                              <w:r>
+                                <w:rPr>
+                                  <w:rFonts w:ascii="Lato" w:hAnsi="Lato"/>
+                                  <w:color w:val="373737"/>
+                                  <w:kern w:val="24"/>
+                                  <w:sz w:val="23"/>
+                                  <w:szCs w:val="23"/>
+                                </w:rPr>
+                                <w:t>tn</w:t>
+                              </w:r>
+                              <w:r>
+                                <w:rPr>
+                                  <w:rFonts w:ascii="Lato" w:hAnsi="Lato"/>
+                                  <w:color w:val="373737"/>
+                                  <w:kern w:val="24"/>
+                                  <w:sz w:val="23"/>
+                                  <w:szCs w:val="23"/>
+                                </w:rPr>
+                                <w:t>l</w:t>
                               </w:r>
                               <w:proofErr w:type="spellEnd"/>
                             </w:p>
@@ -4119,7 +5564,17 @@
                                   <w:sz w:val="23"/>
                                   <w:szCs w:val="23"/>
                                 </w:rPr>
-                                <w:t>led</w:t>
+                                <w:t>l</w:t>
+                              </w:r>
+                              <w:r>
+                                <w:rPr>
+                                  <w:rFonts w:ascii="Lato" w:hAnsi="Lato"/>
+                                  <w:color w:val="373737"/>
+                                  <w:kern w:val="24"/>
+                                  <w:sz w:val="23"/>
+                                  <w:szCs w:val="23"/>
+                                </w:rPr>
+                                <w:t>ed</w:t>
                               </w:r>
                             </w:p>
                           </w:tc>
@@ -4225,18 +5680,46 @@
                                   <w:szCs w:val="23"/>
                                 </w:rPr>
                               </w:pPr>
-                              <w:proofErr w:type="spellStart"/>
-                              <w:r>
-                                <w:rPr>
-                                  <w:rFonts w:ascii="Lato" w:hAnsi="Lato"/>
-                                  <w:color w:val="373737"/>
-                                  <w:kern w:val="24"/>
-                                  <w:sz w:val="23"/>
-                                  <w:szCs w:val="23"/>
-                                </w:rPr>
-                                <w:t>led_g</w:t>
-                              </w:r>
-                              <w:proofErr w:type="spellEnd"/>
+                              <w:r>
+                                <w:rPr>
+                                  <w:rFonts w:ascii="Lato" w:hAnsi="Lato"/>
+                                  <w:color w:val="373737"/>
+                                  <w:kern w:val="24"/>
+                                  <w:sz w:val="23"/>
+                                  <w:szCs w:val="23"/>
+                                </w:rPr>
+                                <w:t>l</w:t>
+                              </w:r>
+                              <w:r>
+                                <w:rPr>
+                                  <w:rFonts w:ascii="Lato" w:hAnsi="Lato"/>
+                                  <w:color w:val="373737"/>
+                                  <w:kern w:val="24"/>
+                                  <w:sz w:val="23"/>
+                                  <w:szCs w:val="23"/>
+                                </w:rPr>
+                                <w:t>ed</w:t>
+                              </w:r>
+                              <w:r>
+                                <w:rPr>
+                                  <w:rFonts w:ascii="Lato" w:hAnsi="Lato"/>
+                                  <w:color w:val="373737"/>
+                                  <w:kern w:val="24"/>
+                                  <w:sz w:val="23"/>
+                                  <w:szCs w:val="23"/>
+                                </w:rPr>
+                                <w:t>16</w:t>
+                              </w:r>
+                              <w:r>
+                                <w:rPr>
+                                  <w:rFonts w:ascii="Lato" w:hAnsi="Lato"/>
+                                  <w:color w:val="373737"/>
+                                  <w:kern w:val="24"/>
+                                  <w:sz w:val="23"/>
+                                  <w:szCs w:val="23"/>
+                                </w:rPr>
+                                <w:t>_g</w:t>
+                              </w:r>
                             </w:p>
                           </w:tc>
                           <w:tc>
@@ -4341,18 +5824,46 @@
                                   <w:szCs w:val="23"/>
                                 </w:rPr>
                               </w:pPr>
-                              <w:proofErr w:type="spellStart"/>
-                              <w:r>
-                                <w:rPr>
-                                  <w:rFonts w:ascii="Lato" w:hAnsi="Lato"/>
-                                  <w:color w:val="373737"/>
-                                  <w:kern w:val="24"/>
-                                  <w:sz w:val="23"/>
-                                  <w:szCs w:val="23"/>
-                                </w:rPr>
-                                <w:t>led_r</w:t>
-                              </w:r>
-                              <w:proofErr w:type="spellEnd"/>
+                              <w:r>
+                                <w:rPr>
+                                  <w:rFonts w:ascii="Lato" w:hAnsi="Lato"/>
+                                  <w:color w:val="373737"/>
+                                  <w:kern w:val="24"/>
+                                  <w:sz w:val="23"/>
+                                  <w:szCs w:val="23"/>
+                                </w:rPr>
+                                <w:t>l</w:t>
+                              </w:r>
+                              <w:r>
+                                <w:rPr>
+                                  <w:rFonts w:ascii="Lato" w:hAnsi="Lato"/>
+                                  <w:color w:val="373737"/>
+                                  <w:kern w:val="24"/>
+                                  <w:sz w:val="23"/>
+                                  <w:szCs w:val="23"/>
+                                </w:rPr>
+                                <w:t>ed</w:t>
+                              </w:r>
+                              <w:r>
+                                <w:rPr>
+                                  <w:rFonts w:ascii="Lato" w:hAnsi="Lato"/>
+                                  <w:color w:val="373737"/>
+                                  <w:kern w:val="24"/>
+                                  <w:sz w:val="23"/>
+                                  <w:szCs w:val="23"/>
+                                </w:rPr>
+                                <w:t>16</w:t>
+                              </w:r>
+                              <w:r>
+                                <w:rPr>
+                                  <w:rFonts w:ascii="Lato" w:hAnsi="Lato"/>
+                                  <w:color w:val="373737"/>
+                                  <w:kern w:val="24"/>
+                                  <w:sz w:val="23"/>
+                                  <w:szCs w:val="23"/>
+                                </w:rPr>
+                                <w:t>_r</w:t>
+                              </w:r>
                             </w:p>
                           </w:tc>
                           <w:tc>
@@ -4579,7 +6090,7 @@
                                   <w:sz w:val="23"/>
                                   <w:szCs w:val="23"/>
                                 </w:rPr>
-                                <w:t>anode</w:t>
+                                <w:t>an</w:t>
                               </w:r>
                             </w:p>
                           </w:tc>
@@ -4880,6 +6391,16 @@
                           </w:rPr>
                           <w:t xml:space="preserve">Score </w:t>
                         </w:r>
+                        <w:r>
+                          <w:rPr>
+                            <w:rFonts w:ascii="Lato" w:hAnsi="Lato"/>
+                            <w:color w:val="373737"/>
+                            <w:kern w:val="24"/>
+                            <w:sz w:val="23"/>
+                            <w:szCs w:val="23"/>
+                          </w:rPr>
+                          <w:t>counter</w:t>
+                        </w:r>
                       </w:p>
                       <w:p>
                         <w:pPr>
@@ -4933,6 +6454,16 @@
                             <w:szCs w:val="23"/>
                           </w:rPr>
                           <w:t>Display</w:t>
+                        </w:r>
+                        <w:r>
+                          <w:rPr>
+                            <w:rFonts w:ascii="Lato" w:hAnsi="Lato"/>
+                            <w:color w:val="373737"/>
+                            <w:kern w:val="24"/>
+                            <w:sz w:val="23"/>
+                            <w:szCs w:val="23"/>
+                          </w:rPr>
+                          <w:t xml:space="preserve"> driver</w:t>
                         </w:r>
                       </w:p>
                     </w:txbxContent>
@@ -4970,7 +6501,7 @@
                     </w:txbxContent>
                   </v:textbox>
                 </v:shape>
-                <v:shape id="TextBox 70" o:spid="_x0000_s1047" type="#_x0000_t202" style="position:absolute;left:2129;top:91758;width:33751;height:28853;visibility:visible;mso-wrap-style:square;v-text-anchor:top" o:gfxdata="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" filled="f" stroked="f">
+                <v:shape id="TextBox 70" o:spid="_x0000_s1047" type="#_x0000_t202" style="position:absolute;left:2129;top:90442;width:33751;height:37784;visibility:visible;mso-wrap-style:square;v-text-anchor:top" o:gfxdata="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" filled="f" stroked="f">
                   <v:textbox inset="0,0,0,0">
                     <w:txbxContent>
                       <w:p>
@@ -4992,7 +6523,107 @@
                             <w:sz w:val="23"/>
                             <w:szCs w:val="23"/>
                           </w:rPr>
-                          <w:t xml:space="preserve">Game start when player press one of button. </w:t>
+                          <w:t>Game start</w:t>
+                        </w:r>
+                        <w:r>
+                          <w:rPr>
+                            <w:rFonts w:ascii="Lato" w:hAnsi="Lato"/>
+                            <w:color w:val="373737"/>
+                            <w:kern w:val="24"/>
+                            <w:sz w:val="23"/>
+                            <w:szCs w:val="23"/>
+                          </w:rPr>
+                          <w:t>s</w:t>
+                        </w:r>
+                        <w:r>
+                          <w:rPr>
+                            <w:rFonts w:ascii="Lato" w:hAnsi="Lato"/>
+                            <w:color w:val="373737"/>
+                            <w:kern w:val="24"/>
+                            <w:sz w:val="23"/>
+                            <w:szCs w:val="23"/>
+                          </w:rPr>
+                          <w:t xml:space="preserve"> when</w:t>
+                        </w:r>
+                        <w:r>
+                          <w:rPr>
+                            <w:rFonts w:ascii="Lato" w:hAnsi="Lato"/>
+                            <w:color w:val="373737"/>
+                            <w:kern w:val="24"/>
+                            <w:sz w:val="23"/>
+                            <w:szCs w:val="23"/>
+                          </w:rPr>
+                          <w:t xml:space="preserve"> a</w:t>
+                        </w:r>
+                        <w:r>
+                          <w:rPr>
+                            <w:rFonts w:ascii="Lato" w:hAnsi="Lato"/>
+                            <w:color w:val="373737"/>
+                            <w:kern w:val="24"/>
+                            <w:sz w:val="23"/>
+                            <w:szCs w:val="23"/>
+                          </w:rPr>
+                          <w:t xml:space="preserve"> player press</w:t>
+                        </w:r>
+                        <w:r>
+                          <w:rPr>
+                            <w:rFonts w:ascii="Lato" w:hAnsi="Lato"/>
+                            <w:color w:val="373737"/>
+                            <w:kern w:val="24"/>
+                            <w:sz w:val="23"/>
+                            <w:szCs w:val="23"/>
+                          </w:rPr>
+                          <w:t>es</w:t>
+                        </w:r>
+                        <w:r>
+                          <w:rPr>
+                            <w:rFonts w:ascii="Lato" w:hAnsi="Lato"/>
+                            <w:color w:val="373737"/>
+                            <w:kern w:val="24"/>
+                            <w:sz w:val="23"/>
+                            <w:szCs w:val="23"/>
+                          </w:rPr>
+                          <w:t xml:space="preserve"> one of </w:t>
+                        </w:r>
+                        <w:r>
+                          <w:rPr>
+                            <w:rFonts w:ascii="Lato" w:hAnsi="Lato"/>
+                            <w:color w:val="373737"/>
+                            <w:kern w:val="24"/>
+                            <w:sz w:val="23"/>
+                            <w:szCs w:val="23"/>
+                          </w:rPr>
+                          <w:t xml:space="preserve">the </w:t>
+                        </w:r>
+                        <w:r>
+                          <w:rPr>
+                            <w:rFonts w:ascii="Lato" w:hAnsi="Lato"/>
+                            <w:color w:val="373737"/>
+                            <w:kern w:val="24"/>
+                            <w:sz w:val="23"/>
+                            <w:szCs w:val="23"/>
+                          </w:rPr>
+                          <w:t>button</w:t>
+                        </w:r>
+                        <w:r>
+                          <w:rPr>
+                            <w:rFonts w:ascii="Lato" w:hAnsi="Lato"/>
+                            <w:color w:val="373737"/>
+                            <w:kern w:val="24"/>
+                            <w:sz w:val="23"/>
+                            <w:szCs w:val="23"/>
+                          </w:rPr>
+                          <w:t>s</w:t>
+                        </w:r>
+                        <w:r>
+                          <w:rPr>
+                            <w:rFonts w:ascii="Lato" w:hAnsi="Lato"/>
+                            <w:color w:val="373737"/>
+                            <w:kern w:val="24"/>
+                            <w:sz w:val="23"/>
+                            <w:szCs w:val="23"/>
+                          </w:rPr>
+                          <w:t xml:space="preserve">. </w:t>
                         </w:r>
                         <w:r>
                           <w:rPr>
@@ -5022,27 +6653,447 @@
                             <w:sz w:val="23"/>
                             <w:szCs w:val="23"/>
                           </w:rPr>
-                          <w:t xml:space="preserve">component eliminate bounce effect which create when button press. </w:t>
-                        </w:r>
-                        <w:r>
-                          <w:rPr>
-                            <w:rFonts w:ascii="Lato" w:hAnsi="Lato"/>
-                            <w:color w:val="373737"/>
-                            <w:kern w:val="24"/>
-                            <w:sz w:val="23"/>
-                            <w:szCs w:val="23"/>
-                          </w:rPr>
-                          <w:t xml:space="preserve">Multiplexer switching between counters and this determines direction of ball. Speed of ball is determined by </w:t>
-                        </w:r>
-                        <w:r>
-                          <w:rPr>
-                            <w:rFonts w:ascii="Lato" w:hAnsi="Lato"/>
-                            <w:color w:val="373737"/>
-                            <w:kern w:val="24"/>
-                            <w:sz w:val="23"/>
-                            <w:szCs w:val="23"/>
-                          </w:rPr>
-                          <w:t xml:space="preserve">Speed component which speed up input signal to </w:t>
+                          <w:t>component eliminate</w:t>
+                        </w:r>
+                        <w:r>
+                          <w:rPr>
+                            <w:rFonts w:ascii="Lato" w:hAnsi="Lato"/>
+                            <w:color w:val="373737"/>
+                            <w:kern w:val="24"/>
+                            <w:sz w:val="23"/>
+                            <w:szCs w:val="23"/>
+                          </w:rPr>
+                          <w:t>s</w:t>
+                        </w:r>
+                        <w:r>
+                          <w:rPr>
+                            <w:rFonts w:ascii="Lato" w:hAnsi="Lato"/>
+                            <w:color w:val="373737"/>
+                            <w:kern w:val="24"/>
+                            <w:sz w:val="23"/>
+                            <w:szCs w:val="23"/>
+                          </w:rPr>
+                          <w:t xml:space="preserve"> </w:t>
+                        </w:r>
+                        <w:r>
+                          <w:rPr>
+                            <w:rFonts w:ascii="Lato" w:hAnsi="Lato"/>
+                            <w:color w:val="373737"/>
+                            <w:kern w:val="24"/>
+                            <w:sz w:val="23"/>
+                            <w:szCs w:val="23"/>
+                          </w:rPr>
+                          <w:t xml:space="preserve">any </w:t>
+                        </w:r>
+                        <w:r>
+                          <w:rPr>
+                            <w:rFonts w:ascii="Lato" w:hAnsi="Lato"/>
+                            <w:color w:val="373737"/>
+                            <w:kern w:val="24"/>
+                            <w:sz w:val="23"/>
+                            <w:szCs w:val="23"/>
+                          </w:rPr>
+                          <w:t>bounce effect</w:t>
+                        </w:r>
+                        <w:r>
+                          <w:rPr>
+                            <w:rFonts w:ascii="Lato" w:hAnsi="Lato"/>
+                            <w:color w:val="373737"/>
+                            <w:kern w:val="24"/>
+                            <w:sz w:val="23"/>
+                            <w:szCs w:val="23"/>
+                          </w:rPr>
+                          <w:t>s,</w:t>
+                        </w:r>
+                        <w:r>
+                          <w:rPr>
+                            <w:rFonts w:ascii="Lato" w:hAnsi="Lato"/>
+                            <w:color w:val="373737"/>
+                            <w:kern w:val="24"/>
+                            <w:sz w:val="23"/>
+                            <w:szCs w:val="23"/>
+                          </w:rPr>
+                          <w:t xml:space="preserve"> which </w:t>
+                        </w:r>
+                        <w:r>
+                          <w:rPr>
+                            <w:rFonts w:ascii="Lato" w:hAnsi="Lato"/>
+                            <w:color w:val="373737"/>
+                            <w:kern w:val="24"/>
+                            <w:sz w:val="23"/>
+                            <w:szCs w:val="23"/>
+                          </w:rPr>
+                          <w:t xml:space="preserve">are </w:t>
+                        </w:r>
+                        <w:r>
+                          <w:rPr>
+                            <w:rFonts w:ascii="Lato" w:hAnsi="Lato"/>
+                            <w:color w:val="373737"/>
+                            <w:kern w:val="24"/>
+                            <w:sz w:val="23"/>
+                            <w:szCs w:val="23"/>
+                          </w:rPr>
+                          <w:t>create</w:t>
+                        </w:r>
+                        <w:r>
+                          <w:rPr>
+                            <w:rFonts w:ascii="Lato" w:hAnsi="Lato"/>
+                            <w:color w:val="373737"/>
+                            <w:kern w:val="24"/>
+                            <w:sz w:val="23"/>
+                            <w:szCs w:val="23"/>
+                          </w:rPr>
+                          <w:t>d</w:t>
+                        </w:r>
+                        <w:r>
+                          <w:rPr>
+                            <w:rFonts w:ascii="Lato" w:hAnsi="Lato"/>
+                            <w:color w:val="373737"/>
+                            <w:kern w:val="24"/>
+                            <w:sz w:val="23"/>
+                            <w:szCs w:val="23"/>
+                          </w:rPr>
+                          <w:t xml:space="preserve"> w</w:t>
+                        </w:r>
+                        <w:r>
+                          <w:rPr>
+                            <w:rFonts w:ascii="Lato" w:hAnsi="Lato"/>
+                            <w:color w:val="373737"/>
+                            <w:kern w:val="24"/>
+                            <w:sz w:val="23"/>
+                            <w:szCs w:val="23"/>
+                          </w:rPr>
+                          <w:t xml:space="preserve">hen a </w:t>
+                        </w:r>
+                        <w:r>
+                          <w:rPr>
+                            <w:rFonts w:ascii="Lato" w:hAnsi="Lato"/>
+                            <w:color w:val="373737"/>
+                            <w:kern w:val="24"/>
+                            <w:sz w:val="23"/>
+                            <w:szCs w:val="23"/>
+                          </w:rPr>
+                          <w:t xml:space="preserve">button </w:t>
+                        </w:r>
+                        <w:r>
+                          <w:rPr>
+                            <w:rFonts w:ascii="Lato" w:hAnsi="Lato"/>
+                            <w:color w:val="373737"/>
+                            <w:kern w:val="24"/>
+                            <w:sz w:val="23"/>
+                            <w:szCs w:val="23"/>
+                          </w:rPr>
+                          <w:t xml:space="preserve">is </w:t>
+                        </w:r>
+                        <w:r>
+                          <w:rPr>
+                            <w:rFonts w:ascii="Lato" w:hAnsi="Lato"/>
+                            <w:color w:val="373737"/>
+                            <w:kern w:val="24"/>
+                            <w:sz w:val="23"/>
+                            <w:szCs w:val="23"/>
+                          </w:rPr>
+                          <w:t>press</w:t>
+                        </w:r>
+                        <w:r>
+                          <w:rPr>
+                            <w:rFonts w:ascii="Lato" w:hAnsi="Lato"/>
+                            <w:color w:val="373737"/>
+                            <w:kern w:val="24"/>
+                            <w:sz w:val="23"/>
+                            <w:szCs w:val="23"/>
+                          </w:rPr>
+                          <w:t>ed</w:t>
+                        </w:r>
+                        <w:r>
+                          <w:rPr>
+                            <w:rFonts w:ascii="Lato" w:hAnsi="Lato"/>
+                            <w:color w:val="373737"/>
+                            <w:kern w:val="24"/>
+                            <w:sz w:val="23"/>
+                            <w:szCs w:val="23"/>
+                          </w:rPr>
+                          <w:t xml:space="preserve">. </w:t>
+                        </w:r>
+                        <w:r>
+                          <w:rPr>
+                            <w:rFonts w:ascii="Lato" w:hAnsi="Lato"/>
+                            <w:color w:val="373737"/>
+                            <w:kern w:val="24"/>
+                            <w:sz w:val="23"/>
+                            <w:szCs w:val="23"/>
+                          </w:rPr>
+                          <w:t xml:space="preserve"> </w:t>
+                        </w:r>
+                        <w:r>
+                          <w:rPr>
+                            <w:rFonts w:ascii="Lato" w:hAnsi="Lato"/>
+                            <w:color w:val="373737"/>
+                            <w:kern w:val="24"/>
+                            <w:sz w:val="23"/>
+                            <w:szCs w:val="23"/>
+                          </w:rPr>
+                          <w:t>Multiplexer switch</w:t>
+                        </w:r>
+                        <w:r>
+                          <w:rPr>
+                            <w:rFonts w:ascii="Lato" w:hAnsi="Lato"/>
+                            <w:color w:val="373737"/>
+                            <w:kern w:val="24"/>
+                            <w:sz w:val="23"/>
+                            <w:szCs w:val="23"/>
+                          </w:rPr>
+                          <w:t>es</w:t>
+                        </w:r>
+                        <w:r>
+                          <w:rPr>
+                            <w:rFonts w:ascii="Lato" w:hAnsi="Lato"/>
+                            <w:color w:val="373737"/>
+                            <w:kern w:val="24"/>
+                            <w:sz w:val="23"/>
+                            <w:szCs w:val="23"/>
+                          </w:rPr>
+                          <w:t xml:space="preserve"> between counters</w:t>
+                        </w:r>
+                        <w:r>
+                          <w:rPr>
+                            <w:rFonts w:ascii="Lato" w:hAnsi="Lato"/>
+                            <w:color w:val="373737"/>
+                            <w:kern w:val="24"/>
+                            <w:sz w:val="23"/>
+                            <w:szCs w:val="23"/>
+                          </w:rPr>
+                          <w:t>,</w:t>
+                        </w:r>
+                        <w:r>
+                          <w:rPr>
+                            <w:rFonts w:ascii="Lato" w:hAnsi="Lato"/>
+                            <w:color w:val="373737"/>
+                            <w:kern w:val="24"/>
+                            <w:sz w:val="23"/>
+                            <w:szCs w:val="23"/>
+                          </w:rPr>
+                          <w:t xml:space="preserve"> determin</w:t>
+                        </w:r>
+                        <w:r>
+                          <w:rPr>
+                            <w:rFonts w:ascii="Lato" w:hAnsi="Lato"/>
+                            <w:color w:val="373737"/>
+                            <w:kern w:val="24"/>
+                            <w:sz w:val="23"/>
+                            <w:szCs w:val="23"/>
+                          </w:rPr>
+                          <w:t>ing</w:t>
+                        </w:r>
+                        <w:r>
+                          <w:rPr>
+                            <w:rFonts w:ascii="Lato" w:hAnsi="Lato"/>
+                            <w:color w:val="373737"/>
+                            <w:kern w:val="24"/>
+                            <w:sz w:val="23"/>
+                            <w:szCs w:val="23"/>
+                          </w:rPr>
+                          <w:t xml:space="preserve"> </w:t>
+                        </w:r>
+                        <w:r>
+                          <w:rPr>
+                            <w:rFonts w:ascii="Lato" w:hAnsi="Lato"/>
+                            <w:color w:val="373737"/>
+                            <w:kern w:val="24"/>
+                            <w:sz w:val="23"/>
+                            <w:szCs w:val="23"/>
+                          </w:rPr>
+                          <w:t xml:space="preserve">the </w:t>
+                        </w:r>
+                        <w:r>
+                          <w:rPr>
+                            <w:rFonts w:ascii="Lato" w:hAnsi="Lato"/>
+                            <w:color w:val="373737"/>
+                            <w:kern w:val="24"/>
+                            <w:sz w:val="23"/>
+                            <w:szCs w:val="23"/>
+                          </w:rPr>
+                          <w:t xml:space="preserve">direction of </w:t>
+                        </w:r>
+                        <w:r>
+                          <w:rPr>
+                            <w:rFonts w:ascii="Lato" w:hAnsi="Lato"/>
+                            <w:color w:val="373737"/>
+                            <w:kern w:val="24"/>
+                            <w:sz w:val="23"/>
+                            <w:szCs w:val="23"/>
+                          </w:rPr>
+                          <w:t xml:space="preserve">the </w:t>
+                        </w:r>
+                        <w:r>
+                          <w:rPr>
+                            <w:rFonts w:ascii="Lato" w:hAnsi="Lato"/>
+                            <w:color w:val="373737"/>
+                            <w:kern w:val="24"/>
+                            <w:sz w:val="23"/>
+                            <w:szCs w:val="23"/>
+                          </w:rPr>
+                          <w:t>ball. Speed of</w:t>
+                        </w:r>
+                        <w:r>
+                          <w:rPr>
+                            <w:rFonts w:ascii="Lato" w:hAnsi="Lato"/>
+                            <w:color w:val="373737"/>
+                            <w:kern w:val="24"/>
+                            <w:sz w:val="23"/>
+                            <w:szCs w:val="23"/>
+                          </w:rPr>
+                          <w:t xml:space="preserve"> the</w:t>
+                        </w:r>
+                        <w:r>
+                          <w:rPr>
+                            <w:rFonts w:ascii="Lato" w:hAnsi="Lato"/>
+                            <w:color w:val="373737"/>
+                            <w:kern w:val="24"/>
+                            <w:sz w:val="23"/>
+                            <w:szCs w:val="23"/>
+                          </w:rPr>
+                          <w:t xml:space="preserve"> ball is determi</w:t>
+                        </w:r>
+                        <w:r>
+                          <w:rPr>
+                            <w:rFonts w:ascii="Lato" w:hAnsi="Lato"/>
+                            <w:color w:val="373737"/>
+                            <w:kern w:val="24"/>
+                            <w:sz w:val="23"/>
+                            <w:szCs w:val="23"/>
+                          </w:rPr>
+                          <w:t>ned</w:t>
+                        </w:r>
+                        <w:r>
+                          <w:rPr>
+                            <w:rFonts w:ascii="Lato" w:hAnsi="Lato"/>
+                            <w:color w:val="373737"/>
+                            <w:kern w:val="24"/>
+                            <w:sz w:val="23"/>
+                            <w:szCs w:val="23"/>
+                          </w:rPr>
+                          <w:t xml:space="preserve"> by </w:t>
+                        </w:r>
+                        <w:r>
+                          <w:rPr>
+                            <w:rFonts w:ascii="Lato" w:hAnsi="Lato"/>
+                            <w:color w:val="373737"/>
+                            <w:kern w:val="24"/>
+                            <w:sz w:val="23"/>
+                            <w:szCs w:val="23"/>
+                          </w:rPr>
+                          <w:t xml:space="preserve">the </w:t>
+                        </w:r>
+                        <w:r>
+                          <w:rPr>
+                            <w:rFonts w:ascii="Lato" w:hAnsi="Lato"/>
+                            <w:color w:val="373737"/>
+                            <w:kern w:val="24"/>
+                            <w:sz w:val="23"/>
+                            <w:szCs w:val="23"/>
+                          </w:rPr>
+                          <w:t>Speed</w:t>
+                        </w:r>
+                        <w:r>
+                          <w:rPr>
+                            <w:rFonts w:ascii="Lato" w:hAnsi="Lato"/>
+                            <w:color w:val="373737"/>
+                            <w:kern w:val="24"/>
+                            <w:sz w:val="23"/>
+                            <w:szCs w:val="23"/>
+                          </w:rPr>
+                          <w:t xml:space="preserve"> counter</w:t>
+                        </w:r>
+                        <w:r>
+                          <w:rPr>
+                            <w:rFonts w:ascii="Lato" w:hAnsi="Lato"/>
+                            <w:color w:val="373737"/>
+                            <w:kern w:val="24"/>
+                            <w:sz w:val="23"/>
+                            <w:szCs w:val="23"/>
+                          </w:rPr>
+                          <w:t xml:space="preserve"> component which speed</w:t>
+                        </w:r>
+                        <w:r>
+                          <w:rPr>
+                            <w:rFonts w:ascii="Lato" w:hAnsi="Lato"/>
+                            <w:color w:val="373737"/>
+                            <w:kern w:val="24"/>
+                            <w:sz w:val="23"/>
+                            <w:szCs w:val="23"/>
+                          </w:rPr>
+                          <w:t>s</w:t>
+                        </w:r>
+                        <w:r>
+                          <w:rPr>
+                            <w:rFonts w:ascii="Lato" w:hAnsi="Lato"/>
+                            <w:color w:val="373737"/>
+                            <w:kern w:val="24"/>
+                            <w:sz w:val="23"/>
+                            <w:szCs w:val="23"/>
+                          </w:rPr>
+                          <w:t xml:space="preserve"> up</w:t>
+                        </w:r>
+                        <w:r>
+                          <w:rPr>
+                            <w:rFonts w:ascii="Lato" w:hAnsi="Lato"/>
+                            <w:color w:val="373737"/>
+                            <w:kern w:val="24"/>
+                            <w:sz w:val="23"/>
+                            <w:szCs w:val="23"/>
+                          </w:rPr>
+                          <w:t xml:space="preserve"> the</w:t>
+                        </w:r>
+                        <w:r>
+                          <w:rPr>
+                            <w:rFonts w:ascii="Lato" w:hAnsi="Lato"/>
+                            <w:color w:val="373737"/>
+                            <w:kern w:val="24"/>
+                            <w:sz w:val="23"/>
+                            <w:szCs w:val="23"/>
+                          </w:rPr>
+                          <w:t xml:space="preserve"> </w:t>
+                        </w:r>
+                        <w:r>
+                          <w:rPr>
+                            <w:rFonts w:ascii="Lato" w:hAnsi="Lato"/>
+                            <w:color w:val="373737"/>
+                            <w:kern w:val="24"/>
+                            <w:sz w:val="23"/>
+                            <w:szCs w:val="23"/>
+                          </w:rPr>
+                          <w:t>output</w:t>
+                        </w:r>
+                        <w:r>
+                          <w:rPr>
+                            <w:rFonts w:ascii="Lato" w:hAnsi="Lato"/>
+                            <w:color w:val="373737"/>
+                            <w:kern w:val="24"/>
+                            <w:sz w:val="23"/>
+                            <w:szCs w:val="23"/>
+                          </w:rPr>
+                          <w:t xml:space="preserve"> signal </w:t>
+                        </w:r>
+                        <w:r>
+                          <w:rPr>
+                            <w:rFonts w:ascii="Lato" w:hAnsi="Lato"/>
+                            <w:color w:val="373737"/>
+                            <w:kern w:val="24"/>
+                            <w:sz w:val="23"/>
+                            <w:szCs w:val="23"/>
+                          </w:rPr>
+                          <w:t>of</w:t>
+                        </w:r>
+                        <w:r>
+                          <w:rPr>
+                            <w:rFonts w:ascii="Lato" w:hAnsi="Lato"/>
+                            <w:color w:val="373737"/>
+                            <w:kern w:val="24"/>
+                            <w:sz w:val="23"/>
+                            <w:szCs w:val="23"/>
+                          </w:rPr>
+                          <w:t xml:space="preserve"> </w:t>
                         </w:r>
                         <w:proofErr w:type="spellStart"/>
                         <w:r>
@@ -5053,7 +7104,17 @@
                             <w:sz w:val="23"/>
                             <w:szCs w:val="23"/>
                           </w:rPr>
-                          <w:t>Clk_en</w:t>
+                          <w:t>c</w:t>
+                        </w:r>
+                        <w:r>
+                          <w:rPr>
+                            <w:rFonts w:ascii="Lato" w:hAnsi="Lato"/>
+                            <w:color w:val="373737"/>
+                            <w:kern w:val="24"/>
+                            <w:sz w:val="23"/>
+                            <w:szCs w:val="23"/>
+                          </w:rPr>
+                          <w:t>lk_en</w:t>
                         </w:r>
                         <w:proofErr w:type="spellEnd"/>
                         <w:r>
@@ -5064,16 +7125,6 @@
                             <w:sz w:val="23"/>
                             <w:szCs w:val="23"/>
                           </w:rPr>
-                          <w:t xml:space="preserve"> component</w:t>
-                        </w:r>
-                        <w:r>
-                          <w:rPr>
-                            <w:rFonts w:ascii="Lato" w:hAnsi="Lato"/>
-                            <w:color w:val="373737"/>
-                            <w:kern w:val="24"/>
-                            <w:sz w:val="23"/>
-                            <w:szCs w:val="23"/>
-                          </w:rPr>
                           <w:t>.</w:t>
                         </w:r>
                         <w:r>
@@ -5084,59 +7135,307 @@
                             <w:sz w:val="23"/>
                             <w:szCs w:val="23"/>
                           </w:rPr>
-                          <w:t xml:space="preserve"> Clock enable slows down clock signal for human reactions. Component Bin2led converting binary number to code which lit one LED. Score is counting by Score module and</w:t>
-                        </w:r>
-                        <w:r>
-                          <w:rPr>
-                            <w:rFonts w:ascii="Lato" w:hAnsi="Lato"/>
-                            <w:color w:val="373737"/>
-                            <w:kern w:val="24"/>
-                            <w:sz w:val="23"/>
-                            <w:szCs w:val="23"/>
-                          </w:rPr>
-                          <w:t xml:space="preserve"> through Display component displays on 7-segment. Module</w:t>
-                        </w:r>
-                        <w:r>
-                          <w:rPr>
-                            <w:rFonts w:ascii="Lato" w:hAnsi="Lato"/>
-                            <w:color w:val="373737"/>
-                            <w:kern w:val="24"/>
-                            <w:sz w:val="23"/>
-                            <w:szCs w:val="23"/>
-                          </w:rPr>
-                          <w:t xml:space="preserve"> </w:t>
-                        </w:r>
-                        <w:proofErr w:type="spellStart"/>
-                        <w:r>
-                          <w:rPr>
-                            <w:rFonts w:ascii="Lato" w:hAnsi="Lato"/>
-                            <w:color w:val="373737"/>
-                            <w:kern w:val="24"/>
-                            <w:sz w:val="23"/>
-                            <w:szCs w:val="23"/>
-                          </w:rPr>
-                          <w:t>Green_LED</w:t>
-                        </w:r>
-                        <w:proofErr w:type="spellEnd"/>
-                        <w:r>
-                          <w:rPr>
-                            <w:rFonts w:ascii="Lato" w:hAnsi="Lato"/>
-                            <w:color w:val="373737"/>
-                            <w:kern w:val="24"/>
-                            <w:sz w:val="23"/>
-                            <w:szCs w:val="23"/>
-                          </w:rPr>
-                          <w:t xml:space="preserve"> lit </w:t>
-                        </w:r>
-                        <w:r>
-                          <w:rPr>
-                            <w:rFonts w:ascii="Lato" w:hAnsi="Lato"/>
-                            <w:color w:val="373737"/>
-                            <w:kern w:val="24"/>
-                            <w:sz w:val="23"/>
-                            <w:szCs w:val="23"/>
-                          </w:rPr>
-                          <w:t>green LED and hold it on, so that players can register it.</w:t>
+                          <w:t xml:space="preserve"> Clock enable slows down </w:t>
+                        </w:r>
+                        <w:r>
+                          <w:rPr>
+                            <w:rFonts w:ascii="Lato" w:hAnsi="Lato"/>
+                            <w:color w:val="373737"/>
+                            <w:kern w:val="24"/>
+                            <w:sz w:val="23"/>
+                            <w:szCs w:val="23"/>
+                          </w:rPr>
+                          <w:t xml:space="preserve">the </w:t>
+                        </w:r>
+                        <w:r>
+                          <w:rPr>
+                            <w:rFonts w:ascii="Lato" w:hAnsi="Lato"/>
+                            <w:color w:val="373737"/>
+                            <w:kern w:val="24"/>
+                            <w:sz w:val="23"/>
+                            <w:szCs w:val="23"/>
+                          </w:rPr>
+                          <w:t>clock signal for human reactions. Component Bin2led convert</w:t>
+                        </w:r>
+                        <w:r>
+                          <w:rPr>
+                            <w:rFonts w:ascii="Lato" w:hAnsi="Lato"/>
+                            <w:color w:val="373737"/>
+                            <w:kern w:val="24"/>
+                            <w:sz w:val="23"/>
+                            <w:szCs w:val="23"/>
+                          </w:rPr>
+                          <w:t>s</w:t>
+                        </w:r>
+                        <w:r>
+                          <w:rPr>
+                            <w:rFonts w:ascii="Lato" w:hAnsi="Lato"/>
+                            <w:color w:val="373737"/>
+                            <w:kern w:val="24"/>
+                            <w:sz w:val="23"/>
+                            <w:szCs w:val="23"/>
+                          </w:rPr>
+                          <w:t xml:space="preserve"> binary number</w:t>
+                        </w:r>
+                        <w:r>
+                          <w:rPr>
+                            <w:rFonts w:ascii="Lato" w:hAnsi="Lato"/>
+                            <w:color w:val="373737"/>
+                            <w:kern w:val="24"/>
+                            <w:sz w:val="23"/>
+                            <w:szCs w:val="23"/>
+                          </w:rPr>
+                          <w:t>s</w:t>
+                        </w:r>
+                        <w:r>
+                          <w:rPr>
+                            <w:rFonts w:ascii="Lato" w:hAnsi="Lato"/>
+                            <w:color w:val="373737"/>
+                            <w:kern w:val="24"/>
+                            <w:sz w:val="23"/>
+                            <w:szCs w:val="23"/>
+                          </w:rPr>
+                          <w:t xml:space="preserve"> to </w:t>
+                        </w:r>
+                        <w:r>
+                          <w:rPr>
+                            <w:rFonts w:ascii="Lato" w:hAnsi="Lato"/>
+                            <w:color w:val="373737"/>
+                            <w:kern w:val="24"/>
+                            <w:sz w:val="23"/>
+                            <w:szCs w:val="23"/>
+                          </w:rPr>
+                          <w:t>a 16-bit one-hot code</w:t>
+                        </w:r>
+                        <w:r>
+                          <w:rPr>
+                            <w:rFonts w:ascii="Lato" w:hAnsi="Lato"/>
+                            <w:color w:val="373737"/>
+                            <w:kern w:val="24"/>
+                            <w:sz w:val="23"/>
+                            <w:szCs w:val="23"/>
+                          </w:rPr>
+                          <w:t xml:space="preserve">, </w:t>
+                        </w:r>
+                        <w:r>
+                          <w:rPr>
+                            <w:rFonts w:ascii="Lato" w:hAnsi="Lato"/>
+                            <w:color w:val="373737"/>
+                            <w:kern w:val="24"/>
+                            <w:sz w:val="23"/>
+                            <w:szCs w:val="23"/>
+                          </w:rPr>
+                          <w:t xml:space="preserve">which </w:t>
+                        </w:r>
+                        <w:r>
+                          <w:rPr>
+                            <w:rFonts w:ascii="Lato" w:hAnsi="Lato"/>
+                            <w:color w:val="373737"/>
+                            <w:kern w:val="24"/>
+                            <w:sz w:val="23"/>
+                            <w:szCs w:val="23"/>
+                          </w:rPr>
+                          <w:t>lights</w:t>
+                        </w:r>
+                        <w:r>
+                          <w:rPr>
+                            <w:rFonts w:ascii="Lato" w:hAnsi="Lato"/>
+                            <w:color w:val="373737"/>
+                            <w:kern w:val="24"/>
+                            <w:sz w:val="23"/>
+                            <w:szCs w:val="23"/>
+                          </w:rPr>
+                          <w:t xml:space="preserve"> up exactly one LED corresponding to the ball</w:t>
+                        </w:r>
+                        <w:r>
+                          <w:rPr>
+                            <w:rFonts w:ascii="Lato" w:hAnsi="Lato"/>
+                            <w:color w:val="373737"/>
+                            <w:kern w:val="24"/>
+                            <w:sz w:val="23"/>
+                            <w:szCs w:val="23"/>
+                          </w:rPr>
+                          <w:t>´s</w:t>
+                        </w:r>
+                        <w:r>
+                          <w:rPr>
+                            <w:rFonts w:ascii="Lato" w:hAnsi="Lato"/>
+                            <w:color w:val="373737"/>
+                            <w:kern w:val="24"/>
+                            <w:sz w:val="23"/>
+                            <w:szCs w:val="23"/>
+                          </w:rPr>
+                          <w:t xml:space="preserve"> position</w:t>
+                        </w:r>
+                        <w:r>
+                          <w:rPr>
+                            <w:rFonts w:ascii="Lato" w:hAnsi="Lato"/>
+                            <w:color w:val="373737"/>
+                            <w:kern w:val="24"/>
+                            <w:sz w:val="23"/>
+                            <w:szCs w:val="23"/>
+                          </w:rPr>
+                          <w:t>. Score is count</w:t>
+                        </w:r>
+                        <w:r>
+                          <w:rPr>
+                            <w:rFonts w:ascii="Lato" w:hAnsi="Lato"/>
+                            <w:color w:val="373737"/>
+                            <w:kern w:val="24"/>
+                            <w:sz w:val="23"/>
+                            <w:szCs w:val="23"/>
+                          </w:rPr>
+                          <w:t>ed</w:t>
+                        </w:r>
+                        <w:r>
+                          <w:rPr>
+                            <w:rFonts w:ascii="Lato" w:hAnsi="Lato"/>
+                            <w:color w:val="373737"/>
+                            <w:kern w:val="24"/>
+                            <w:sz w:val="23"/>
+                            <w:szCs w:val="23"/>
+                          </w:rPr>
+                          <w:t xml:space="preserve"> by</w:t>
+                        </w:r>
+                        <w:r>
+                          <w:rPr>
+                            <w:rFonts w:ascii="Lato" w:hAnsi="Lato"/>
+                            <w:color w:val="373737"/>
+                            <w:kern w:val="24"/>
+                            <w:sz w:val="23"/>
+                            <w:szCs w:val="23"/>
+                          </w:rPr>
+                          <w:t xml:space="preserve"> the</w:t>
+                        </w:r>
+                        <w:r>
+                          <w:rPr>
+                            <w:rFonts w:ascii="Lato" w:hAnsi="Lato"/>
+                            <w:color w:val="373737"/>
+                            <w:kern w:val="24"/>
+                            <w:sz w:val="23"/>
+                            <w:szCs w:val="23"/>
+                          </w:rPr>
+                          <w:t xml:space="preserve"> Score</w:t>
+                        </w:r>
+                        <w:r>
+                          <w:rPr>
+                            <w:rFonts w:ascii="Lato" w:hAnsi="Lato"/>
+                            <w:color w:val="373737"/>
+                            <w:kern w:val="24"/>
+                            <w:sz w:val="23"/>
+                            <w:szCs w:val="23"/>
+                          </w:rPr>
+                          <w:t xml:space="preserve"> counter</w:t>
+                        </w:r>
+                        <w:r>
+                          <w:rPr>
+                            <w:rFonts w:ascii="Lato" w:hAnsi="Lato"/>
+                            <w:color w:val="373737"/>
+                            <w:kern w:val="24"/>
+                            <w:sz w:val="23"/>
+                            <w:szCs w:val="23"/>
+                          </w:rPr>
+                          <w:t xml:space="preserve"> module and</w:t>
+                        </w:r>
+                        <w:r>
+                          <w:rPr>
+                            <w:rFonts w:ascii="Lato" w:hAnsi="Lato"/>
+                            <w:color w:val="373737"/>
+                            <w:kern w:val="24"/>
+                            <w:sz w:val="23"/>
+                            <w:szCs w:val="23"/>
+                          </w:rPr>
+                          <w:t xml:space="preserve"> is displayed t</w:t>
+                        </w:r>
+                        <w:r>
+                          <w:rPr>
+                            <w:rFonts w:ascii="Lato" w:hAnsi="Lato"/>
+                            <w:color w:val="373737"/>
+                            <w:kern w:val="24"/>
+                            <w:sz w:val="23"/>
+                            <w:szCs w:val="23"/>
+                          </w:rPr>
+                          <w:t xml:space="preserve">hrough </w:t>
+                        </w:r>
+                        <w:r>
+                          <w:rPr>
+                            <w:rFonts w:ascii="Lato" w:hAnsi="Lato"/>
+                            <w:color w:val="373737"/>
+                            <w:kern w:val="24"/>
+                            <w:sz w:val="23"/>
+                            <w:szCs w:val="23"/>
+                          </w:rPr>
+                          <w:t xml:space="preserve">the </w:t>
+                        </w:r>
+                        <w:r>
+                          <w:rPr>
+                            <w:rFonts w:ascii="Lato" w:hAnsi="Lato"/>
+                            <w:color w:val="373737"/>
+                            <w:kern w:val="24"/>
+                            <w:sz w:val="23"/>
+                            <w:szCs w:val="23"/>
+                          </w:rPr>
+                          <w:t>Display</w:t>
+                        </w:r>
+                        <w:r>
+                          <w:rPr>
+                            <w:rFonts w:ascii="Lato" w:hAnsi="Lato"/>
+                            <w:color w:val="373737"/>
+                            <w:kern w:val="24"/>
+                            <w:sz w:val="23"/>
+                            <w:szCs w:val="23"/>
+                          </w:rPr>
+                          <w:t xml:space="preserve"> driver</w:t>
+                        </w:r>
+                        <w:r>
+                          <w:rPr>
+                            <w:rFonts w:ascii="Lato" w:hAnsi="Lato"/>
+                            <w:color w:val="373737"/>
+                            <w:kern w:val="24"/>
+                            <w:sz w:val="23"/>
+                            <w:szCs w:val="23"/>
+                          </w:rPr>
+                          <w:t xml:space="preserve"> component </w:t>
+                        </w:r>
+                        <w:r>
+                          <w:rPr>
+                            <w:rFonts w:ascii="Lato" w:hAnsi="Lato"/>
+                            <w:color w:val="373737"/>
+                            <w:kern w:val="24"/>
+                            <w:sz w:val="23"/>
+                            <w:szCs w:val="23"/>
+                          </w:rPr>
+                          <w:t xml:space="preserve">on the </w:t>
+                        </w:r>
+                        <w:r>
+                          <w:rPr>
+                            <w:rFonts w:ascii="Lato" w:hAnsi="Lato"/>
+                            <w:color w:val="373737"/>
+                            <w:kern w:val="24"/>
+                            <w:sz w:val="23"/>
+                            <w:szCs w:val="23"/>
+                          </w:rPr>
+                          <w:t>7-segment</w:t>
+                        </w:r>
+                        <w:r>
+                          <w:rPr>
+                            <w:rFonts w:ascii="Lato" w:hAnsi="Lato"/>
+                            <w:color w:val="373737"/>
+                            <w:kern w:val="24"/>
+                            <w:sz w:val="23"/>
+                            <w:szCs w:val="23"/>
+                          </w:rPr>
+                          <w:t xml:space="preserve"> display</w:t>
+                        </w:r>
+                        <w:r>
+                          <w:rPr>
+                            <w:rFonts w:ascii="Lato" w:hAnsi="Lato"/>
+                            <w:color w:val="373737"/>
+                            <w:kern w:val="24"/>
+                            <w:sz w:val="23"/>
+                            <w:szCs w:val="23"/>
+                          </w:rPr>
+                          <w:t xml:space="preserve">. </w:t>
                         </w:r>
                       </w:p>
                     </w:txbxContent>
@@ -5196,7 +7495,37 @@
                             <w:sz w:val="23"/>
                             <w:szCs w:val="23"/>
                           </w:rPr>
-                          <w:t xml:space="preserve">Architecture in this project </w:t>
+                          <w:t xml:space="preserve">Architecture </w:t>
+                        </w:r>
+                        <w:r>
+                          <w:rPr>
+                            <w:rFonts w:ascii="Lato" w:hAnsi="Lato"/>
+                            <w:color w:val="373737"/>
+                            <w:kern w:val="24"/>
+                            <w:sz w:val="23"/>
+                            <w:szCs w:val="23"/>
+                          </w:rPr>
+                          <w:t>of</w:t>
+                        </w:r>
+                        <w:r>
+                          <w:rPr>
+                            <w:rFonts w:ascii="Lato" w:hAnsi="Lato"/>
+                            <w:color w:val="373737"/>
+                            <w:kern w:val="24"/>
+                            <w:sz w:val="23"/>
+                            <w:szCs w:val="23"/>
+                          </w:rPr>
+                          <w:t xml:space="preserve"> this project </w:t>
+                        </w:r>
+                        <w:r>
+                          <w:rPr>
+                            <w:rFonts w:ascii="Lato" w:hAnsi="Lato"/>
+                            <w:color w:val="373737"/>
+                            <w:kern w:val="24"/>
+                            <w:sz w:val="23"/>
+                            <w:szCs w:val="23"/>
+                          </w:rPr>
+                          <w:t xml:space="preserve">is </w:t>
                         </w:r>
                         <w:r>
                           <w:rPr>
@@ -5417,7 +7746,7 @@
                   <v:path o:extrusionok="f" gradientshapeok="t" o:connecttype="rect"/>
                   <o:lock v:ext="edit" aspectratio="t"/>
                 </v:shapetype>
-                <v:shape id="Graphic 34" o:spid="_x0000_s1053" type="#_x0000_t75" style="position:absolute;left:66328;top:129857;width:8191;height:1351;visibility:visible;mso-wrap-style:square" o:gfxdata="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">
+                <v:shape id="Graphic 34" o:spid="_x0000_s1053" type="#_x0000_t75" style="position:absolute;left:66328;top:129857;width:8191;height:1351;visibility:visible;mso-wrap-style:square" o:gfxdata="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">
                   <v:imagedata r:id="rId17" o:title=""/>
                 </v:shape>
                 <v:shape id="Chart 35" o:spid="_x0000_s1054" type="#_x0000_t75" style="position:absolute;left:-1907;top:14528;width:0;height:0;visibility:visible" o:gfxdata="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">
@@ -5425,7 +7754,7 @@
                 </v:shape>
                 <w10:wrap anchorx="margin"/>
               </v:group>
-              <o:OLEObject Type="Embed" ProgID="Excel.Chart.8" ShapeID="Chart 35" DrawAspect="Content" ObjectID="_1839579940" r:id="rId18">
+              <o:OLEObject Type="Embed" ProgID="Excel.Chart.8" ShapeID="Chart 35" DrawAspect="Content" ObjectID="_1839619053" r:id="rId18">
                 <o:FieldCodes>\s</o:FieldCodes>
               </o:OLEObject>
             </w:pict>
@@ -5583,6 +7912,7 @@
       </w:r>
       <w:r>
         <w:rPr>
+          <w:noProof/>
           <w:lang w:val="sk-SK"/>
         </w:rPr>
         <w:drawing>
@@ -5945,6 +8275,7 @@
       </w:r>
       <w:r>
         <w:rPr>
+          <w:noProof/>
           <w:lang w:val="sk-SK"/>
         </w:rPr>
         <w:drawing>
